--- a/Курсовая работа ОП.07 Экономика отрасли (mosres).docx
+++ b/Курсовая работа ОП.07 Экономика отрасли (mosres).docx
@@ -802,6 +802,19 @@
           <w:b w:val="0"/>
         </w:rPr>
         <w:t>Предложение, формируемое городом, велико и подвижно. По состоянию на 27.09.2026 в продаже находилось 1 715 квартир в 56 корпусах общей стоимостью 37,2 млрд руб.; средняя цена квартиры составляла 21,7 млн руб., средняя цена квадратного метра — 345,7 тыс. руб. При этом 310 лотов (18,1 %) продавались со скидкой, а 122 лота (7,1 %) были переведены в резерв. Цены, скидки и состав предложения меняются ежедневно, однако ни портал продаж, ни наборы открытых данных не сохраняют историю изменений по конкретному лоту: вчерашняя цена, размер снятой скидки, дата постановки квартиры в резерв нигде не фиксируются. В результате сотрудники, отвечающие за реализацию жилья, вынуждены вести ручные выгрузки в электронные таблицы, а решения о корректировке цен и скидок принимаются без ретроспективы и без сопоставимой аналитики по корпусам, округам и станциям метро.</w:t>
+      </w:r>
+    </w:p>
+    <w:p>
+      <w:pPr>
+        <w:spacing w:before="0" w:after="0" w:line="360" w:lineRule="auto"/>
+        <w:ind w:firstLine="709"/>
+        <w:jc w:val="both"/>
+      </w:pPr>
+      <w:r>
+        <w:rPr>
+          <w:b w:val="0"/>
+        </w:rPr>
+        <w:t>Отдельное ограничение — привязка работы к стационарному рабочему месту: решения о цене и о выборе квартиры принимаются в том числе на выездных осмотрах корпусов и на просмотрах квартир, где ни ручная выгрузка, ни портал продаж не дают ни истории изменений, ни ипотечного расчёта. Поэтому мобильный доступ к данным рассматривается в работе не как дополнение, а как одно из требований к продукту, и способ его реализации оценивается экономически (подраздел 2.1).</w:t>
       </w:r>
     </w:p>
     <w:p>
@@ -2982,7 +2995,7 @@
         <w:rPr>
           <w:b w:val="0"/>
         </w:rPr>
-        <w:t>Вторая группа — профессиональные аналитические платформы: ЦИАН Аналитика, DataFlat.ru, bnMAP.pro, специализирующиеся на аналитике первичного рынка новостроек для застройщиков, банков и консультантов [22, 23]. Эти продукты дают то, чего нет у классифайдов, — динамику цен, темпы продаж, структуру спроса. Их ограничения: высокая стоимость подписки на рабочее место, ориентация на новостройки коммерческих застройщиков и агрегированный характер данных — аналитика ведётся на уровне проекта или корпуса, а не отдельного лота, что не позволяет отследить снятие скидки с конкретной квартиры. Западные представители группы — CoStar и HouseCanary — работают по той же модели на других рынках [25].</w:t>
+        <w:t>Вторая группа — профессиональные аналитические платформы: ЦИАН Аналитика, DataFlat.ru, bnMAP.pro, специализирующиеся на аналитике первичного рынка новостроек для застройщиков, банков и консультантов [22, 23]. Эти продукты дают то, чего нет у классифайдов, — динамику цен, темпы продаж, структуру спроса. Их ограничения: высокая стоимость подписки — порядка 150–250 тыс. руб. в год за одно рабочее место, ориентация на новостройки коммерческих застройщиков и агрегированный характер данных — аналитика ведётся на уровне проекта или корпуса, а не отдельного лота, что не позволяет отследить снятие скидки с конкретной квартиры. Западные представители группы — CoStar и HouseCanary — работают по той же модели на других рынках [25]. Существенно и то, что профессиональные аналитические платформы этой группы остаются преимущественно веб-сервисами: мобильные приложения у них либо отсутствуют, либо дублируют витрину объявлений, тогда как классифайды первой группы, наоборот, развивают мобильный канал как основной [19, 20].</w:t>
       </w:r>
     </w:p>
     <w:p>
@@ -3008,7 +3021,7 @@
         <w:rPr>
           <w:b w:val="0"/>
         </w:rPr>
-        <w:t>Четвёртая группа — государственные информационные системы: «Наш.Дом.РФ» ведёт учёт объектов долевого строительства и публикует статистику по рынку [18], портал «Москварталы» служит витриной продаж квартир города [16], инвестиционный портал города Москвы обеспечивает проведение аукционов [17]. Эти системы авторитетны как источники, но выполняют учётные и витринные функции: они показывают текущее состояние и не предназначены для анализа динамики предложения. Сравнительный анализ рассмотренных решений приведён в таблице 1.3.</w:t>
+        <w:t>Четвёртая группа — государственные информационные системы: «Наш.Дом.РФ» ведёт учёт объектов долевого строительства и публикует статистику по рынку [18], портал «Москварталы» служит витриной продаж квартир города [16], инвестиционный портал города Москвы обеспечивает проведение аукционов [17]. Эти системы авторитетны как источники, но выполняют учётные и витринные функции: они показывают текущее состояние и не предназначены для анализа динамики предложения. Мобильных клиентов эти системы не имеют, что для выездной работы сотрудников заказчика является самостоятельным ограничением. Сравнительный анализ рассмотренных решений приведён в таблице 1.3.</w:t>
       </w:r>
     </w:p>
     <w:p>
@@ -3163,7 +3176,7 @@
                 <w:b/>
                 <w:sz w:val="24"/>
               </w:rPr>
-              <w:t>Стоимость для пользователя</w:t>
+              <w:t>Каналы доступа</w:t>
             </w:r>
           </w:p>
         </w:tc>
@@ -3291,7 +3304,7 @@
                 <w:b w:val="0"/>
                 <w:sz w:val="24"/>
               </w:rPr>
-              <w:t>Бесплатно, платное размещение</w:t>
+              <w:t>Веб и мобильные приложения</w:t>
             </w:r>
           </w:p>
         </w:tc>
@@ -3419,7 +3432,7 @@
                 <w:b w:val="0"/>
                 <w:sz w:val="24"/>
               </w:rPr>
-              <w:t>Бесплатно</w:t>
+              <w:t>Веб и мобильное приложение</w:t>
             </w:r>
           </w:p>
         </w:tc>
@@ -3547,7 +3560,7 @@
                 <w:b w:val="0"/>
                 <w:sz w:val="24"/>
               </w:rPr>
-              <w:t>Подписка 150–250 тыс. руб. в год за рабочее место</w:t>
+              <w:t>Преимущественно веб</w:t>
             </w:r>
           </w:p>
         </w:tc>
@@ -3675,7 +3688,7 @@
                 <w:b w:val="0"/>
                 <w:sz w:val="24"/>
               </w:rPr>
-              <w:t>Бесплатно или подписка</w:t>
+              <w:t>Веб и мобильные приложения</w:t>
             </w:r>
           </w:p>
         </w:tc>
@@ -3803,7 +3816,7 @@
                 <w:b w:val="0"/>
                 <w:sz w:val="24"/>
               </w:rPr>
-              <w:t>Бесплатно</w:t>
+              <w:t>Только веб</w:t>
             </w:r>
           </w:p>
         </w:tc>
@@ -3931,7 +3944,7 @@
                 <w:b w:val="0"/>
                 <w:sz w:val="24"/>
               </w:rPr>
-              <w:t>Бюджетное финансирование, для пользователя бесплатно</w:t>
+              <w:t>Веб, PWA и приложение для Android из той же сборки</w:t>
             </w:r>
           </w:p>
         </w:tc>
@@ -4100,7 +4113,7 @@
         <w:rPr>
           <w:b w:val="0"/>
         </w:rPr>
-        <w:t>– покупатель и риелтор не имеют возможности сравнить лоты по цене квадратного метра, транспортной доступности и ипотечной нагрузке, что удлиняет срок принятия решения о покупке.</w:t>
+        <w:t>– покупатель и риелтор не имеют возможности сравнить лоты по цене квадратного метра, транспортной доступности и ипотечной нагрузке, что удлиняет срок принятия решения о покупке;</w:t>
       </w:r>
     </w:p>
     <w:p>
@@ -4113,7 +4126,20 @@
         <w:rPr>
           <w:b w:val="0"/>
         </w:rPr>
-        <w:t>Цель разработки — обеспечить полный цикл работы с данными предложения: автоматический сбор → версионное хранение истории → аналитика и уведомления об изменениях → выгрузка отчётов и ипотечные расчёты. Цели проекта конкретизированы по критериям SMART:</w:t>
+        <w:t>– работа с данными возможна только со стационарного рабочего места: сотрудник на выездном осмотре корпуса и покупатель на просмотре квартиры лишены доступа к актуальным ценам, истории изменений и ипотечному расчёту в момент, когда решение фактически принимается.</w:t>
+      </w:r>
+    </w:p>
+    <w:p>
+      <w:pPr>
+        <w:spacing w:before="0" w:after="0" w:line="360" w:lineRule="auto"/>
+        <w:ind w:firstLine="709"/>
+        <w:jc w:val="both"/>
+      </w:pPr>
+      <w:r>
+        <w:rPr>
+          <w:b w:val="0"/>
+        </w:rPr>
+        <w:t>Цель разработки — обеспечить полный цикл работы с данными предложения: автоматический сбор → версионное хранение истории → аналитика и уведомления об изменениях → выгрузка отчётов и ипотечные расчёты — и обеспечить доступ к этим данным как с рабочего места, так и с мобильного устройства. Цели проекта конкретизированы по критериям SMART:</w:t>
       </w:r>
     </w:p>
     <w:p>
@@ -4165,7 +4191,20 @@
         <w:rPr>
           <w:b w:val="0"/>
         </w:rPr>
-        <w:t>4) обеспечить доступность системы не ниже 99 % в рабочее время и время отклика основных экранов не более двух секунд при полном объёме данных.</w:t>
+        <w:t>4) обеспечить доступность системы не ниже 99 % в рабочее время и время отклика основных экранов не более двух секунд при полном объёме данных;</w:t>
+      </w:r>
+    </w:p>
+    <w:p>
+      <w:pPr>
+        <w:spacing w:before="0" w:after="0" w:line="360" w:lineRule="auto"/>
+        <w:ind w:firstLine="709"/>
+        <w:jc w:val="both"/>
+      </w:pPr>
+      <w:r>
+        <w:rPr>
+          <w:b w:val="0"/>
+        </w:rPr>
+        <w:t>5) к моменту ввода в эксплуатацию предоставить мобильное приложение для Android со полным набором функций веб-версии, распространяемое внутренним каналом заказчика, при трудозатратах на мобильный клиент не более 5 % от общей трудоёмкости проекта.</w:t>
       </w:r>
     </w:p>
     <w:p>
@@ -4204,7 +4243,7 @@
         <w:rPr>
           <w:b w:val="0"/>
         </w:rPr>
-        <w:t>Сегмент А — сотрудники подразделения реализации жилых помещений ДГИ (около 15 человек). Работают ежедневно, ведут перечень лотов, отслеживают уход квартир в резерв и подготовку аукционов. Ключевая потребность — оперативный перечень изменений за сутки и выгрузка в Excel для внутренней отчётности.</w:t>
+        <w:t>Сегмент А — сотрудники подразделения реализации жилых помещений ДГИ (около 15 человек). Работают ежедневно, ведут перечень лотов, отслеживают уход квартир в резерв и подготовку аукционов. Ключевая потребность — оперативный перечень изменений за сутки и выгрузка в Excel для внутренней отчётности; при выездных осмотрах корпусов — те же данные на телефоне через мобильное приложение.</w:t>
       </w:r>
     </w:p>
     <w:p>
@@ -4230,7 +4269,7 @@
         <w:rPr>
           <w:b w:val="0"/>
         </w:rPr>
-        <w:t>Сегмент В — внешние пользователи публичного контура: покупатели и риелторы. Работают эпизодически, сравнивают лоты по цене квадратного метра, транспортной доступности и ипотечному платежу. Ключевая потребность — понятный расчёт ежемесячного платежа по действующим программам и оценка вероятного удорожания аукционных лотов.</w:t>
+        <w:t>Сегмент В — внешние пользователи публичного контура: покупатели и риелторы. Работают эпизодически, сравнивают лоты по цене квадратного метра, транспортной доступности и ипотечному платежу. Ключевая потребность — понятный расчёт ежемесячного платежа по действующим программам и оценка вероятного удорожания аукционных лотов непосредственно на просмотре, то есть с мобильного устройства: для этого сегмента мобильное приложение является основным, а не дополнительным каналом доступа.</w:t>
       </w:r>
     </w:p>
     <w:p>
@@ -4927,7 +4966,7 @@
                 <w:b w:val="0"/>
                 <w:sz w:val="24"/>
               </w:rPr>
-              <w:t>Клиентские приложения</w:t>
+              <w:t>Веб-клиент</w:t>
             </w:r>
           </w:p>
         </w:tc>
@@ -4948,7 +4987,93 @@
                 <w:b w:val="0"/>
                 <w:sz w:val="24"/>
               </w:rPr>
-              <w:t>Одностраничное веб-приложение (9 экранов); прогрессивное веб-приложение; мобильное приложение для Android на основе той же сборки</w:t>
+              <w:t>Одностраничное приложение из 9 экранов (таблица квартир, карточка лота, карточка корпуса, перечень корпусов, дашборд, карта, ипотека, уведомления, вход); адаптивная вёрстка под экран телефона; установка как прогрессивное веб-приложение (PWA)</w:t>
+            </w:r>
+          </w:p>
+        </w:tc>
+        <w:tc>
+          <w:tcPr>
+            <w:tcW w:type="dxa" w:w="1304"/>
+          </w:tcPr>
+          <w:p>
+            <w:pPr>
+              <w:spacing w:before="0" w:after="0" w:line="240" w:lineRule="auto"/>
+              <w:ind w:firstLine="0"/>
+              <w:jc w:val="left"/>
+            </w:pPr>
+            <w:r/>
+            <w:r>
+              <w:rPr>
+                <w:rFonts w:ascii="Times New Roman" w:hAnsi="Times New Roman"/>
+                <w:b w:val="0"/>
+                <w:sz w:val="24"/>
+              </w:rPr>
+              <w:t>Высокий</w:t>
+            </w:r>
+          </w:p>
+        </w:tc>
+      </w:tr>
+      <w:tr>
+        <w:tc>
+          <w:tcPr>
+            <w:tcW w:type="dxa" w:w="737"/>
+          </w:tcPr>
+          <w:p>
+            <w:pPr>
+              <w:spacing w:before="0" w:after="0" w:line="240" w:lineRule="auto"/>
+              <w:ind w:firstLine="0"/>
+              <w:jc w:val="left"/>
+            </w:pPr>
+            <w:r/>
+            <w:r>
+              <w:rPr>
+                <w:rFonts w:ascii="Times New Roman" w:hAnsi="Times New Roman"/>
+                <w:b w:val="0"/>
+                <w:sz w:val="24"/>
+              </w:rPr>
+              <w:t>8</w:t>
+            </w:r>
+          </w:p>
+        </w:tc>
+        <w:tc>
+          <w:tcPr>
+            <w:tcW w:type="dxa" w:w="1644"/>
+          </w:tcPr>
+          <w:p>
+            <w:pPr>
+              <w:spacing w:before="0" w:after="0" w:line="240" w:lineRule="auto"/>
+              <w:ind w:firstLine="0"/>
+              <w:jc w:val="left"/>
+            </w:pPr>
+            <w:r/>
+            <w:r>
+              <w:rPr>
+                <w:rFonts w:ascii="Times New Roman" w:hAnsi="Times New Roman"/>
+                <w:b w:val="0"/>
+                <w:sz w:val="24"/>
+              </w:rPr>
+              <w:t>Мобильное приложение для Android</w:t>
+            </w:r>
+          </w:p>
+        </w:tc>
+        <w:tc>
+          <w:tcPr>
+            <w:tcW w:type="dxa" w:w="5669"/>
+          </w:tcPr>
+          <w:p>
+            <w:pPr>
+              <w:spacing w:before="0" w:after="0" w:line="240" w:lineRule="auto"/>
+              <w:ind w:firstLine="0"/>
+              <w:jc w:val="left"/>
+            </w:pPr>
+            <w:r/>
+            <w:r>
+              <w:rPr>
+                <w:rFonts w:ascii="Times New Roman" w:hAnsi="Times New Roman"/>
+                <w:b w:val="0"/>
+                <w:sz w:val="24"/>
+              </w:rPr>
+              <w:t>Упаковка той же веб-сборки в нативную оболочку Capacitor (идентификатор ru.mosres.app, отладочный APK 6,1 МБ); адрес API задаётся на этапе сборки; сценарий распространения — внутренний канал заказчика или установка из файла, без публикации в магазине приложений</w:t>
             </w:r>
           </w:p>
         </w:tc>
@@ -5514,7 +5639,7 @@
                 <w:b w:val="0"/>
                 <w:sz w:val="24"/>
               </w:rPr>
-              <w:t>Capacitor (Android)</w:t>
+              <w:t>Capacitor, Android SDK (platform 36), JDK 21, Gradle</w:t>
             </w:r>
           </w:p>
         </w:tc>
@@ -5535,7 +5660,7 @@
                 <w:b w:val="0"/>
                 <w:sz w:val="24"/>
               </w:rPr>
-              <w:t>Повторное использование веб-сборки вместо отдельной разработки — экономия трудозатрат</w:t>
+              <w:t>Нативная оболочка вокруг готовой веб-сборки: один исходный код вместо отдельного мобильного приложения — экономия трудозатрат (см. далее в настоящем подразделе)</w:t>
             </w:r>
           </w:p>
         </w:tc>
@@ -5700,7 +5825,7 @@
         <w:rPr>
           <w:b w:val="0"/>
         </w:rPr>
-        <w:t>Оценка трудоёмкости выполнена по этапам, соответствующим стадиям создания автоматизированной системы согласно ГОСТ 34.601-90 [12]. Базой для оценки послужил фактический объём реализации: 2 614 строк кода серверной части на языке Python, 1 036 строк запросов SQL, 1 190 строк автоматических тестов (62 теста) и 6 629 строк кода клиентской части на TypeScript — всего около 11,5 тыс. строк. При нормативной производительности 10–12 строк готового и протестированного кода в час для систем этого класса общая трудоёмкость программирования и тестирования составляет около 980 человеко-часов, к которым добавляются работы по анализу, проектированию и развёртыванию. Ставки специалистов приняты на уровне среднерыночных для Москвы по состоянию на 2026 год. Расчёт фонда оплаты труда приведён в таблице 2.3.</w:t>
+        <w:t>Оценка трудоёмкости выполнена по этапам, соответствующим стадиям создания автоматизированной системы согласно ГОСТ 34.601-90 [12]. Базой для оценки послужил фактический объём реализации: 2 614 строк кода серверной части на языке Python, 1 036 строк запросов SQL, 1 190 строк автоматических тестов (62 теста) и 6 629 строк кода клиентской части на TypeScript — всего около 11,5 тыс. строк. При нормативной производительности 10–12 строк готового и протестированного кода в час для систем этого класса общая трудоёмкость программирования и тестирования составляет около 920 человеко-часов, к которым добавляются работы по анализу, проектированию и развёртыванию. Ставки специалистов приняты на уровне среднерыночных для Москвы по состоянию на 2026 год. Расчёт фонда оплаты труда приведён в таблице 2.3.</w:t>
       </w:r>
     </w:p>
     <w:p>
@@ -6283,7 +6408,7 @@
                 <w:b w:val="0"/>
                 <w:sz w:val="24"/>
               </w:rPr>
-              <w:t>Программирование клиентской части (веб-приложение, графики, ипотечный модуль, мобильная сборка)</w:t>
+              <w:t>Программирование клиентской части (веб-приложение из 9 экранов, графики, ипотечный модуль, адаптивная вёрстка под телефон)</w:t>
             </w:r>
           </w:p>
         </w:tc>
@@ -6325,7 +6450,7 @@
                 <w:b w:val="0"/>
                 <w:sz w:val="24"/>
               </w:rPr>
-              <w:t>380</w:t>
+              <w:t>340</w:t>
             </w:r>
           </w:p>
         </w:tc>
@@ -6367,7 +6492,7 @@
                 <w:b w:val="0"/>
                 <w:sz w:val="24"/>
               </w:rPr>
-              <w:t>760 000</w:t>
+              <w:t>680 000</w:t>
             </w:r>
           </w:p>
         </w:tc>
@@ -6411,7 +6536,7 @@
                 <w:b w:val="0"/>
                 <w:sz w:val="24"/>
               </w:rPr>
-              <w:t>Инфраструктура и развёртывание (контейнеризация, миграции, планировщик, документация по вводу в действие)</w:t>
+              <w:t>Мобильное приложение для Android (оболочка Capacitor, сборка APK, настройка сетевого доступа, испытания на устройстве)</w:t>
             </w:r>
           </w:p>
         </w:tc>
@@ -6432,7 +6557,7 @@
                 <w:b w:val="0"/>
                 <w:sz w:val="24"/>
               </w:rPr>
-              <w:t>DevOps-инженер</w:t>
+              <w:t>Frontend-разработчик</w:t>
             </w:r>
           </w:p>
         </w:tc>
@@ -6453,7 +6578,7 @@
                 <w:b w:val="0"/>
                 <w:sz w:val="24"/>
               </w:rPr>
-              <w:t>60</w:t>
+              <w:t>40</w:t>
             </w:r>
           </w:p>
         </w:tc>
@@ -6474,7 +6599,7 @@
                 <w:b w:val="0"/>
                 <w:sz w:val="24"/>
               </w:rPr>
-              <w:t>2 300</w:t>
+              <w:t>2 000</w:t>
             </w:r>
           </w:p>
         </w:tc>
@@ -6495,7 +6620,7 @@
                 <w:b w:val="0"/>
                 <w:sz w:val="24"/>
               </w:rPr>
-              <w:t>138 000</w:t>
+              <w:t>80 000</w:t>
             </w:r>
           </w:p>
         </w:tc>
@@ -6539,7 +6664,135 @@
                 <w:b w:val="0"/>
                 <w:sz w:val="24"/>
               </w:rPr>
-              <w:t>Тестирование (62 автоматических теста, приёмочные испытания)</w:t>
+              <w:t>Инфраструктура и развёртывание (контейнеризация, миграции, планировщик, документация по вводу в действие)</w:t>
+            </w:r>
+          </w:p>
+        </w:tc>
+        <w:tc>
+          <w:tcPr>
+            <w:tcW w:type="dxa" w:w="1474"/>
+          </w:tcPr>
+          <w:p>
+            <w:pPr>
+              <w:spacing w:before="0" w:after="0" w:line="240" w:lineRule="auto"/>
+              <w:ind w:firstLine="0"/>
+              <w:jc w:val="left"/>
+            </w:pPr>
+            <w:r/>
+            <w:r>
+              <w:rPr>
+                <w:rFonts w:ascii="Times New Roman" w:hAnsi="Times New Roman"/>
+                <w:b w:val="0"/>
+                <w:sz w:val="24"/>
+              </w:rPr>
+              <w:t>DevOps-инженер</w:t>
+            </w:r>
+          </w:p>
+        </w:tc>
+        <w:tc>
+          <w:tcPr>
+            <w:tcW w:type="dxa" w:w="1020"/>
+          </w:tcPr>
+          <w:p>
+            <w:pPr>
+              <w:spacing w:before="0" w:after="0" w:line="240" w:lineRule="auto"/>
+              <w:ind w:firstLine="0"/>
+              <w:jc w:val="left"/>
+            </w:pPr>
+            <w:r/>
+            <w:r>
+              <w:rPr>
+                <w:rFonts w:ascii="Times New Roman" w:hAnsi="Times New Roman"/>
+                <w:b w:val="0"/>
+                <w:sz w:val="24"/>
+              </w:rPr>
+              <w:t>60</w:t>
+            </w:r>
+          </w:p>
+        </w:tc>
+        <w:tc>
+          <w:tcPr>
+            <w:tcW w:type="dxa" w:w="1020"/>
+          </w:tcPr>
+          <w:p>
+            <w:pPr>
+              <w:spacing w:before="0" w:after="0" w:line="240" w:lineRule="auto"/>
+              <w:ind w:firstLine="0"/>
+              <w:jc w:val="left"/>
+            </w:pPr>
+            <w:r/>
+            <w:r>
+              <w:rPr>
+                <w:rFonts w:ascii="Times New Roman" w:hAnsi="Times New Roman"/>
+                <w:b w:val="0"/>
+                <w:sz w:val="24"/>
+              </w:rPr>
+              <w:t>2 300</w:t>
+            </w:r>
+          </w:p>
+        </w:tc>
+        <w:tc>
+          <w:tcPr>
+            <w:tcW w:type="dxa" w:w="1191"/>
+          </w:tcPr>
+          <w:p>
+            <w:pPr>
+              <w:spacing w:before="0" w:after="0" w:line="240" w:lineRule="auto"/>
+              <w:ind w:firstLine="0"/>
+              <w:jc w:val="left"/>
+            </w:pPr>
+            <w:r/>
+            <w:r>
+              <w:rPr>
+                <w:rFonts w:ascii="Times New Roman" w:hAnsi="Times New Roman"/>
+                <w:b w:val="0"/>
+                <w:sz w:val="24"/>
+              </w:rPr>
+              <w:t>138 000</w:t>
+            </w:r>
+          </w:p>
+        </w:tc>
+      </w:tr>
+      <w:tr>
+        <w:tc>
+          <w:tcPr>
+            <w:tcW w:type="dxa" w:w="680"/>
+          </w:tcPr>
+          <w:p>
+            <w:pPr>
+              <w:spacing w:before="0" w:after="0" w:line="240" w:lineRule="auto"/>
+              <w:ind w:firstLine="0"/>
+              <w:jc w:val="left"/>
+            </w:pPr>
+            <w:r/>
+            <w:r>
+              <w:rPr>
+                <w:rFonts w:ascii="Times New Roman" w:hAnsi="Times New Roman"/>
+                <w:b w:val="0"/>
+                <w:sz w:val="24"/>
+              </w:rPr>
+              <w:t>7</w:t>
+            </w:r>
+          </w:p>
+        </w:tc>
+        <w:tc>
+          <w:tcPr>
+            <w:tcW w:type="dxa" w:w="3402"/>
+          </w:tcPr>
+          <w:p>
+            <w:pPr>
+              <w:spacing w:before="0" w:after="0" w:line="240" w:lineRule="auto"/>
+              <w:ind w:firstLine="0"/>
+              <w:jc w:val="left"/>
+            </w:pPr>
+            <w:r/>
+            <w:r>
+              <w:rPr>
+                <w:rFonts w:ascii="Times New Roman" w:hAnsi="Times New Roman"/>
+                <w:b w:val="0"/>
+                <w:sz w:val="24"/>
+              </w:rPr>
+              <w:t>Тестирование (62 автоматических теста, приёмочные испытания, проверка мобильного приложения)</w:t>
             </w:r>
           </w:p>
         </w:tc>
@@ -6770,7 +7023,33 @@
         <w:rPr>
           <w:b w:val="0"/>
         </w:rPr>
-        <w:t>Вывод по подразделу. Разрабатываемый продукт «mosres» представляет собой ведомственную информационную систему мониторинга предложения квартир программы реновации, предназначенную для трёх сегментов пользователей: сотрудников подразделения реализации, аналитиков по ценообразованию и внешних пользователей публичного контура. Продукт решает задачу, не решаемую ни одним из рассмотренных аналогов, — ведёт версионную историю изменений по каждому лоту и дополняет её аналитикой и ипотечными расчётами. Минимально жизнеспособная версия включает семь функциональных модулей; технологический стек полностью построен на свободном программном обеспечении, что исключает лицензионные отчисления. Трудоёмкость разработки оценена в 1 160 человеко-часов, фонд оплаты труда команды — 2 302 000 руб.</w:t>
+        <w:t>Отдельного обоснования требует способ реализации мобильного приложения, поскольку именно он даёт наиболее заметную экономию капитальных затрат. Рассматривались два варианта. Первый — отдельная нативная разработка мобильного клиента на языке Kotlin: при повторной реализации девяти экранов, графиков и ипотечных расчётов трудоёмкость составила бы не менее 350–400 человеко-часов, то есть 700–800 тыс. руб. по ставке 2 000 руб./час, и в дальнейшем потребовала бы двойной поддержки — каждое изменение функциональности выполнялось бы дважды. Второй вариант, принятый в проекте, — упаковка готовой веб-сборки в нативную оболочку Capacitor: приложение (идентификатор ru.mosres.app, отладочный APK 6,1 МБ) собирается из того же исходного кода, что и веб-версия, а трудозатраты составляют 40 человеко-часов (80 000 руб.) — строка 5 таблицы 2.3. Экономия капитальных затрат составляет около 620–720 тыс. руб., то есть порядка 20 % фонда оплаты труда, при этом мобильный клиент не отстаёт от веб-версии по функциональности. Дополнительный вариант доступа без установки приложения обеспечивает режим прогрессивного веб-приложения (PWA).</w:t>
+      </w:r>
+    </w:p>
+    <w:p>
+      <w:pPr>
+        <w:spacing w:before="0" w:after="0" w:line="360" w:lineRule="auto"/>
+        <w:ind w:firstLine="709"/>
+        <w:jc w:val="both"/>
+      </w:pPr>
+      <w:r>
+        <w:rPr>
+          <w:b w:val="0"/>
+        </w:rPr>
+        <w:t>Ограничения принятого решения зафиксированы честно: адрес программного интерфейса задаётся на этапе сборки, поэтому смена адреса сервера требует пересборки и повторного распространения приложения; распространение ведётся внутренним каналом заказчика (установка из файла или через систему управления мобильными устройствами), а не через магазин приложений, что исключает расходы на публикацию, но требует организационного решения заказчика. Оба ограничения отнесены к рискам подраздела 2.3.</w:t>
+      </w:r>
+    </w:p>
+    <w:p>
+      <w:pPr>
+        <w:spacing w:before="0" w:after="0" w:line="360" w:lineRule="auto"/>
+        <w:ind w:firstLine="709"/>
+        <w:jc w:val="both"/>
+      </w:pPr>
+      <w:r>
+        <w:rPr>
+          <w:b w:val="0"/>
+        </w:rPr>
+        <w:t>Вывод по подразделу. Разрабатываемый продукт «mosres» представляет собой ведомственную информационную систему мониторинга предложения квартир программы реновации, предназначенную для трёх сегментов пользователей: сотрудников подразделения реализации, аналитиков по ценообразованию и внешних пользователей публичного контура. Продукт решает задачу, не решаемую ни одним из рассмотренных аналогов, — ведёт версионную историю изменений по каждому лоту и дополняет её аналитикой и ипотечными расчётами. Минимально жизнеспособная версия включает восемь функциональных модулей, включая веб-клиент из девяти экранов и мобильное приложение для Android; технологический стек полностью построен на свободном программном обеспечении, что исключает лицензионные отчисления. Мобильный клиент реализован упаковкой веб-сборки в оболочку Capacitor, что потребовало 40 человеко-часов вместо 350–400 при отдельной нативной разработке и дало экономию капитальных затрат около 620–720 тыс. руб. Трудоёмкость разработки оценена в 1 160 человеко-часов, фонд оплаты труда команды — 2 302 000 руб.</w:t>
       </w:r>
     </w:p>
     <w:p>
@@ -13938,6 +14217,19 @@
         <w:rPr>
           <w:b w:val="0"/>
         </w:rPr>
+        <w:t>Риск, связанный с мобильным приложением: адрес программного интерфейса вшивается в сборку, поэтому перенос сервера требует пересборки и повторного распространения APK, а сама установка выполняется вне магазина приложений. Без организационного канала распространения мобильный клиент не дойдёт до сегментов А и В, и выездные сценарии работы, под которые он создавался, не будут реализованы. Меры — вынесение адреса интерфейса в конфигурацию на стороне сервера при первом обновлении, распространение через систему управления мобильными устройствами заказчика, использование режима прогрессивного веб-приложения как резервного канала доступа, не требующего установки.</w:t>
+      </w:r>
+    </w:p>
+    <w:p>
+      <w:pPr>
+        <w:spacing w:before="0" w:after="0" w:line="360" w:lineRule="auto"/>
+        <w:ind w:firstLine="709"/>
+        <w:jc w:val="both"/>
+      </w:pPr>
+      <w:r>
+        <w:rPr>
+          <w:b w:val="0"/>
+        </w:rPr>
         <w:t>Риск завышения ценового эффекта: компонент Э₂ не поддаётся прямому измерению до внедрения. Мера — внедрение с контрольной группой корпусов, по которым решения принимаются без системы, и последующее сравнение фактических цен реализации; при неподтверждении эффекта проект остаётся окупаемым по пессимистическому сценарию.</w:t>
       </w:r>
     </w:p>
@@ -14016,7 +14308,20 @@
         <w:rPr>
           <w:b w:val="0"/>
         </w:rPr>
-        <w:t>5) рассмотреть тиражирование продукта на сопоставимые задачи реализации городского имущества (нежилые помещения, машино-места), что не требует новых капитальных затрат на архитектуру, поскольку система изначально поддерживает три типа объектов.</w:t>
+        <w:t>5) определить канал распространения мобильного приложения до приёмки системы (внутренний репозиторий или система управления мобильными устройствами) и вынести адрес программного интерфейса в конфигурацию, чтобы смена сервера не требовала пересборки APK;</w:t>
+      </w:r>
+    </w:p>
+    <w:p>
+      <w:pPr>
+        <w:spacing w:before="0" w:after="0" w:line="360" w:lineRule="auto"/>
+        <w:ind w:firstLine="709"/>
+        <w:jc w:val="both"/>
+      </w:pPr>
+      <w:r>
+        <w:rPr>
+          <w:b w:val="0"/>
+        </w:rPr>
+        <w:t>6) рассмотреть тиражирование продукта на сопоставимые задачи реализации городского имущества (нежилые помещения, машино-места), что не требует новых капитальных затрат на архитектуру, поскольку система изначально поддерживает три типа объектов.</w:t>
       </w:r>
     </w:p>
     <w:p>
@@ -14136,7 +14441,7 @@
         <w:rPr>
           <w:b w:val="0"/>
         </w:rPr>
-        <w:t>Описаны основные характеристики продукта: решаемая проблема, четыре цели по критериям SMART, три сегмента пользователей, семь функциональных модулей минимально жизнеспособной версии и технологический стек на свободном программном обеспечении. Трудоёмкость разработки оценена в 1 160 человеко-часов исходя из фактического объёма реализации около 11,5 тыс. строк кода; фонд оплаты труда команды — 2 302 000 руб.</w:t>
+        <w:t>Описаны основные характеристики продукта: решаемая проблема, пять целей по критериям SMART, три сегмента пользователей, восемь функциональных модулей минимально жизнеспособной версии и технологический стек на свободном программном обеспечении. Трудоёмкость разработки оценена в 1 160 человеко-часов исходя из фактического объёма реализации около 11,5 тыс. строк кода; фонд оплаты труда команды — 2 302 000 руб. Обосновано решение о реализации мобильного приложения для Android упаковкой готовой веб-сборки в оболочку Capacitor: 40 человеко-часов против 350–400 при отдельной нативной разработке, экономия капитальных затрат 620–720 тыс. руб. при сохранении полной функциональности на мобильном устройстве.</w:t>
       </w:r>
     </w:p>
     <w:p>

--- a/Курсовая работа ОП.07 Экономика отрасли (mosres).docx
+++ b/Курсовая работа ОП.07 Экономика отрасли (mosres).docx
@@ -557,7 +557,7 @@
         <w:rPr>
           <w:b w:val="0"/>
         </w:rPr>
-        <w:t>1 ТЕОРЕТИЧЕСКИЕ ОСНОВЫ РАЗРАБОТКИ ПРОГРАММНЫХ ПРОДУКТОВ ДЛЯ МОНИТОРИНГА РЫНКА ЖИЛОЙ НЕДВИЖИМОСТИ</w:t>
+        <w:t>1 ТЕОРЕТИЧЕСКИЕ ОСНОВЫ РАЗРАБОТКИ МОБИЛЬНЫХ ПРИЛОЖЕНИЙ ДЛЯ РЫНКА ЖИЛОЙ НЕДВИЖИМОСТИ</w:t>
       </w:r>
     </w:p>
     <w:p>
@@ -570,7 +570,7 @@
         <w:rPr>
           <w:b w:val="0"/>
         </w:rPr>
-        <w:t>1.1 Понятие, сущность и классификация программных продуктов для мониторинга рынка жилой недвижимости</w:t>
+        <w:t>1.1 Понятие, сущность и классификация мобильных приложений и подходов к их разработке</w:t>
       </w:r>
     </w:p>
     <w:p>
@@ -583,7 +583,7 @@
         <w:rPr>
           <w:b w:val="0"/>
         </w:rPr>
-        <w:t>1.2 Нормативно-правовое регулирование разработки программных продуктов для государственного заказчика в России</w:t>
+        <w:t>1.2 Нормативно-правовое регулирование разработки и распространения мобильных приложений в России</w:t>
       </w:r>
     </w:p>
     <w:p>
@@ -596,7 +596,7 @@
         <w:rPr>
           <w:b w:val="0"/>
         </w:rPr>
-        <w:t>1.3 Анализ современных российских и западных программных продуктов мониторинга рынка недвижимости</w:t>
+        <w:t>1.3 Анализ мобильных приложений российского и зарубежного рынка недвижимости</w:t>
       </w:r>
     </w:p>
     <w:p>
@@ -609,7 +609,7 @@
         <w:rPr>
           <w:b w:val="0"/>
         </w:rPr>
-        <w:t>2 ОЦЕНКА ЭФФЕКТИВНОСТИ РАЗРАБОТКИ И ВНЕДРЕНИЯ ПРОГРАММНОГО ПРОДУКТА «MOSRES»</w:t>
+        <w:t>2 ОЦЕНКА ЭФФЕКТИВНОСТИ РАЗРАБОТКИ И ВНЕДРЕНИЯ МОБИЛЬНОГО ПРИЛОЖЕНИЯ «MOSRES»</w:t>
       </w:r>
     </w:p>
     <w:p>
@@ -622,7 +622,7 @@
         <w:rPr>
           <w:b w:val="0"/>
         </w:rPr>
-        <w:t>2.1 Основные характеристики разрабатываемого программного продукта «mosres»</w:t>
+        <w:t>2.1 Основные характеристики разрабатываемого мобильного приложения «mosres»</w:t>
       </w:r>
     </w:p>
     <w:p>
@@ -788,7 +788,7 @@
         <w:rPr>
           <w:b w:val="0"/>
         </w:rPr>
-        <w:t>Программа реновации жилищного фонда города Москвы, утверждённая постановлением Правительства Москвы от 01.08.2017 № 497-ПП, является крупнейшим в стране проектом расселения устаревшего жилого фонда: в неё включено более пяти тысяч домов, срок реализации определён до 2032 года [10]. Помимо квартир, передаваемых участникам программы, город реализует на открытом рынке квартиры, остающиеся в построенных корпусах. Продавцом в этом случае выступает Департамент городского имущества города Москвы (далее — ДГИ), действующий на основании постановления Правительства Москвы от 20.02.2013 № 99-ПП [11]; продажи ведутся через официальный портал «Москварталы» [16], а часть лотов выставляется на аукционы инвестиционного портала города Москвы [17].</w:t>
+        <w:t>Программа реновации жилищного фонда города Москвы, утверждённая постановлением Правительства Москвы от 01.08.2017 № 497-ПП, является крупнейшим в стране проектом расселения устаревшего жилого фонда: в неё включено более пяти тысяч домов, срок реализации определён до 2032 года [12]. Помимо квартир, передаваемых участникам программы, город реализует на открытом рынке квартиры, остающиеся в построенных корпусах. Продавцом в этом случае выступает Департамент городского имущества города Москвы (далее — ДГИ), действующий на основании постановления Правительства Москвы от 20.02.2013 № 99-ПП [13]; продажи ведутся через официальный портал «Москварталы» [18], а часть лотов выставляется на аукционы инвестиционного портала города Москвы [19].</w:t>
       </w:r>
     </w:p>
     <w:p>
@@ -827,7 +827,7 @@
         <w:rPr>
           <w:b w:val="0"/>
         </w:rPr>
-        <w:t>Актуальность темы курсовой работы обусловлена необходимостью автоматизации этого процесса. Практика цифровизации государственного управления показывает, что ведомственные аналитические системы дают измеримый экономический эффект уже на горизонте одного года: они сокращают трудозатраты на сбор и сверку данных, повышают качество решений о ценообразовании и снимают потребность в покупке сторонней коммерческой аналитики [18, 19]. Одновременно продукт создаётся в строгих рамках: закупка выполняется по Федеральному закону от 05.04.2013 № 44-ФЗ, стек ограничен требованиями постановления Правительства Российской Федерации от 16.11.2015 № 1236 о запрете допуска иностранного программного обеспечения, а состав работ подчинён стадиям создания автоматизированных систем по ГОСТ 34.601-90 [3, 8, 12]. Это делает экономическое обоснование проекта не формальным приложением, а обязательным условием его запуска.</w:t>
+        <w:t>Актуальность темы курсовой работы обусловлена необходимостью автоматизации этого процесса. Практика цифровизации государственного управления показывает, что ведомственные аналитические системы дают измеримый экономический эффект уже на горизонте одного года: они сокращают трудозатраты на сбор и сверку данных, повышают качество решений о ценообразовании и снимают потребность в покупке сторонней коммерческой аналитики [20, 21]. Одновременно продукт создаётся в строгих рамках: закупка выполняется по Федеральному закону от 05.04.2013 № 44-ФЗ, стек ограничен требованиями постановления Правительства Российской Федерации от 16.11.2015 № 1236 о запрете допуска иностранного программного обеспечения, а состав работ подчинён стадиям создания автоматизированных систем по ГОСТ 34.601-90 [3, 9, 14]. Это делает экономическое обоснование проекта не формальным приложением, а обязательным условием его запуска.</w:t>
       </w:r>
     </w:p>
     <w:p>
@@ -840,7 +840,7 @@
         <w:rPr>
           <w:b w:val="0"/>
         </w:rPr>
-        <w:t>Объектом исследования является процесс разработки и внедрения программного продукта для государственного заказчика. Предметом исследования выступают экономические показатели эффективности разработки и внедрения информационной системы мониторинга и анализа предложения квартир программы реновации.</w:t>
+        <w:t>Объектом исследования является процесс разработки и внедрения мобильного приложения для государственного заказчика. Предметом исследования выступают экономические показатели эффективности разработки и внедрения мобильного приложения мониторинга и анализа предложения квартир программы реновации, включая выбор способа реализации мобильного клиента.</w:t>
       </w:r>
     </w:p>
     <w:p>
@@ -853,7 +853,7 @@
         <w:rPr>
           <w:b w:val="0"/>
         </w:rPr>
-        <w:t>Целью курсовой работы является расчёт экономической эффективности разработки и внедрения программного продукта «mosres» — системы автоматизированного сбора, версионного хранения и анализа данных о квартирах программы реновации города Москвы, внедряемой в контуре Департамента городского имущества города Москвы.</w:t>
+        <w:t>Целью курсовой работы является расчёт экономической эффективности разработки и внедрения мобильного приложения «mosres» для платформы Android — клиента системы автоматизированного сбора, версионного хранения и анализа данных о квартирах программы реновации города Москвы, внедряемой в контуре Департамента городского имущества города Москвы.</w:t>
       </w:r>
     </w:p>
     <w:p>
@@ -879,7 +879,7 @@
         <w:rPr>
           <w:b w:val="0"/>
         </w:rPr>
-        <w:t>1) раскрыть понятие, сущность и классификацию программных продуктов для мониторинга рынка жилой недвижимости и выявить экономические особенности продуктов, создаваемых для государственного заказчика;</w:t>
+        <w:t>1) раскрыть понятие, сущность и классификацию мобильных приложений и подходов к их разработке, выявив экономические особенности мобильных продуктов и продуктов, создаваемых для государственного заказчика;</w:t>
       </w:r>
     </w:p>
     <w:p>
@@ -892,7 +892,7 @@
         <w:rPr>
           <w:b w:val="0"/>
         </w:rPr>
-        <w:t>2) определить нормативно-правовые требования, влияющие на состав работ, выбор технологического стека и структуру затрат проекта;</w:t>
+        <w:t>2) определить нормативно-правовые требования к разработке и распространению мобильных приложений, влияющие на состав работ, выбор технологий и структуру затрат проекта;</w:t>
       </w:r>
     </w:p>
     <w:p>
@@ -905,7 +905,7 @@
         <w:rPr>
           <w:b w:val="0"/>
         </w:rPr>
-        <w:t>3) провести сравнительный анализ российских и западных программных продуктов мониторинга рынка недвижимости и обосновать функциональную нишу разрабатываемого продукта;</w:t>
+        <w:t>3) провести сравнительный анализ мобильных приложений российского и зарубежного рынка недвижимости и обосновать функциональную нишу разрабатываемого приложения;</w:t>
       </w:r>
     </w:p>
     <w:p>
@@ -918,7 +918,7 @@
         <w:rPr>
           <w:b w:val="0"/>
         </w:rPr>
-        <w:t>4) описать основные характеристики продукта «mosres»: решаемую проблему, цели по критериям SMART, целевые сегменты пользователей, состав минимально жизнеспособной версии и оценку трудоёмкости разработки;</w:t>
+        <w:t>4) описать основные характеристики приложения «mosres»: решаемую проблему, цели по критериям SMART, целевые сегменты пользователей, состав минимально жизнеспособной версии, выбор способа реализации мобильного клиента и оценку трудоёмкости разработки;</w:t>
       </w:r>
     </w:p>
     <w:p>
@@ -957,7 +957,7 @@
         <w:rPr>
           <w:b w:val="0"/>
         </w:rPr>
-        <w:t>Методологическую основу работы составили: анализ нормативно-правовых актов, сравнительный анализ программных продуктов-аналогов, методы экономической оценки инвестиционных проектов (расчёт капитальных и операционных затрат, точки безубыточности, простого срока окупаемости, рентабельности инвестиций), а также сценарный анализ чувствительности результата к ключевому допущению.</w:t>
+        <w:t>Методологическую основу работы составили: анализ нормативно-правовых актов, сравнительный анализ мобильных приложений-аналогов и вариантов их реализации, методы экономической оценки инвестиционных проектов (расчёт капитальных и операционных затрат, точки безубыточности, простого срока окупаемости, рентабельности инвестиций), а также сценарный анализ чувствительности результата к ключевому допущению.</w:t>
       </w:r>
     </w:p>
     <w:p>
@@ -983,7 +983,7 @@
         <w:rPr>
           <w:b w:val="0"/>
         </w:rPr>
-        <w:t>Практическая значимость работы состоит в том, что полученные расчёты могут быть использованы как экономическое обоснование закупки разработки и сопровождения системы, а также в качестве экономической части дипломного проекта, посвящённого разработке информационной системы мониторинга предложения жилой недвижимости программы реновации.</w:t>
+        <w:t>Практическая значимость работы состоит в том, что полученные расчёты могут быть использованы как экономическое обоснование закупки разработки и сопровождения системы, а также в качестве экономической части дипломного проекта, посвящённого разработке мобильного приложения для мониторинга предложения жилой недвижимости программы реновации.</w:t>
       </w:r>
     </w:p>
     <w:p>
@@ -1006,7 +1006,7 @@
         <w:rPr>
           <w:b/>
         </w:rPr>
-        <w:t>1 ТЕОРЕТИЧЕСКИЕ ОСНОВЫ РАЗРАБОТКИ ПРОГРАММНЫХ ПРОДУКТОВ ДЛЯ МОНИТОРИНГА РЫНКА ЖИЛОЙ НЕДВИЖИМОСТИ</w:t>
+        <w:t>1 ТЕОРЕТИЧЕСКИЕ ОСНОВЫ РАЗРАБОТКИ МОБИЛЬНЫХ ПРИЛОЖЕНИЙ ДЛЯ РЫНКА ЖИЛОЙ НЕДВИЖИМОСТИ</w:t>
       </w:r>
     </w:p>
     <w:p>
@@ -1026,7 +1026,7 @@
         <w:rPr>
           <w:b/>
         </w:rPr>
-        <w:t>1.1 Понятие, сущность и классификация программных продуктов для мониторинга рынка жилой недвижимости</w:t>
+        <w:t>1.1 Понятие, сущность и классификация мобильных приложений и подходов к их разработке</w:t>
       </w:r>
     </w:p>
     <w:p>
@@ -1039,7 +1039,7 @@
         <w:rPr>
           <w:b w:val="0"/>
         </w:rPr>
-        <w:t>С юридической точки зрения программой для ЭВМ признаётся представленная в объективной форме совокупность данных и команд, предназначенных для функционирования ЭВМ и других компьютерных устройств в целях получения определённого результата, включая подготовительные материалы и порождаемые аудиовизуальные отображения (статья 1261 Гражданского кодекса Российской Федерации) [1]. В экономическом смысле программным продуктом называют комплекс взаимосвязанных программ, доведённый до состояния товара: снабжённый документацией, прошедший испытания, пригодный для тиражирования и передачи пользователю, не участвовавшему в его создании [27]. Ключевое отличие программного продукта от программы как результата творческого труда — наличие потребительской стоимости и способность приносить владельцу экономический эффект.</w:t>
+        <w:t>Мобильным приложением называют программу для ЭВМ, предназначенную для исполнения на мобильном устройстве под управлением мобильной операционной системы и распространяемую через магазин приложений либо иной канал установки. С правовой точки зрения мобильное приложение не образует самостоятельного объекта: оно охраняется как программа для ЭВМ, приравненная к литературному произведению (статья 1261 Гражданского кодекса Российской Федерации) [1]. Экономически же мобильное приложение существенно отличается от веб-приложения, и эти отличия определяют структуру затрат проекта. В экономической теории программный продукт рассматривается как товар с высокими единовременными затратами на создание и близкими к нулю затратами на тиражирование [31, 32]; мобильный продукт добавляет к этой модели четыре собственные особенности.</w:t>
       </w:r>
     </w:p>
     <w:p>
@@ -1052,7 +1052,7 @@
         <w:rPr>
           <w:b w:val="0"/>
         </w:rPr>
-        <w:t>Сущность программного продукта как экономического объекта раскрывается через структуру его затрат. Создание продукта требует значительных единовременных вложений, основную часть которых составляет оплата труда квалифицированных специалистов, тогда как предельные издержки тиражирования уже созданного продукта близки к нулю. Отсюда три вывода, важных для дальнейших расчётов: эффективность проекта определяется прежде всего точностью оценки трудоёмкости, поскольку ошибка в оценке часов напрямую переносится в капитальные затраты; продукт обладает выраженной экономией на масштабе, так как каждый новый пользователь увеличивает эффект, почти не увеличивая затрат; продукт быстро морально устаревает, поэтому расчёт обязательно включает ежегодные затраты на поддержку и развитие, без которых эффект исчезает в течение одного-двух лет [28].</w:t>
+        <w:t>Первое отличие — множественность платформ. Одна и та же функциональность должна существовать для двух операционных систем, и при нативной разработке это означает две независимые реализации и двойную стоимость каждого последующего изменения. Для проекта, ориентированного на российских пользователей, приоритет определяется структурой рынка: по данным статистики мобильных операционных систем на долю Android в Российской Федерации приходится около четырёх пятых мобильного трафика [29], что позволяет на этапе минимально жизнеспособной версии ограничиться одной платформой и отложить вторую до подтверждения потребности.</w:t>
       </w:r>
     </w:p>
     <w:p>
@@ -1065,7 +1065,7 @@
         <w:rPr>
           <w:b w:val="0"/>
         </w:rPr>
-        <w:t>Программные продукты для рынка недвижимости прошли несколько этапов развития. В 1960–1980-е годы в США появились системы множественного листинга (MLS) — закрытые базы объектов, доступные членам ассоциаций риелторов; в 1990-е годы листинги переносятся в интернет в форме публичных классифайдов; в 2000-е наступает эпоха оценочных сервисов — в 2006 году платформа Zillow запустила алгоритм автоматической оценки стоимости жилья Zestimate, сделав массовую автоматизированную оценку (AVM) рыночным стандартом [24]. В 2010-е годы происходит переход от объявлений к данным: платформы начинают продавать не доступ к объектам, а аналитику по динамике цен и срокам экспозиции [25]. Современный этап определяется применением методов машинного обучения для прогнозирования цен и цифровизацией государственного управления в сфере жилья — в России это единая информационная система жилищного строительства «Наш.Дом.РФ» [18] и ведомственные системы учёта и реализации городского имущества, создаваемые в развитие требований законодательства о доступе к информации о деятельности государственных органов [6].</w:t>
+        <w:t>Второе отличие — принудительный ритм обновлений. Производители мобильных платформ ежегодно повышают минимальную версию комплекта средств разработки, без соответствия которой магазин приложений прекращает принимать обновления. Это делает расходы на сопровождение мобильного клиента обязательными, а не факультативными: приложение, не обновляемое два-три года, перестаёт распространяться штатным каналом. Общий вывод экономики программных средств о быстром моральном износе [32] здесь выражен резче: ежегодные операционные затраты возникают независимо от того, меняется функциональность или нет.</w:t>
       </w:r>
     </w:p>
     <w:p>
@@ -1078,20 +1078,46 @@
         <w:rPr>
           <w:b w:val="0"/>
         </w:rPr>
-        <w:t>Многообразие решений, представленных на рынке, требует систематизации. Классификация программных продуктов для мониторинга рынка жилой недвижимости по основным признакам приведена в таблице 1.1.</w:t>
+        <w:t>Третье отличие — канал доставки. Веб-приложение достаточно развернуть на сервере, тогда как мобильное требует решения о канале распространения: публикация в магазине, распространение через систему управления мобильными устройствами организации или установка из файла. Для ведомственного приложения этот выбор является не техническим, а организационным, и без него разработанный клиент не доходит до пользователя.</w:t>
       </w:r>
     </w:p>
     <w:p>
       <w:pPr>
-        <w:spacing w:before="120" w:after="0" w:line="240" w:lineRule="auto"/>
-        <w:ind w:firstLine="0"/>
-        <w:jc w:val="left"/>
+        <w:spacing w:before="0" w:after="0" w:line="360" w:lineRule="auto"/>
+        <w:ind w:firstLine="709"/>
+        <w:jc w:val="both"/>
       </w:pPr>
       <w:r>
         <w:rPr>
           <w:b w:val="0"/>
         </w:rPr>
-        <w:t>Таблица 1.1 – Классификация программных продуктов для мониторинга рынка жилой недвижимости</w:t>
+        <w:t>Четвёртое отличие — фрагментация устройств и требования к разрешениям. Приложение работает на устройствах с разными размерами экрана и версиями системы, а любой запрос доступа к геолокации, камере или файлам расширяет состав обрабатываемых данных и, соответственно, обязанности оператора по законодательству о персональных данных.</w:t>
+      </w:r>
+    </w:p>
+    <w:p>
+      <w:pPr>
+        <w:spacing w:before="0" w:after="0" w:line="360" w:lineRule="auto"/>
+        <w:ind w:firstLine="709"/>
+        <w:jc w:val="both"/>
+      </w:pPr>
+      <w:r>
+        <w:rPr>
+          <w:b w:val="0"/>
+        </w:rPr>
+        <w:t>Ключевым управляемым фактором затрат выступает способ реализации мобильного клиента. Классификация мобильных приложений по значимым для экономической оценки признакам приведена в таблице 1.1.</w:t>
+      </w:r>
+    </w:p>
+    <w:p>
+      <w:pPr>
+        <w:spacing w:before="120" w:after="0" w:line="240" w:lineRule="auto"/>
+        <w:ind w:firstLine="0"/>
+        <w:jc w:val="left"/>
+      </w:pPr>
+      <w:r>
+        <w:rPr>
+          <w:b w:val="0"/>
+        </w:rPr>
+        <w:t>Таблица 1.1 – Классификация мобильных приложений и подходов к их разработке</w:t>
       </w:r>
     </w:p>
     <w:tbl>
@@ -1111,7 +1137,7 @@
       <w:tr>
         <w:tc>
           <w:tcPr>
-            <w:tcW w:type="dxa" w:w="737"/>
+            <w:tcW w:type="dxa" w:w="680"/>
           </w:tcPr>
           <w:p>
             <w:pPr>
@@ -1132,7 +1158,7 @@
         </w:tc>
         <w:tc>
           <w:tcPr>
-            <w:tcW w:type="dxa" w:w="2041"/>
+            <w:tcW w:type="dxa" w:w="1757"/>
           </w:tcPr>
           <w:p>
             <w:pPr>
@@ -1153,7 +1179,7 @@
         </w:tc>
         <w:tc>
           <w:tcPr>
-            <w:tcW w:type="dxa" w:w="2948"/>
+            <w:tcW w:type="dxa" w:w="3061"/>
           </w:tcPr>
           <w:p>
             <w:pPr>
@@ -1168,13 +1194,13 @@
                 <w:b/>
                 <w:sz w:val="24"/>
               </w:rPr>
-              <w:t>Типы продуктов</w:t>
-            </w:r>
-          </w:p>
-        </w:tc>
-        <w:tc>
-          <w:tcPr>
-            <w:tcW w:type="dxa" w:w="3628"/>
+              <w:t>Типы решений</w:t>
+            </w:r>
+          </w:p>
+        </w:tc>
+        <w:tc>
+          <w:tcPr>
+            <w:tcW w:type="dxa" w:w="3855"/>
           </w:tcPr>
           <w:p>
             <w:pPr>
@@ -1189,7 +1215,7 @@
                 <w:b/>
                 <w:sz w:val="24"/>
               </w:rPr>
-              <w:t>Примеры реализации</w:t>
+              <w:t>Экономическая характеристика</w:t>
             </w:r>
           </w:p>
         </w:tc>
@@ -1197,7 +1223,7 @@
       <w:tr>
         <w:tc>
           <w:tcPr>
-            <w:tcW w:type="dxa" w:w="737"/>
+            <w:tcW w:type="dxa" w:w="680"/>
           </w:tcPr>
           <w:p>
             <w:pPr>
@@ -1218,64 +1244,64 @@
         </w:tc>
         <w:tc>
           <w:tcPr>
-            <w:tcW w:type="dxa" w:w="2041"/>
-          </w:tcPr>
-          <w:p>
-            <w:pPr>
-              <w:spacing w:before="0" w:after="0" w:line="240" w:lineRule="auto"/>
-              <w:ind w:firstLine="0"/>
-              <w:jc w:val="left"/>
-            </w:pPr>
-            <w:r/>
-            <w:r>
-              <w:rPr>
-                <w:rFonts w:ascii="Times New Roman" w:hAnsi="Times New Roman"/>
-                <w:b w:val="0"/>
-                <w:sz w:val="24"/>
-              </w:rPr>
-              <w:t>По функциональному назначению</w:t>
-            </w:r>
-          </w:p>
-        </w:tc>
-        <w:tc>
-          <w:tcPr>
-            <w:tcW w:type="dxa" w:w="2948"/>
-          </w:tcPr>
-          <w:p>
-            <w:pPr>
-              <w:spacing w:before="0" w:after="0" w:line="240" w:lineRule="auto"/>
-              <w:ind w:firstLine="0"/>
-              <w:jc w:val="left"/>
-            </w:pPr>
-            <w:r/>
-            <w:r>
-              <w:rPr>
-                <w:rFonts w:ascii="Times New Roman" w:hAnsi="Times New Roman"/>
-                <w:b w:val="0"/>
-                <w:sz w:val="24"/>
-              </w:rPr>
-              <w:t>Классифайды и маркетплейсы объявлений</w:t>
-            </w:r>
-          </w:p>
-        </w:tc>
-        <w:tc>
-          <w:tcPr>
-            <w:tcW w:type="dxa" w:w="3628"/>
-          </w:tcPr>
-          <w:p>
-            <w:pPr>
-              <w:spacing w:before="0" w:after="0" w:line="240" w:lineRule="auto"/>
-              <w:ind w:firstLine="0"/>
-              <w:jc w:val="left"/>
-            </w:pPr>
-            <w:r/>
-            <w:r>
-              <w:rPr>
-                <w:rFonts w:ascii="Times New Roman" w:hAnsi="Times New Roman"/>
-                <w:b w:val="0"/>
-                <w:sz w:val="24"/>
-              </w:rPr>
-              <w:t>ЦИАН, Авито Недвижимость, Яндекс Недвижимость</w:t>
+            <w:tcW w:type="dxa" w:w="1757"/>
+          </w:tcPr>
+          <w:p>
+            <w:pPr>
+              <w:spacing w:before="0" w:after="0" w:line="240" w:lineRule="auto"/>
+              <w:ind w:firstLine="0"/>
+              <w:jc w:val="left"/>
+            </w:pPr>
+            <w:r/>
+            <w:r>
+              <w:rPr>
+                <w:rFonts w:ascii="Times New Roman" w:hAnsi="Times New Roman"/>
+                <w:b w:val="0"/>
+                <w:sz w:val="24"/>
+              </w:rPr>
+              <w:t>По способу реализации</w:t>
+            </w:r>
+          </w:p>
+        </w:tc>
+        <w:tc>
+          <w:tcPr>
+            <w:tcW w:type="dxa" w:w="3061"/>
+          </w:tcPr>
+          <w:p>
+            <w:pPr>
+              <w:spacing w:before="0" w:after="0" w:line="240" w:lineRule="auto"/>
+              <w:ind w:firstLine="0"/>
+              <w:jc w:val="left"/>
+            </w:pPr>
+            <w:r/>
+            <w:r>
+              <w:rPr>
+                <w:rFonts w:ascii="Times New Roman" w:hAnsi="Times New Roman"/>
+                <w:b w:val="0"/>
+                <w:sz w:val="24"/>
+              </w:rPr>
+              <w:t>Нативные (Kotlin для Android, Swift для iOS)</w:t>
+            </w:r>
+          </w:p>
+        </w:tc>
+        <w:tc>
+          <w:tcPr>
+            <w:tcW w:type="dxa" w:w="3855"/>
+          </w:tcPr>
+          <w:p>
+            <w:pPr>
+              <w:spacing w:before="0" w:after="0" w:line="240" w:lineRule="auto"/>
+              <w:ind w:firstLine="0"/>
+              <w:jc w:val="left"/>
+            </w:pPr>
+            <w:r/>
+            <w:r>
+              <w:rPr>
+                <w:rFonts w:ascii="Times New Roman" w:hAnsi="Times New Roman"/>
+                <w:b w:val="0"/>
+                <w:sz w:val="24"/>
+              </w:rPr>
+              <w:t>Максимальная производительность и доступ к возможностям устройства; отдельная реализация и отдельная поддержка для каждой платформы — наибольшая трудоёмкость</w:t>
             </w:r>
           </w:p>
         </w:tc>
@@ -1283,83 +1309,83 @@
       <w:tr>
         <w:tc>
           <w:tcPr>
-            <w:tcW w:type="dxa" w:w="737"/>
-          </w:tcPr>
-          <w:p>
-            <w:pPr>
-              <w:spacing w:before="0" w:after="0" w:line="240" w:lineRule="auto"/>
-              <w:ind w:firstLine="0"/>
-              <w:jc w:val="left"/>
-            </w:pPr>
-            <w:r/>
-            <w:r>
-              <w:rPr>
-                <w:rFonts w:ascii="Times New Roman" w:hAnsi="Times New Roman"/>
-                <w:b w:val="0"/>
-                <w:sz w:val="24"/>
-              </w:rPr>
-            </w:r>
-          </w:p>
-        </w:tc>
-        <w:tc>
-          <w:tcPr>
-            <w:tcW w:type="dxa" w:w="2041"/>
-          </w:tcPr>
-          <w:p>
-            <w:pPr>
-              <w:spacing w:before="0" w:after="0" w:line="240" w:lineRule="auto"/>
-              <w:ind w:firstLine="0"/>
-              <w:jc w:val="left"/>
-            </w:pPr>
-            <w:r/>
-            <w:r>
-              <w:rPr>
-                <w:rFonts w:ascii="Times New Roman" w:hAnsi="Times New Roman"/>
-                <w:b w:val="0"/>
-                <w:sz w:val="24"/>
-              </w:rPr>
-            </w:r>
-          </w:p>
-        </w:tc>
-        <w:tc>
-          <w:tcPr>
-            <w:tcW w:type="dxa" w:w="2948"/>
-          </w:tcPr>
-          <w:p>
-            <w:pPr>
-              <w:spacing w:before="0" w:after="0" w:line="240" w:lineRule="auto"/>
-              <w:ind w:firstLine="0"/>
-              <w:jc w:val="left"/>
-            </w:pPr>
-            <w:r/>
-            <w:r>
-              <w:rPr>
-                <w:rFonts w:ascii="Times New Roman" w:hAnsi="Times New Roman"/>
-                <w:b w:val="0"/>
-                <w:sz w:val="24"/>
-              </w:rPr>
-              <w:t>Аналитические платформы по данным рынка</w:t>
-            </w:r>
-          </w:p>
-        </w:tc>
-        <w:tc>
-          <w:tcPr>
-            <w:tcW w:type="dxa" w:w="3628"/>
-          </w:tcPr>
-          <w:p>
-            <w:pPr>
-              <w:spacing w:before="0" w:after="0" w:line="240" w:lineRule="auto"/>
-              <w:ind w:firstLine="0"/>
-              <w:jc w:val="left"/>
-            </w:pPr>
-            <w:r/>
-            <w:r>
-              <w:rPr>
-                <w:rFonts w:ascii="Times New Roman" w:hAnsi="Times New Roman"/>
-                <w:b w:val="0"/>
-                <w:sz w:val="24"/>
-              </w:rPr>
-              <w:t>ЦИАН Аналитика, DataFlat.ru, bnMAP.pro, CoStar</w:t>
+            <w:tcW w:type="dxa" w:w="680"/>
+          </w:tcPr>
+          <w:p>
+            <w:pPr>
+              <w:spacing w:before="0" w:after="0" w:line="240" w:lineRule="auto"/>
+              <w:ind w:firstLine="0"/>
+              <w:jc w:val="left"/>
+            </w:pPr>
+            <w:r/>
+            <w:r>
+              <w:rPr>
+                <w:rFonts w:ascii="Times New Roman" w:hAnsi="Times New Roman"/>
+                <w:b w:val="0"/>
+                <w:sz w:val="24"/>
+              </w:rPr>
+            </w:r>
+          </w:p>
+        </w:tc>
+        <w:tc>
+          <w:tcPr>
+            <w:tcW w:type="dxa" w:w="1757"/>
+          </w:tcPr>
+          <w:p>
+            <w:pPr>
+              <w:spacing w:before="0" w:after="0" w:line="240" w:lineRule="auto"/>
+              <w:ind w:firstLine="0"/>
+              <w:jc w:val="left"/>
+            </w:pPr>
+            <w:r/>
+            <w:r>
+              <w:rPr>
+                <w:rFonts w:ascii="Times New Roman" w:hAnsi="Times New Roman"/>
+                <w:b w:val="0"/>
+                <w:sz w:val="24"/>
+              </w:rPr>
+            </w:r>
+          </w:p>
+        </w:tc>
+        <w:tc>
+          <w:tcPr>
+            <w:tcW w:type="dxa" w:w="3061"/>
+          </w:tcPr>
+          <w:p>
+            <w:pPr>
+              <w:spacing w:before="0" w:after="0" w:line="240" w:lineRule="auto"/>
+              <w:ind w:firstLine="0"/>
+              <w:jc w:val="left"/>
+            </w:pPr>
+            <w:r/>
+            <w:r>
+              <w:rPr>
+                <w:rFonts w:ascii="Times New Roman" w:hAnsi="Times New Roman"/>
+                <w:b w:val="0"/>
+                <w:sz w:val="24"/>
+              </w:rPr>
+              <w:t>Кросс-платформенные фреймворки (Flutter, React Native, Kotlin Multiplatform)</w:t>
+            </w:r>
+          </w:p>
+        </w:tc>
+        <w:tc>
+          <w:tcPr>
+            <w:tcW w:type="dxa" w:w="3855"/>
+          </w:tcPr>
+          <w:p>
+            <w:pPr>
+              <w:spacing w:before="0" w:after="0" w:line="240" w:lineRule="auto"/>
+              <w:ind w:firstLine="0"/>
+              <w:jc w:val="left"/>
+            </w:pPr>
+            <w:r/>
+            <w:r>
+              <w:rPr>
+                <w:rFonts w:ascii="Times New Roman" w:hAnsi="Times New Roman"/>
+                <w:b w:val="0"/>
+                <w:sz w:val="24"/>
+              </w:rPr>
+              <w:t>Один код для двух платформ; экономия 30–50 % относительно нативной разработки, но требуется отдельная от веб-версии реализация интерфейса</w:t>
             </w:r>
           </w:p>
         </w:tc>
@@ -1367,83 +1393,83 @@
       <w:tr>
         <w:tc>
           <w:tcPr>
-            <w:tcW w:type="dxa" w:w="737"/>
-          </w:tcPr>
-          <w:p>
-            <w:pPr>
-              <w:spacing w:before="0" w:after="0" w:line="240" w:lineRule="auto"/>
-              <w:ind w:firstLine="0"/>
-              <w:jc w:val="left"/>
-            </w:pPr>
-            <w:r/>
-            <w:r>
-              <w:rPr>
-                <w:rFonts w:ascii="Times New Roman" w:hAnsi="Times New Roman"/>
-                <w:b w:val="0"/>
-                <w:sz w:val="24"/>
-              </w:rPr>
-            </w:r>
-          </w:p>
-        </w:tc>
-        <w:tc>
-          <w:tcPr>
-            <w:tcW w:type="dxa" w:w="2041"/>
-          </w:tcPr>
-          <w:p>
-            <w:pPr>
-              <w:spacing w:before="0" w:after="0" w:line="240" w:lineRule="auto"/>
-              <w:ind w:firstLine="0"/>
-              <w:jc w:val="left"/>
-            </w:pPr>
-            <w:r/>
-            <w:r>
-              <w:rPr>
-                <w:rFonts w:ascii="Times New Roman" w:hAnsi="Times New Roman"/>
-                <w:b w:val="0"/>
-                <w:sz w:val="24"/>
-              </w:rPr>
-            </w:r>
-          </w:p>
-        </w:tc>
-        <w:tc>
-          <w:tcPr>
-            <w:tcW w:type="dxa" w:w="2948"/>
-          </w:tcPr>
-          <w:p>
-            <w:pPr>
-              <w:spacing w:before="0" w:after="0" w:line="240" w:lineRule="auto"/>
-              <w:ind w:firstLine="0"/>
-              <w:jc w:val="left"/>
-            </w:pPr>
-            <w:r/>
-            <w:r>
-              <w:rPr>
-                <w:rFonts w:ascii="Times New Roman" w:hAnsi="Times New Roman"/>
-                <w:b w:val="0"/>
-                <w:sz w:val="24"/>
-              </w:rPr>
-              <w:t>Сервисы автоматизированной оценки (AVM)</w:t>
-            </w:r>
-          </w:p>
-        </w:tc>
-        <w:tc>
-          <w:tcPr>
-            <w:tcW w:type="dxa" w:w="3628"/>
-          </w:tcPr>
-          <w:p>
-            <w:pPr>
-              <w:spacing w:before="0" w:after="0" w:line="240" w:lineRule="auto"/>
-              <w:ind w:firstLine="0"/>
-              <w:jc w:val="left"/>
-            </w:pPr>
-            <w:r/>
-            <w:r>
-              <w:rPr>
-                <w:rFonts w:ascii="Times New Roman" w:hAnsi="Times New Roman"/>
-                <w:b w:val="0"/>
-                <w:sz w:val="24"/>
-              </w:rPr>
-              <w:t>Zillow Zestimate, HouseCanary</w:t>
+            <w:tcW w:type="dxa" w:w="680"/>
+          </w:tcPr>
+          <w:p>
+            <w:pPr>
+              <w:spacing w:before="0" w:after="0" w:line="240" w:lineRule="auto"/>
+              <w:ind w:firstLine="0"/>
+              <w:jc w:val="left"/>
+            </w:pPr>
+            <w:r/>
+            <w:r>
+              <w:rPr>
+                <w:rFonts w:ascii="Times New Roman" w:hAnsi="Times New Roman"/>
+                <w:b w:val="0"/>
+                <w:sz w:val="24"/>
+              </w:rPr>
+            </w:r>
+          </w:p>
+        </w:tc>
+        <w:tc>
+          <w:tcPr>
+            <w:tcW w:type="dxa" w:w="1757"/>
+          </w:tcPr>
+          <w:p>
+            <w:pPr>
+              <w:spacing w:before="0" w:after="0" w:line="240" w:lineRule="auto"/>
+              <w:ind w:firstLine="0"/>
+              <w:jc w:val="left"/>
+            </w:pPr>
+            <w:r/>
+            <w:r>
+              <w:rPr>
+                <w:rFonts w:ascii="Times New Roman" w:hAnsi="Times New Roman"/>
+                <w:b w:val="0"/>
+                <w:sz w:val="24"/>
+              </w:rPr>
+            </w:r>
+          </w:p>
+        </w:tc>
+        <w:tc>
+          <w:tcPr>
+            <w:tcW w:type="dxa" w:w="3061"/>
+          </w:tcPr>
+          <w:p>
+            <w:pPr>
+              <w:spacing w:before="0" w:after="0" w:line="240" w:lineRule="auto"/>
+              <w:ind w:firstLine="0"/>
+              <w:jc w:val="left"/>
+            </w:pPr>
+            <w:r/>
+            <w:r>
+              <w:rPr>
+                <w:rFonts w:ascii="Times New Roman" w:hAnsi="Times New Roman"/>
+                <w:b w:val="0"/>
+                <w:sz w:val="24"/>
+              </w:rPr>
+              <w:t>Гибридные приложения — оболочка вокруг веб-сборки (Capacitor, Cordova)</w:t>
+            </w:r>
+          </w:p>
+        </w:tc>
+        <w:tc>
+          <w:tcPr>
+            <w:tcW w:type="dxa" w:w="3855"/>
+          </w:tcPr>
+          <w:p>
+            <w:pPr>
+              <w:spacing w:before="0" w:after="0" w:line="240" w:lineRule="auto"/>
+              <w:ind w:firstLine="0"/>
+              <w:jc w:val="left"/>
+            </w:pPr>
+            <w:r/>
+            <w:r>
+              <w:rPr>
+                <w:rFonts w:ascii="Times New Roman" w:hAnsi="Times New Roman"/>
+                <w:b w:val="0"/>
+                <w:sz w:val="24"/>
+              </w:rPr>
+              <w:t>Веб-интерфейс переиспользуется полностью; наименьшая трудоёмкость при наличии готового веб-приложения; ограничения по работе с устройством</w:t>
             </w:r>
           </w:p>
         </w:tc>
@@ -1451,83 +1477,83 @@
       <w:tr>
         <w:tc>
           <w:tcPr>
-            <w:tcW w:type="dxa" w:w="737"/>
-          </w:tcPr>
-          <w:p>
-            <w:pPr>
-              <w:spacing w:before="0" w:after="0" w:line="240" w:lineRule="auto"/>
-              <w:ind w:firstLine="0"/>
-              <w:jc w:val="left"/>
-            </w:pPr>
-            <w:r/>
-            <w:r>
-              <w:rPr>
-                <w:rFonts w:ascii="Times New Roman" w:hAnsi="Times New Roman"/>
-                <w:b w:val="0"/>
-                <w:sz w:val="24"/>
-              </w:rPr>
-            </w:r>
-          </w:p>
-        </w:tc>
-        <w:tc>
-          <w:tcPr>
-            <w:tcW w:type="dxa" w:w="2041"/>
-          </w:tcPr>
-          <w:p>
-            <w:pPr>
-              <w:spacing w:before="0" w:after="0" w:line="240" w:lineRule="auto"/>
-              <w:ind w:firstLine="0"/>
-              <w:jc w:val="left"/>
-            </w:pPr>
-            <w:r/>
-            <w:r>
-              <w:rPr>
-                <w:rFonts w:ascii="Times New Roman" w:hAnsi="Times New Roman"/>
-                <w:b w:val="0"/>
-                <w:sz w:val="24"/>
-              </w:rPr>
-            </w:r>
-          </w:p>
-        </w:tc>
-        <w:tc>
-          <w:tcPr>
-            <w:tcW w:type="dxa" w:w="2948"/>
-          </w:tcPr>
-          <w:p>
-            <w:pPr>
-              <w:spacing w:before="0" w:after="0" w:line="240" w:lineRule="auto"/>
-              <w:ind w:firstLine="0"/>
-              <w:jc w:val="left"/>
-            </w:pPr>
-            <w:r/>
-            <w:r>
-              <w:rPr>
-                <w:rFonts w:ascii="Times New Roman" w:hAnsi="Times New Roman"/>
-                <w:b w:val="0"/>
-                <w:sz w:val="24"/>
-              </w:rPr>
-              <w:t>Государственные системы учёта и реализации имущества</w:t>
-            </w:r>
-          </w:p>
-        </w:tc>
-        <w:tc>
-          <w:tcPr>
-            <w:tcW w:type="dxa" w:w="3628"/>
-          </w:tcPr>
-          <w:p>
-            <w:pPr>
-              <w:spacing w:before="0" w:after="0" w:line="240" w:lineRule="auto"/>
-              <w:ind w:firstLine="0"/>
-              <w:jc w:val="left"/>
-            </w:pPr>
-            <w:r/>
-            <w:r>
-              <w:rPr>
-                <w:rFonts w:ascii="Times New Roman" w:hAnsi="Times New Roman"/>
-                <w:b w:val="0"/>
-                <w:sz w:val="24"/>
-              </w:rPr>
-              <w:t>«Наш.Дом.РФ», «Москварталы», инвестиционный портал Москвы</w:t>
+            <w:tcW w:type="dxa" w:w="680"/>
+          </w:tcPr>
+          <w:p>
+            <w:pPr>
+              <w:spacing w:before="0" w:after="0" w:line="240" w:lineRule="auto"/>
+              <w:ind w:firstLine="0"/>
+              <w:jc w:val="left"/>
+            </w:pPr>
+            <w:r/>
+            <w:r>
+              <w:rPr>
+                <w:rFonts w:ascii="Times New Roman" w:hAnsi="Times New Roman"/>
+                <w:b w:val="0"/>
+                <w:sz w:val="24"/>
+              </w:rPr>
+            </w:r>
+          </w:p>
+        </w:tc>
+        <w:tc>
+          <w:tcPr>
+            <w:tcW w:type="dxa" w:w="1757"/>
+          </w:tcPr>
+          <w:p>
+            <w:pPr>
+              <w:spacing w:before="0" w:after="0" w:line="240" w:lineRule="auto"/>
+              <w:ind w:firstLine="0"/>
+              <w:jc w:val="left"/>
+            </w:pPr>
+            <w:r/>
+            <w:r>
+              <w:rPr>
+                <w:rFonts w:ascii="Times New Roman" w:hAnsi="Times New Roman"/>
+                <w:b w:val="0"/>
+                <w:sz w:val="24"/>
+              </w:rPr>
+            </w:r>
+          </w:p>
+        </w:tc>
+        <w:tc>
+          <w:tcPr>
+            <w:tcW w:type="dxa" w:w="3061"/>
+          </w:tcPr>
+          <w:p>
+            <w:pPr>
+              <w:spacing w:before="0" w:after="0" w:line="240" w:lineRule="auto"/>
+              <w:ind w:firstLine="0"/>
+              <w:jc w:val="left"/>
+            </w:pPr>
+            <w:r/>
+            <w:r>
+              <w:rPr>
+                <w:rFonts w:ascii="Times New Roman" w:hAnsi="Times New Roman"/>
+                <w:b w:val="0"/>
+                <w:sz w:val="24"/>
+              </w:rPr>
+              <w:t>Прогрессивные веб-приложения (PWA)</w:t>
+            </w:r>
+          </w:p>
+        </w:tc>
+        <w:tc>
+          <w:tcPr>
+            <w:tcW w:type="dxa" w:w="3855"/>
+          </w:tcPr>
+          <w:p>
+            <w:pPr>
+              <w:spacing w:before="0" w:after="0" w:line="240" w:lineRule="auto"/>
+              <w:ind w:firstLine="0"/>
+              <w:jc w:val="left"/>
+            </w:pPr>
+            <w:r/>
+            <w:r>
+              <w:rPr>
+                <w:rFonts w:ascii="Times New Roman" w:hAnsi="Times New Roman"/>
+                <w:b w:val="0"/>
+                <w:sz w:val="24"/>
+              </w:rPr>
+              <w:t>Установка без магазина и без сборки; нулевые дополнительные затраты, но нет полноценного присутствия в системе устройства</w:t>
             </w:r>
           </w:p>
         </w:tc>
@@ -1535,83 +1561,85 @@
       <w:tr>
         <w:tc>
           <w:tcPr>
-            <w:tcW w:type="dxa" w:w="737"/>
-          </w:tcPr>
-          <w:p>
-            <w:pPr>
-              <w:spacing w:before="0" w:after="0" w:line="240" w:lineRule="auto"/>
-              <w:ind w:firstLine="0"/>
-              <w:jc w:val="left"/>
-            </w:pPr>
-            <w:r/>
-            <w:r>
-              <w:rPr>
-                <w:rFonts w:ascii="Times New Roman" w:hAnsi="Times New Roman"/>
-                <w:b w:val="0"/>
-                <w:sz w:val="24"/>
-              </w:rPr>
-            </w:r>
-          </w:p>
-        </w:tc>
-        <w:tc>
-          <w:tcPr>
-            <w:tcW w:type="dxa" w:w="2041"/>
-          </w:tcPr>
-          <w:p>
-            <w:pPr>
-              <w:spacing w:before="0" w:after="0" w:line="240" w:lineRule="auto"/>
-              <w:ind w:firstLine="0"/>
-              <w:jc w:val="left"/>
-            </w:pPr>
-            <w:r/>
-            <w:r>
-              <w:rPr>
-                <w:rFonts w:ascii="Times New Roman" w:hAnsi="Times New Roman"/>
-                <w:b w:val="0"/>
-                <w:sz w:val="24"/>
-              </w:rPr>
-            </w:r>
-          </w:p>
-        </w:tc>
-        <w:tc>
-          <w:tcPr>
-            <w:tcW w:type="dxa" w:w="2948"/>
-          </w:tcPr>
-          <w:p>
-            <w:pPr>
-              <w:spacing w:before="0" w:after="0" w:line="240" w:lineRule="auto"/>
-              <w:ind w:firstLine="0"/>
-              <w:jc w:val="left"/>
-            </w:pPr>
-            <w:r/>
-            <w:r>
-              <w:rPr>
-                <w:rFonts w:ascii="Times New Roman" w:hAnsi="Times New Roman"/>
-                <w:b w:val="0"/>
-                <w:sz w:val="24"/>
-              </w:rPr>
-              <w:t>Системы мониторинга и версионирования предложения</w:t>
-            </w:r>
-          </w:p>
-        </w:tc>
-        <w:tc>
-          <w:tcPr>
-            <w:tcW w:type="dxa" w:w="3628"/>
-          </w:tcPr>
-          <w:p>
-            <w:pPr>
-              <w:spacing w:before="0" w:after="0" w:line="240" w:lineRule="auto"/>
-              <w:ind w:firstLine="0"/>
-              <w:jc w:val="left"/>
-            </w:pPr>
-            <w:r/>
-            <w:r>
-              <w:rPr>
-                <w:rFonts w:ascii="Times New Roman" w:hAnsi="Times New Roman"/>
-                <w:b w:val="0"/>
-                <w:sz w:val="24"/>
-              </w:rPr>
-              <w:t>Разрабатываемый продукт «mosres»</w:t>
+            <w:tcW w:type="dxa" w:w="680"/>
+          </w:tcPr>
+          <w:p>
+            <w:pPr>
+              <w:spacing w:before="0" w:after="0" w:line="240" w:lineRule="auto"/>
+              <w:ind w:firstLine="0"/>
+              <w:jc w:val="left"/>
+            </w:pPr>
+            <w:r/>
+            <w:r>
+              <w:rPr>
+                <w:rFonts w:ascii="Times New Roman" w:hAnsi="Times New Roman"/>
+                <w:b w:val="0"/>
+                <w:sz w:val="24"/>
+              </w:rPr>
+              <w:t>2</w:t>
+            </w:r>
+          </w:p>
+        </w:tc>
+        <w:tc>
+          <w:tcPr>
+            <w:tcW w:type="dxa" w:w="1757"/>
+          </w:tcPr>
+          <w:p>
+            <w:pPr>
+              <w:spacing w:before="0" w:after="0" w:line="240" w:lineRule="auto"/>
+              <w:ind w:firstLine="0"/>
+              <w:jc w:val="left"/>
+            </w:pPr>
+            <w:r/>
+            <w:r>
+              <w:rPr>
+                <w:rFonts w:ascii="Times New Roman" w:hAnsi="Times New Roman"/>
+                <w:b w:val="0"/>
+                <w:sz w:val="24"/>
+              </w:rPr>
+              <w:t>По каналу распространения</w:t>
+            </w:r>
+          </w:p>
+        </w:tc>
+        <w:tc>
+          <w:tcPr>
+            <w:tcW w:type="dxa" w:w="3061"/>
+          </w:tcPr>
+          <w:p>
+            <w:pPr>
+              <w:spacing w:before="0" w:after="0" w:line="240" w:lineRule="auto"/>
+              <w:ind w:firstLine="0"/>
+              <w:jc w:val="left"/>
+            </w:pPr>
+            <w:r/>
+            <w:r>
+              <w:rPr>
+                <w:rFonts w:ascii="Times New Roman" w:hAnsi="Times New Roman"/>
+                <w:b w:val="0"/>
+                <w:sz w:val="24"/>
+              </w:rPr>
+              <w:t>Магазин приложений (Google Play, RuStore [28]); внутренний канал организации или система управления мобильными устройствами; установка из файла</w:t>
+            </w:r>
+          </w:p>
+        </w:tc>
+        <w:tc>
+          <w:tcPr>
+            <w:tcW w:type="dxa" w:w="3855"/>
+          </w:tcPr>
+          <w:p>
+            <w:pPr>
+              <w:spacing w:before="0" w:after="0" w:line="240" w:lineRule="auto"/>
+              <w:ind w:firstLine="0"/>
+              <w:jc w:val="left"/>
+            </w:pPr>
+            <w:r/>
+            <w:r>
+              <w:rPr>
+                <w:rFonts w:ascii="Times New Roman" w:hAnsi="Times New Roman"/>
+                <w:b w:val="0"/>
+                <w:sz w:val="24"/>
+              </w:rPr>
+              <w:t>Магазин требует учётной записи разработчика и прохождения проверок; внутренний канал исключает эти расходы, но требует организационного решения заказчика</w:t>
             </w:r>
           </w:p>
         </w:tc>
@@ -1619,85 +1647,85 @@
       <w:tr>
         <w:tc>
           <w:tcPr>
-            <w:tcW w:type="dxa" w:w="737"/>
-          </w:tcPr>
-          <w:p>
-            <w:pPr>
-              <w:spacing w:before="0" w:after="0" w:line="240" w:lineRule="auto"/>
-              <w:ind w:firstLine="0"/>
-              <w:jc w:val="left"/>
-            </w:pPr>
-            <w:r/>
-            <w:r>
-              <w:rPr>
-                <w:rFonts w:ascii="Times New Roman" w:hAnsi="Times New Roman"/>
-                <w:b w:val="0"/>
-                <w:sz w:val="24"/>
-              </w:rPr>
-              <w:t>2</w:t>
-            </w:r>
-          </w:p>
-        </w:tc>
-        <w:tc>
-          <w:tcPr>
-            <w:tcW w:type="dxa" w:w="2041"/>
-          </w:tcPr>
-          <w:p>
-            <w:pPr>
-              <w:spacing w:before="0" w:after="0" w:line="240" w:lineRule="auto"/>
-              <w:ind w:firstLine="0"/>
-              <w:jc w:val="left"/>
-            </w:pPr>
-            <w:r/>
-            <w:r>
-              <w:rPr>
-                <w:rFonts w:ascii="Times New Roman" w:hAnsi="Times New Roman"/>
-                <w:b w:val="0"/>
-                <w:sz w:val="24"/>
-              </w:rPr>
-              <w:t>По типу заказчика и пользователя</w:t>
-            </w:r>
-          </w:p>
-        </w:tc>
-        <w:tc>
-          <w:tcPr>
-            <w:tcW w:type="dxa" w:w="2948"/>
-          </w:tcPr>
-          <w:p>
-            <w:pPr>
-              <w:spacing w:before="0" w:after="0" w:line="240" w:lineRule="auto"/>
-              <w:ind w:firstLine="0"/>
-              <w:jc w:val="left"/>
-            </w:pPr>
-            <w:r/>
-            <w:r>
-              <w:rPr>
-                <w:rFonts w:ascii="Times New Roman" w:hAnsi="Times New Roman"/>
-                <w:b w:val="0"/>
-                <w:sz w:val="24"/>
-              </w:rPr>
-              <w:t>B2C — покупатель; B2B — риелтор, застройщик, банк; B2G — орган исполнительной власти</w:t>
-            </w:r>
-          </w:p>
-        </w:tc>
-        <w:tc>
-          <w:tcPr>
-            <w:tcW w:type="dxa" w:w="3628"/>
-          </w:tcPr>
-          <w:p>
-            <w:pPr>
-              <w:spacing w:before="0" w:after="0" w:line="240" w:lineRule="auto"/>
-              <w:ind w:firstLine="0"/>
-              <w:jc w:val="left"/>
-            </w:pPr>
-            <w:r/>
-            <w:r>
-              <w:rPr>
-                <w:rFonts w:ascii="Times New Roman" w:hAnsi="Times New Roman"/>
-                <w:b w:val="0"/>
-                <w:sz w:val="24"/>
-              </w:rPr>
-              <w:t>Домклик (B2C); bnMAP.pro (B2B); «mosres», «Наш.Дом.РФ» (B2G)</w:t>
+            <w:tcW w:type="dxa" w:w="680"/>
+          </w:tcPr>
+          <w:p>
+            <w:pPr>
+              <w:spacing w:before="0" w:after="0" w:line="240" w:lineRule="auto"/>
+              <w:ind w:firstLine="0"/>
+              <w:jc w:val="left"/>
+            </w:pPr>
+            <w:r/>
+            <w:r>
+              <w:rPr>
+                <w:rFonts w:ascii="Times New Roman" w:hAnsi="Times New Roman"/>
+                <w:b w:val="0"/>
+                <w:sz w:val="24"/>
+              </w:rPr>
+              <w:t>3</w:t>
+            </w:r>
+          </w:p>
+        </w:tc>
+        <w:tc>
+          <w:tcPr>
+            <w:tcW w:type="dxa" w:w="1757"/>
+          </w:tcPr>
+          <w:p>
+            <w:pPr>
+              <w:spacing w:before="0" w:after="0" w:line="240" w:lineRule="auto"/>
+              <w:ind w:firstLine="0"/>
+              <w:jc w:val="left"/>
+            </w:pPr>
+            <w:r/>
+            <w:r>
+              <w:rPr>
+                <w:rFonts w:ascii="Times New Roman" w:hAnsi="Times New Roman"/>
+                <w:b w:val="0"/>
+                <w:sz w:val="24"/>
+              </w:rPr>
+              <w:t>По связи с сервером</w:t>
+            </w:r>
+          </w:p>
+        </w:tc>
+        <w:tc>
+          <w:tcPr>
+            <w:tcW w:type="dxa" w:w="3061"/>
+          </w:tcPr>
+          <w:p>
+            <w:pPr>
+              <w:spacing w:before="0" w:after="0" w:line="240" w:lineRule="auto"/>
+              <w:ind w:firstLine="0"/>
+              <w:jc w:val="left"/>
+            </w:pPr>
+            <w:r/>
+            <w:r>
+              <w:rPr>
+                <w:rFonts w:ascii="Times New Roman" w:hAnsi="Times New Roman"/>
+                <w:b w:val="0"/>
+                <w:sz w:val="24"/>
+              </w:rPr>
+              <w:t>Онлайн-клиент; приложение с автономным режимом; гибридная схема синхронизации</w:t>
+            </w:r>
+          </w:p>
+        </w:tc>
+        <w:tc>
+          <w:tcPr>
+            <w:tcW w:type="dxa" w:w="3855"/>
+          </w:tcPr>
+          <w:p>
+            <w:pPr>
+              <w:spacing w:before="0" w:after="0" w:line="240" w:lineRule="auto"/>
+              <w:ind w:firstLine="0"/>
+              <w:jc w:val="left"/>
+            </w:pPr>
+            <w:r/>
+            <w:r>
+              <w:rPr>
+                <w:rFonts w:ascii="Times New Roman" w:hAnsi="Times New Roman"/>
+                <w:b w:val="0"/>
+                <w:sz w:val="24"/>
+              </w:rPr>
+              <w:t>Автономный режим кратно увеличивает трудоёмкость (локальная база, разрешение конфликтов) и в минимально жизнеспособную версию, как правило, не включается</w:t>
             </w:r>
           </w:p>
         </w:tc>
@@ -1705,85 +1733,85 @@
       <w:tr>
         <w:tc>
           <w:tcPr>
-            <w:tcW w:type="dxa" w:w="737"/>
-          </w:tcPr>
-          <w:p>
-            <w:pPr>
-              <w:spacing w:before="0" w:after="0" w:line="240" w:lineRule="auto"/>
-              <w:ind w:firstLine="0"/>
-              <w:jc w:val="left"/>
-            </w:pPr>
-            <w:r/>
-            <w:r>
-              <w:rPr>
-                <w:rFonts w:ascii="Times New Roman" w:hAnsi="Times New Roman"/>
-                <w:b w:val="0"/>
-                <w:sz w:val="24"/>
-              </w:rPr>
-              <w:t>3</w:t>
-            </w:r>
-          </w:p>
-        </w:tc>
-        <w:tc>
-          <w:tcPr>
-            <w:tcW w:type="dxa" w:w="2041"/>
-          </w:tcPr>
-          <w:p>
-            <w:pPr>
-              <w:spacing w:before="0" w:after="0" w:line="240" w:lineRule="auto"/>
-              <w:ind w:firstLine="0"/>
-              <w:jc w:val="left"/>
-            </w:pPr>
-            <w:r/>
-            <w:r>
-              <w:rPr>
-                <w:rFonts w:ascii="Times New Roman" w:hAnsi="Times New Roman"/>
-                <w:b w:val="0"/>
-                <w:sz w:val="24"/>
-              </w:rPr>
-              <w:t>По модели поставки</w:t>
-            </w:r>
-          </w:p>
-        </w:tc>
-        <w:tc>
-          <w:tcPr>
-            <w:tcW w:type="dxa" w:w="2948"/>
-          </w:tcPr>
-          <w:p>
-            <w:pPr>
-              <w:spacing w:before="0" w:after="0" w:line="240" w:lineRule="auto"/>
-              <w:ind w:firstLine="0"/>
-              <w:jc w:val="left"/>
-            </w:pPr>
-            <w:r/>
-            <w:r>
-              <w:rPr>
-                <w:rFonts w:ascii="Times New Roman" w:hAnsi="Times New Roman"/>
-                <w:b w:val="0"/>
-                <w:sz w:val="24"/>
-              </w:rPr>
-              <w:t>Облачный сервис (SaaS); развёртывание в инфраструктуре заказчика (on-premise)</w:t>
-            </w:r>
-          </w:p>
-        </w:tc>
-        <w:tc>
-          <w:tcPr>
-            <w:tcW w:type="dxa" w:w="3628"/>
-          </w:tcPr>
-          <w:p>
-            <w:pPr>
-              <w:spacing w:before="0" w:after="0" w:line="240" w:lineRule="auto"/>
-              <w:ind w:firstLine="0"/>
-              <w:jc w:val="left"/>
-            </w:pPr>
-            <w:r/>
-            <w:r>
-              <w:rPr>
-                <w:rFonts w:ascii="Times New Roman" w:hAnsi="Times New Roman"/>
-                <w:b w:val="0"/>
-                <w:sz w:val="24"/>
-              </w:rPr>
-              <w:t>ЦИАН Аналитика (SaaS); «mosres» и ведомственные системы (on-premise)</w:t>
+            <w:tcW w:type="dxa" w:w="680"/>
+          </w:tcPr>
+          <w:p>
+            <w:pPr>
+              <w:spacing w:before="0" w:after="0" w:line="240" w:lineRule="auto"/>
+              <w:ind w:firstLine="0"/>
+              <w:jc w:val="left"/>
+            </w:pPr>
+            <w:r/>
+            <w:r>
+              <w:rPr>
+                <w:rFonts w:ascii="Times New Roman" w:hAnsi="Times New Roman"/>
+                <w:b w:val="0"/>
+                <w:sz w:val="24"/>
+              </w:rPr>
+              <w:t>4</w:t>
+            </w:r>
+          </w:p>
+        </w:tc>
+        <w:tc>
+          <w:tcPr>
+            <w:tcW w:type="dxa" w:w="1757"/>
+          </w:tcPr>
+          <w:p>
+            <w:pPr>
+              <w:spacing w:before="0" w:after="0" w:line="240" w:lineRule="auto"/>
+              <w:ind w:firstLine="0"/>
+              <w:jc w:val="left"/>
+            </w:pPr>
+            <w:r/>
+            <w:r>
+              <w:rPr>
+                <w:rFonts w:ascii="Times New Roman" w:hAnsi="Times New Roman"/>
+                <w:b w:val="0"/>
+                <w:sz w:val="24"/>
+              </w:rPr>
+              <w:t>По типу заказчика</w:t>
+            </w:r>
+          </w:p>
+        </w:tc>
+        <w:tc>
+          <w:tcPr>
+            <w:tcW w:type="dxa" w:w="3061"/>
+          </w:tcPr>
+          <w:p>
+            <w:pPr>
+              <w:spacing w:before="0" w:after="0" w:line="240" w:lineRule="auto"/>
+              <w:ind w:firstLine="0"/>
+              <w:jc w:val="left"/>
+            </w:pPr>
+            <w:r/>
+            <w:r>
+              <w:rPr>
+                <w:rFonts w:ascii="Times New Roman" w:hAnsi="Times New Roman"/>
+                <w:b w:val="0"/>
+                <w:sz w:val="24"/>
+              </w:rPr>
+              <w:t>B2C — массовый пользователь; B2B — профессиональный участник рынка; B2G — орган исполнительной власти</w:t>
+            </w:r>
+          </w:p>
+        </w:tc>
+        <w:tc>
+          <w:tcPr>
+            <w:tcW w:type="dxa" w:w="3855"/>
+          </w:tcPr>
+          <w:p>
+            <w:pPr>
+              <w:spacing w:before="0" w:after="0" w:line="240" w:lineRule="auto"/>
+              <w:ind w:firstLine="0"/>
+              <w:jc w:val="left"/>
+            </w:pPr>
+            <w:r/>
+            <w:r>
+              <w:rPr>
+                <w:rFonts w:ascii="Times New Roman" w:hAnsi="Times New Roman"/>
+                <w:b w:val="0"/>
+                <w:sz w:val="24"/>
+              </w:rPr>
+              <w:t>B2C-приложения конкурируют за установки и требуют затрат на продвижение; B2G-приложения распространяются административно, расходы на продвижение отсутствуют</w:t>
             </w:r>
           </w:p>
         </w:tc>
@@ -1791,93 +1819,7 @@
       <w:tr>
         <w:tc>
           <w:tcPr>
-            <w:tcW w:type="dxa" w:w="737"/>
-          </w:tcPr>
-          <w:p>
-            <w:pPr>
-              <w:spacing w:before="0" w:after="0" w:line="240" w:lineRule="auto"/>
-              <w:ind w:firstLine="0"/>
-              <w:jc w:val="left"/>
-            </w:pPr>
-            <w:r/>
-            <w:r>
-              <w:rPr>
-                <w:rFonts w:ascii="Times New Roman" w:hAnsi="Times New Roman"/>
-                <w:b w:val="0"/>
-                <w:sz w:val="24"/>
-              </w:rPr>
-              <w:t>4</w:t>
-            </w:r>
-          </w:p>
-        </w:tc>
-        <w:tc>
-          <w:tcPr>
-            <w:tcW w:type="dxa" w:w="2041"/>
-          </w:tcPr>
-          <w:p>
-            <w:pPr>
-              <w:spacing w:before="0" w:after="0" w:line="240" w:lineRule="auto"/>
-              <w:ind w:firstLine="0"/>
-              <w:jc w:val="left"/>
-            </w:pPr>
-            <w:r/>
-            <w:r>
-              <w:rPr>
-                <w:rFonts w:ascii="Times New Roman" w:hAnsi="Times New Roman"/>
-                <w:b w:val="0"/>
-                <w:sz w:val="24"/>
-              </w:rPr>
-              <w:t>По способу получения данных</w:t>
-            </w:r>
-          </w:p>
-        </w:tc>
-        <w:tc>
-          <w:tcPr>
-            <w:tcW w:type="dxa" w:w="2948"/>
-          </w:tcPr>
-          <w:p>
-            <w:pPr>
-              <w:spacing w:before="0" w:after="0" w:line="240" w:lineRule="auto"/>
-              <w:ind w:firstLine="0"/>
-              <w:jc w:val="left"/>
-            </w:pPr>
-            <w:r/>
-            <w:r>
-              <w:rPr>
-                <w:rFonts w:ascii="Times New Roman" w:hAnsi="Times New Roman"/>
-                <w:b w:val="0"/>
-                <w:sz w:val="24"/>
-              </w:rPr>
-              <w:t>Ручной ввод и партнёрские фиды; автоматизированный сбор с публичных источников; интеграция с государственными реестрами</w:t>
-            </w:r>
-          </w:p>
-        </w:tc>
-        <w:tc>
-          <w:tcPr>
-            <w:tcW w:type="dxa" w:w="3628"/>
-          </w:tcPr>
-          <w:p>
-            <w:pPr>
-              <w:spacing w:before="0" w:after="0" w:line="240" w:lineRule="auto"/>
-              <w:ind w:firstLine="0"/>
-              <w:jc w:val="left"/>
-            </w:pPr>
-            <w:r/>
-            <w:r>
-              <w:rPr>
-                <w:rFonts w:ascii="Times New Roman" w:hAnsi="Times New Roman"/>
-                <w:b w:val="0"/>
-                <w:sz w:val="24"/>
-              </w:rPr>
-              <w:t>Классифайды; «mosres» (портал «Москварталы»); «Наш.Дом.РФ», ЕГРН</w:t>
-            </w:r>
-          </w:p>
-        </w:tc>
-      </w:tr>
-      <w:tr>
-        <w:tc>
-          <w:tcPr>
-            <w:tcW w:type="dxa" w:w="737"/>
+            <w:tcW w:type="dxa" w:w="680"/>
           </w:tcPr>
           <w:p>
             <w:pPr>
@@ -1898,7 +1840,7 @@
         </w:tc>
         <w:tc>
           <w:tcPr>
-            <w:tcW w:type="dxa" w:w="2041"/>
+            <w:tcW w:type="dxa" w:w="1757"/>
           </w:tcPr>
           <w:p>
             <w:pPr>
@@ -1919,43 +1861,43 @@
         </w:tc>
         <w:tc>
           <w:tcPr>
-            <w:tcW w:type="dxa" w:w="2948"/>
-          </w:tcPr>
-          <w:p>
-            <w:pPr>
-              <w:spacing w:before="0" w:after="0" w:line="240" w:lineRule="auto"/>
-              <w:ind w:firstLine="0"/>
-              <w:jc w:val="left"/>
-            </w:pPr>
-            <w:r/>
-            <w:r>
-              <w:rPr>
-                <w:rFonts w:ascii="Times New Roman" w:hAnsi="Times New Roman"/>
-                <w:b w:val="0"/>
-                <w:sz w:val="24"/>
-              </w:rPr>
-              <w:t>Подписка; комиссия и платное размещение; бюджетное финансирование по государственному контракту</w:t>
-            </w:r>
-          </w:p>
-        </w:tc>
-        <w:tc>
-          <w:tcPr>
-            <w:tcW w:type="dxa" w:w="3628"/>
-          </w:tcPr>
-          <w:p>
-            <w:pPr>
-              <w:spacing w:before="0" w:after="0" w:line="240" w:lineRule="auto"/>
-              <w:ind w:firstLine="0"/>
-              <w:jc w:val="left"/>
-            </w:pPr>
-            <w:r/>
-            <w:r>
-              <w:rPr>
-                <w:rFonts w:ascii="Times New Roman" w:hAnsi="Times New Roman"/>
-                <w:b w:val="0"/>
-                <w:sz w:val="24"/>
-              </w:rPr>
-              <w:t>DataFlat.ru; классифайды; «mosres», ведомственные системы</w:t>
+            <w:tcW w:type="dxa" w:w="3061"/>
+          </w:tcPr>
+          <w:p>
+            <w:pPr>
+              <w:spacing w:before="0" w:after="0" w:line="240" w:lineRule="auto"/>
+              <w:ind w:firstLine="0"/>
+              <w:jc w:val="left"/>
+            </w:pPr>
+            <w:r/>
+            <w:r>
+              <w:rPr>
+                <w:rFonts w:ascii="Times New Roman" w:hAnsi="Times New Roman"/>
+                <w:b w:val="0"/>
+                <w:sz w:val="24"/>
+              </w:rPr>
+              <w:t>Платная подписка; реклама и комиссия; бесплатное приложение как канал доступа к системе</w:t>
+            </w:r>
+          </w:p>
+        </w:tc>
+        <w:tc>
+          <w:tcPr>
+            <w:tcW w:type="dxa" w:w="3855"/>
+          </w:tcPr>
+          <w:p>
+            <w:pPr>
+              <w:spacing w:before="0" w:after="0" w:line="240" w:lineRule="auto"/>
+              <w:ind w:firstLine="0"/>
+              <w:jc w:val="left"/>
+            </w:pPr>
+            <w:r/>
+            <w:r>
+              <w:rPr>
+                <w:rFonts w:ascii="Times New Roman" w:hAnsi="Times New Roman"/>
+                <w:b w:val="0"/>
+                <w:sz w:val="24"/>
+              </w:rPr>
+              <w:t>Для ведомственного приложения выручка отсутствует: эффект измеряется экономией времени пользователей и качеством принимаемых решений</w:t>
             </w:r>
           </w:p>
         </w:tc>
@@ -1977,7 +1919,7 @@
         <w:rPr>
           <w:b w:val="0"/>
         </w:rPr>
-        <w:t>Приведённая классификация показывает принципиальную особенность продуктов B2G-сегмента, к которому относится разрабатываемый продукт. Такой продукт не продаётся пользователю и не получает выручки в обычном понимании: он финансируется из бюджета по государственному контракту, а его экономический результат проявляется у заказчика в форме выгод трёх типов. Первый тип — экономия рабочего времени сотрудников, ранее занятых ручным сбором, сверкой и оформлением данных. Второй тип — прирост доходов от основной деятельности заказчика: в рассматриваемом случае это более точное и своевременное ценообразование при реализации квартир, находящихся в собственности города. Третий тип — отказ от закупки сторонних коммерческих сервисов, функции которых замещаются собственным продуктом. Именно такая трёхкомпонентная структура выгод положена в основу расчётов подраздела 2.2, где она подставляется в стандартные формулы оценки эффективности вместо выручки от продаж.</w:t>
+        <w:t>Приведённая классификация показывает, что при одинаковом наборе функций трудоёмкость мобильного клиента различается кратно в зависимости от выбранного способа реализации. Если организация уже располагает веб-приложением с адаптивной вёрсткой, гибридная схема позволяет получить полноценное мобильное приложение за десятки, а не сотни человеко-часов, поскольку повторно используется не только бизнес-логика, но и весь интерфейс. Обратная сторона такого решения — зависимость мобильного клиента от веб-сборки и ограниченный доступ к возможностям устройства; для задач просмотра данных, фильтрации и расчётов это ограничение несущественно. Именно этот вывод проверяется количественным сравнением вариантов в подразделе 2.1.</w:t>
       </w:r>
     </w:p>
     <w:p>
@@ -1990,7 +1932,7 @@
         <w:rPr>
           <w:b w:val="0"/>
         </w:rPr>
-        <w:t>Вывод по подразделу. Программный продукт для мониторинга рынка жилой недвижимости представляет собой товар с высокими единовременными затратами на создание и близкими к нулю затратами на тиражирование, что делает оценку трудоёмкости центральным элементом экономического обоснования. Исторически такие продукты развивались от закрытых баз листингов к аналитическим платформам и государственным информационным системам. Разрабатываемый продукт относится к классу систем мониторинга и версионирования предложения, создаваемых для государственного заказчика по государственному контракту, — следовательно, его эффективность должна оцениваться через денежную оценку выгод заказчика, а не через выручку от продаж.</w:t>
+        <w:t>Вывод по подразделу. Мобильное приложение как экономический объект отличается от веб-приложения множественностью платформ, обязательным ритмом обновлений, необходимостью выбора канала распространения и требованиями к составу запрашиваемых данных. Главным управляемым фактором капитальных затрат является способ реализации: нативная разработка, кросс-платформенный фреймворк, гибридная оболочка вокруг веб-сборки или прогрессивное веб-приложение. Для продукта, у которого уже существует веб-интерфейс, гибридная схема даёт наименьшую трудоёмкость при сохранении полной функциональности, а ориентация на Android как на платформу с долей около четырёх пятых российского мобильного трафика позволяет ограничить объём минимально жизнеспособной версии одной платформой.</w:t>
       </w:r>
     </w:p>
     <w:p>
@@ -2004,7 +1946,7 @@
         <w:rPr>
           <w:b/>
         </w:rPr>
-        <w:t>1.2 Нормативно-правовое регулирование разработки программных продуктов для государственного заказчика в России</w:t>
+        <w:t>1.2 Нормативно-правовое регулирование разработки и распространения мобильных приложений в России</w:t>
       </w:r>
     </w:p>
     <w:p>
@@ -2017,7 +1959,7 @@
         <w:rPr>
           <w:b w:val="0"/>
         </w:rPr>
-        <w:t>Разработка программного продукта, внедряемого в органе исполнительной власти субъекта Российской Федерации, регулируется одновременно законодательством об интеллектуальной собственности, об информации, о закупках и о защите информации. Требования этих актов носят не декларативный характер: каждое из них прямо влияет либо на состав работ, либо на выбор технологий, либо на структуру затрат проекта.</w:t>
+        <w:t>Разработка мобильного приложения, внедряемого в органе исполнительной власти субъекта Российской Федерации, регулируется законодательством об интеллектуальной собственности, об информации, о персональных данных, о закупках и о защите информации, а также специальными нормами о предустановке российского программного обеспечения. Каждое требование влияет либо на состав работ, либо на выбор технологий, либо на структуру затрат.</w:t>
       </w:r>
     </w:p>
     <w:p>
@@ -2030,7 +1972,7 @@
         <w:rPr>
           <w:b w:val="0"/>
         </w:rPr>
-        <w:t>Основой правовой охраны продукта является часть четвёртая Гражданского кодекса Российской Федерации. Программы для ЭВМ охраняются как литературные произведения (статья 1261), исключительное право на служебное произведение принадлежит работодателю (статья 1295), а для произведений, созданных по государственному или муниципальному контракту, действует специальный режим статьи 1298: принадлежность исключительного права определяется контрактом, причём заказчик в любом случае получает право использования результата для государственных нужд [1]. Для проекта это означает необходимость прямо закрепить в контракте распределение прав на исходный код и возможность дальнейшего развития системы силами иного исполнителя. Дополнительной мерой защиты выступает государственная регистрация программы для ЭВМ в Роспатенте (статья 1262).</w:t>
+        <w:t>Правовая охрана и принадлежность прав определяются частью четвёртой Гражданского кодекса Российской Федерации: программы для ЭВМ охраняются как литературные произведения (статья 1261), исключительное право на служебное произведение принадлежит работодателю (статья 1295), а для произведений, созданных по государственному контракту, действует статья 1298, по которой распределение прав определяется контрактом, причём заказчик в любом случае получает право использования результата для государственных нужд [1]. Для проекта существенно, что мобильное приложение и веб-приложение собираются из одного исходного кода: права на этот код должны быть закреплены единым положением контракта, иначе развитие одной части системы окажется юридически несвободным.</w:t>
       </w:r>
     </w:p>
     <w:p>
@@ -2043,7 +1985,7 @@
         <w:rPr>
           <w:b w:val="0"/>
         </w:rPr>
-        <w:t>Правомерность автоматизированного сбора данных определяется Федеральным законом от 27.07.2006 № 149-ФЗ «Об информации, информационных технологиях и о защите информации» [4]. Сведения о квартирах, выставленных городом на продажу, являются общедоступной информацией, размещённой правообладателем в открытом доступе, поэтому их получение и обработка правомерны. Вместе с тем разработчик обязан не создавать избыточную нагрузку на источник и не обходить технические средства защиты: в разрабатываемом продукте это обеспечивается ограничением частоты обращений (регламентный опрос источника один раз в 30 минут) и повторными попытками с экспоненциальной задержкой вместо параллельного массового опроса.</w:t>
+        <w:t>Правомерность автоматизированного сбора данных обеспечивается Федеральным законом от 27.07.2006 № 149-ФЗ [4]: сведения о квартирах, выставленных городом на продажу, размещены правообладателем в открытом доступе и являются общедоступной информацией. Разработчик при этом обязан не создавать избыточной нагрузки на источник, что в проекте обеспечивается регламентным опросом раз в 30 минут и повторными попытками с задержкой. Публикация сведений о деятельности органов власти и городского имущества опирается на Федеральный закон от 09.02.2009 № 8-ФЗ [6].</w:t>
       </w:r>
     </w:p>
     <w:p>
@@ -2056,7 +1998,7 @@
         <w:rPr>
           <w:b w:val="0"/>
         </w:rPr>
-        <w:t>Обработка персональных данных регулируется Федеральным законом от 27.07.2006 № 152-ФЗ [5]. Сведения о квартирах персональными данными не являются, однако система хранит учётные записи пользователей и авторство комментариев, что относит её к информационным системам персональных данных. Отсюда требования: хранение баз данных на территории Российской Федерации (часть 5 статьи 18), хранение паролей исключительно в виде необратимых хэшей, разграничение доступа и ведение журналов. В проекте они реализованы через авторизацию по подписанным токенам с ограниченным сроком жизни и собственный набор учётных записей, управляемый администратором.</w:t>
+        <w:t>Обработка персональных данных регулируется Федеральным законом от 27.07.2006 № 152-ФЗ [5]. Для мобильного клиента это требование имеет практическое следствие: приложение не запрашивает разрешений на доступ к геолокации, камере, контактам и файловой системе, а сведения о транспортной доступности рассчитываются на сервере по данным источника. Тем самым состав обрабатываемых данных ограничивается учётной записью пользователя, а обязанности оператора — минимальным набором мер: хранение данных на территории Российской Федерации (часть 5 статьи 18), необратимое хэширование паролей, разграничение доступа и ведение журналов.</w:t>
       </w:r>
     </w:p>
     <w:p>
@@ -2069,7 +2011,7 @@
         <w:rPr>
           <w:b w:val="0"/>
         </w:rPr>
-        <w:t>Порядок финансирования и приёмки работ определяется Федеральным законом от 05.04.2013 № 44-ФЗ [3]. Закон требует обоснования начальной (максимальной) цены контракта, что придаёт расчётам подраздела 2.2 прикладной характер: смета трудозатрат становится приложением к техническому заданию, а операционные затраты оформляются отдельным контрактом на сопровождение с ежегодным подтверждением потребности.</w:t>
+        <w:t>Порядок финансирования и приёмки работ определяется Федеральным законом от 05.04.2013 № 44-ФЗ [3], требующим обоснования начальной (максимальной) цены контракта. Это придаёт расчётам подраздела 2.2 прикладной характер: смета трудозатрат, включая выделенную строку по мобильному клиенту, становится приложением к техническому заданию, а сопровождение оформляется отдельным контрактом.</w:t>
       </w:r>
     </w:p>
     <w:p>
@@ -2082,7 +2024,7 @@
         <w:rPr>
           <w:b w:val="0"/>
         </w:rPr>
-        <w:t>Выбор технологического стека ограничен постановлением Правительства Российской Федерации от 16.11.2015 № 1236, устанавливающим запрет на допуск иностранного программного обеспечения при осуществлении закупок для государственных и муниципальных нужд, и связанным с ним реестром отечественного программного обеспечения [8, 26]. Требование выполняется за счёт использования свободного программного обеспечения с открытым исходным кодом (операционная система семейства Linux, система управления базами данных PostgreSQL, язык программирования Python, веб-сервер nginx, контейнеризация Docker), не требующего лицензионных отчислений иностранным правообладателям. Экономическое следствие этого требования видно в структуре капитальных затрат: статья «лицензионное программное обеспечение» оказывается минимальной и включает только инструменты разработки и сертификаты.</w:t>
+        <w:t>Выбор технологического стека ограничен постановлением Правительства Российской Федерации от 16.11.2015 № 1236 о запрете допуска иностранного программного обеспечения при государственных закупках и связанным с ним реестром отечественного программного обеспечения [9, 30]. Требование выполняется за счёт свободного программного обеспечения с открытым исходным кодом: Linux, PostgreSQL, Python, nginx, Docker, а для мобильной сборки — свободный комплект инструментов Capacitor и стандартный комплект средств разработки Android. Экономическое следствие видно в структуре капитальных затрат: статья лицензий минимальна.</w:t>
       </w:r>
     </w:p>
     <w:p>
@@ -2095,7 +2037,7 @@
         <w:rPr>
           <w:b w:val="0"/>
         </w:rPr>
-        <w:t>Требования к защите информации в государственных информационных системах установлены приказом ФСТЭК России от 11.02.2013 № 17 [9]: система подлежит классификации по уровню значимости обрабатываемой информации, а по результатам — аттестации с применением сертифицированных средств защиты. Затраты на эти меры на этапе создания минимально жизнеспособной версии не оцениваются количественно, но учитываются при формировании резервного фонда и отмечаются в перечне рисков подраздела 2.3.</w:t>
+        <w:t>Специальные нормы касаются распространения мобильных приложений. Федеральный закон от 02.12.2019 № 425-ФЗ и постановление Правительства Российской Федерации от 18.11.2020 № 1867 устанавливают обязательную предустановку российских программ на отдельные виды технически сложных товаров, включая смартфоны [8, 10], а в качестве национального канала распространения развивается магазин приложений RuStore [28]. Для ведомственного приложения, не предназначенного для массовой аудитории, эти нормы означают следующее: публикация в магазине не обязательна, а основным каналом выступает внутреннее распространение силами заказчика; при необходимости публичного распространения приоритетным каналом является отечественный магазин приложений, а не иностранный.</w:t>
       </w:r>
     </w:p>
     <w:p>
@@ -2108,7 +2050,7 @@
         <w:rPr>
           <w:b w:val="0"/>
         </w:rPr>
-        <w:t>Состав и последовательность работ подчинены национальным стандартам на автоматизированные системы: ГОСТ 34.601-90 определяет стадии создания системы — от формирования требований до ввода в действие [12]; ГОСТ Р 59795-2021 задаёт состав документов на автоматизированную систему [13]; ГОСТ Р ИСО/МЭК 25010-2015 определяет модель качества, на основе которой формулируются измеримые требования к доступности и производительности [14]. Этапы таблицы 2.3 соотнесены со стадиями ГОСТ 34.601-90, что делает смету проверяемой заказчиком.</w:t>
+        <w:t>Требования к защите информации в государственных информационных системах установлены приказом ФСТЭК России от 11.02.2013 № 17 [11]: система подлежит классификации по уровню значимости обрабатываемой информации и последующей аттестации с применением сертифицированных средств защиты. Наличие мобильного клиента расширяет границу системы на личные и служебные устройства пользователей, что требует отдельного решения о допустимости такого доступа. Затраты на эти мероприятия на этапе минимально жизнеспособной версии количественно не оцениваются, но учитываются в резервном фонде и в перечне рисков подраздела 2.3.</w:t>
       </w:r>
     </w:p>
     <w:p>
@@ -2121,7 +2063,7 @@
         <w:rPr>
           <w:b w:val="0"/>
         </w:rPr>
-        <w:t>Деятельность заказчика, для которого создаётся продукт, опирается на особенности реновации жилищного фонда в городе Москве, установленные Федеральным законом от 01.07.2017 № 141-ФЗ [7], постановление Правительства Москвы от 01.08.2017 № 497-ПП о Программе реновации и постановление Правительства Москвы от 20.02.2013 № 99-ПП, закрепляющее за Департаментом городского имущества функции по распоряжению имуществом города, включая реализацию жилых помещений [10, 11]. Для вариантов дальнейшей коммерциализации продукта существенна статья 284 Налогового кодекса Российской Федерации: базовая ставка налога на прибыль с 2025 года составляет 25 %, тогда как для аккредитованных организаций в сфере информационных технологий действует пониженная ставка [2]. Соответствие ключевых нормативных требований проектным решениям представлено в таблице 1.2.</w:t>
+        <w:t>Состав и последовательность работ подчинены национальным стандартам: ГОСТ 34.601-90 определяет стадии создания автоматизированной системы [14], ГОСТ Р 59795-2021 — состав документов [15], ГОСТ Р ИСО/МЭК 25010-2015 — модель качества, на основе которой формулируются измеримые требования к доступности и времени отклика [16]. Деятельность заказчика опирается на особенности реновации жилищного фонда Москвы, установленные Федеральным законом от 01.07.2017 № 141-ФЗ [7], постановление Правительства Москвы от 01.08.2017 № 497-ПП и постановление Правительства Москвы от 20.02.2013 № 99-ПП [12, 13]. Для варианта коммерческой эксплуатации существенна статья 284 Налогового кодекса Российской Федерации: базовая ставка налога на прибыль с 2025 года — 25 %, для аккредитованных организаций в сфере информационных технологий действует пониженная ставка [2]. Соответствие требований проектным решениям представлено в таблице 1.2.</w:t>
       </w:r>
     </w:p>
     <w:p>
@@ -2154,7 +2096,7 @@
       <w:tr>
         <w:tc>
           <w:tcPr>
-            <w:tcW w:type="dxa" w:w="737"/>
+            <w:tcW w:type="dxa" w:w="680"/>
           </w:tcPr>
           <w:p>
             <w:pPr>
@@ -2175,7 +2117,7 @@
         </w:tc>
         <w:tc>
           <w:tcPr>
-            <w:tcW w:type="dxa" w:w="1928"/>
+            <w:tcW w:type="dxa" w:w="1984"/>
           </w:tcPr>
           <w:p>
             <w:pPr>
@@ -2196,7 +2138,7 @@
         </w:tc>
         <w:tc>
           <w:tcPr>
-            <w:tcW w:type="dxa" w:w="2494"/>
+            <w:tcW w:type="dxa" w:w="2438"/>
           </w:tcPr>
           <w:p>
             <w:pPr>
@@ -2217,7 +2159,7 @@
         </w:tc>
         <w:tc>
           <w:tcPr>
-            <w:tcW w:type="dxa" w:w="4195"/>
+            <w:tcW w:type="dxa" w:w="4252"/>
           </w:tcPr>
           <w:p>
             <w:pPr>
@@ -2240,7 +2182,7 @@
       <w:tr>
         <w:tc>
           <w:tcPr>
-            <w:tcW w:type="dxa" w:w="737"/>
+            <w:tcW w:type="dxa" w:w="680"/>
           </w:tcPr>
           <w:p>
             <w:pPr>
@@ -2261,7 +2203,7 @@
         </w:tc>
         <w:tc>
           <w:tcPr>
-            <w:tcW w:type="dxa" w:w="1928"/>
+            <w:tcW w:type="dxa" w:w="1984"/>
           </w:tcPr>
           <w:p>
             <w:pPr>
@@ -2282,43 +2224,43 @@
         </w:tc>
         <w:tc>
           <w:tcPr>
-            <w:tcW w:type="dxa" w:w="2494"/>
-          </w:tcPr>
-          <w:p>
-            <w:pPr>
-              <w:spacing w:before="0" w:after="0" w:line="240" w:lineRule="auto"/>
-              <w:ind w:firstLine="0"/>
-              <w:jc w:val="left"/>
-            </w:pPr>
-            <w:r/>
-            <w:r>
-              <w:rPr>
-                <w:rFonts w:ascii="Times New Roman" w:hAnsi="Times New Roman"/>
-                <w:b w:val="0"/>
-                <w:sz w:val="24"/>
-              </w:rPr>
-              <w:t>Правовая охрана программы; определение правообладателя по контракту</w:t>
-            </w:r>
-          </w:p>
-        </w:tc>
-        <w:tc>
-          <w:tcPr>
-            <w:tcW w:type="dxa" w:w="4195"/>
-          </w:tcPr>
-          <w:p>
-            <w:pPr>
-              <w:spacing w:before="0" w:after="0" w:line="240" w:lineRule="auto"/>
-              <w:ind w:firstLine="0"/>
-              <w:jc w:val="left"/>
-            </w:pPr>
-            <w:r/>
-            <w:r>
-              <w:rPr>
-                <w:rFonts w:ascii="Times New Roman" w:hAnsi="Times New Roman"/>
-                <w:b w:val="0"/>
-                <w:sz w:val="24"/>
-              </w:rPr>
-              <w:t>Закрепление прав на код в контракте, регистрация в Роспатенте; затрат не добавляет</w:t>
+            <w:tcW w:type="dxa" w:w="2438"/>
+          </w:tcPr>
+          <w:p>
+            <w:pPr>
+              <w:spacing w:before="0" w:after="0" w:line="240" w:lineRule="auto"/>
+              <w:ind w:firstLine="0"/>
+              <w:jc w:val="left"/>
+            </w:pPr>
+            <w:r/>
+            <w:r>
+              <w:rPr>
+                <w:rFonts w:ascii="Times New Roman" w:hAnsi="Times New Roman"/>
+                <w:b w:val="0"/>
+                <w:sz w:val="24"/>
+              </w:rPr>
+              <w:t>Охрана программы; принадлежность прав по государственному контракту</w:t>
+            </w:r>
+          </w:p>
+        </w:tc>
+        <w:tc>
+          <w:tcPr>
+            <w:tcW w:type="dxa" w:w="4252"/>
+          </w:tcPr>
+          <w:p>
+            <w:pPr>
+              <w:spacing w:before="0" w:after="0" w:line="240" w:lineRule="auto"/>
+              <w:ind w:firstLine="0"/>
+              <w:jc w:val="left"/>
+            </w:pPr>
+            <w:r/>
+            <w:r>
+              <w:rPr>
+                <w:rFonts w:ascii="Times New Roman" w:hAnsi="Times New Roman"/>
+                <w:b w:val="0"/>
+                <w:sz w:val="24"/>
+              </w:rPr>
+              <w:t>Единое положение контракта на исходный код веб- и мобильного клиента; затрат не добавляет</w:t>
             </w:r>
           </w:p>
         </w:tc>
@@ -2326,7 +2268,7 @@
       <w:tr>
         <w:tc>
           <w:tcPr>
-            <w:tcW w:type="dxa" w:w="737"/>
+            <w:tcW w:type="dxa" w:w="680"/>
           </w:tcPr>
           <w:p>
             <w:pPr>
@@ -2347,64 +2289,64 @@
         </w:tc>
         <w:tc>
           <w:tcPr>
-            <w:tcW w:type="dxa" w:w="1928"/>
-          </w:tcPr>
-          <w:p>
-            <w:pPr>
-              <w:spacing w:before="0" w:after="0" w:line="240" w:lineRule="auto"/>
-              <w:ind w:firstLine="0"/>
-              <w:jc w:val="left"/>
-            </w:pPr>
-            <w:r/>
-            <w:r>
-              <w:rPr>
-                <w:rFonts w:ascii="Times New Roman" w:hAnsi="Times New Roman"/>
-                <w:b w:val="0"/>
-                <w:sz w:val="24"/>
-              </w:rPr>
-              <w:t>149-ФЗ</w:t>
-            </w:r>
-          </w:p>
-        </w:tc>
-        <w:tc>
-          <w:tcPr>
-            <w:tcW w:type="dxa" w:w="2494"/>
-          </w:tcPr>
-          <w:p>
-            <w:pPr>
-              <w:spacing w:before="0" w:after="0" w:line="240" w:lineRule="auto"/>
-              <w:ind w:firstLine="0"/>
-              <w:jc w:val="left"/>
-            </w:pPr>
-            <w:r/>
-            <w:r>
-              <w:rPr>
-                <w:rFonts w:ascii="Times New Roman" w:hAnsi="Times New Roman"/>
-                <w:b w:val="0"/>
-                <w:sz w:val="24"/>
-              </w:rPr>
-              <w:t>Правомерность обработки общедоступной информации, недопустимость избыточной нагрузки</w:t>
-            </w:r>
-          </w:p>
-        </w:tc>
-        <w:tc>
-          <w:tcPr>
-            <w:tcW w:type="dxa" w:w="4195"/>
-          </w:tcPr>
-          <w:p>
-            <w:pPr>
-              <w:spacing w:before="0" w:after="0" w:line="240" w:lineRule="auto"/>
-              <w:ind w:firstLine="0"/>
-              <w:jc w:val="left"/>
-            </w:pPr>
-            <w:r/>
-            <w:r>
-              <w:rPr>
-                <w:rFonts w:ascii="Times New Roman" w:hAnsi="Times New Roman"/>
-                <w:b w:val="0"/>
-                <w:sz w:val="24"/>
-              </w:rPr>
-              <w:t>Регламентный опрос источника раз в 30 минут, повторы с задержкой; влияет на требования к серверу</w:t>
+            <w:tcW w:type="dxa" w:w="1984"/>
+          </w:tcPr>
+          <w:p>
+            <w:pPr>
+              <w:spacing w:before="0" w:after="0" w:line="240" w:lineRule="auto"/>
+              <w:ind w:firstLine="0"/>
+              <w:jc w:val="left"/>
+            </w:pPr>
+            <w:r/>
+            <w:r>
+              <w:rPr>
+                <w:rFonts w:ascii="Times New Roman" w:hAnsi="Times New Roman"/>
+                <w:b w:val="0"/>
+                <w:sz w:val="24"/>
+              </w:rPr>
+              <w:t>149-ФЗ, 8-ФЗ</w:t>
+            </w:r>
+          </w:p>
+        </w:tc>
+        <w:tc>
+          <w:tcPr>
+            <w:tcW w:type="dxa" w:w="2438"/>
+          </w:tcPr>
+          <w:p>
+            <w:pPr>
+              <w:spacing w:before="0" w:after="0" w:line="240" w:lineRule="auto"/>
+              <w:ind w:firstLine="0"/>
+              <w:jc w:val="left"/>
+            </w:pPr>
+            <w:r/>
+            <w:r>
+              <w:rPr>
+                <w:rFonts w:ascii="Times New Roman" w:hAnsi="Times New Roman"/>
+                <w:b w:val="0"/>
+                <w:sz w:val="24"/>
+              </w:rPr>
+              <w:t>Правомерность обработки общедоступной информации без избыточной нагрузки на источник</w:t>
+            </w:r>
+          </w:p>
+        </w:tc>
+        <w:tc>
+          <w:tcPr>
+            <w:tcW w:type="dxa" w:w="4252"/>
+          </w:tcPr>
+          <w:p>
+            <w:pPr>
+              <w:spacing w:before="0" w:after="0" w:line="240" w:lineRule="auto"/>
+              <w:ind w:firstLine="0"/>
+              <w:jc w:val="left"/>
+            </w:pPr>
+            <w:r/>
+            <w:r>
+              <w:rPr>
+                <w:rFonts w:ascii="Times New Roman" w:hAnsi="Times New Roman"/>
+                <w:b w:val="0"/>
+                <w:sz w:val="24"/>
+              </w:rPr>
+              <w:t>Регламентный опрос раз в 30 минут, повторы с задержкой</w:t>
             </w:r>
           </w:p>
         </w:tc>
@@ -2412,7 +2354,7 @@
       <w:tr>
         <w:tc>
           <w:tcPr>
-            <w:tcW w:type="dxa" w:w="737"/>
+            <w:tcW w:type="dxa" w:w="680"/>
           </w:tcPr>
           <w:p>
             <w:pPr>
@@ -2433,7 +2375,7 @@
         </w:tc>
         <w:tc>
           <w:tcPr>
-            <w:tcW w:type="dxa" w:w="1928"/>
+            <w:tcW w:type="dxa" w:w="1984"/>
           </w:tcPr>
           <w:p>
             <w:pPr>
@@ -2454,43 +2396,43 @@
         </w:tc>
         <w:tc>
           <w:tcPr>
-            <w:tcW w:type="dxa" w:w="2494"/>
-          </w:tcPr>
-          <w:p>
-            <w:pPr>
-              <w:spacing w:before="0" w:after="0" w:line="240" w:lineRule="auto"/>
-              <w:ind w:firstLine="0"/>
-              <w:jc w:val="left"/>
-            </w:pPr>
-            <w:r/>
-            <w:r>
-              <w:rPr>
-                <w:rFonts w:ascii="Times New Roman" w:hAnsi="Times New Roman"/>
-                <w:b w:val="0"/>
-                <w:sz w:val="24"/>
-              </w:rPr>
-              <w:t>Защита учётных данных пользователей, хранение данных в РФ</w:t>
-            </w:r>
-          </w:p>
-        </w:tc>
-        <w:tc>
-          <w:tcPr>
-            <w:tcW w:type="dxa" w:w="4195"/>
-          </w:tcPr>
-          <w:p>
-            <w:pPr>
-              <w:spacing w:before="0" w:after="0" w:line="240" w:lineRule="auto"/>
-              <w:ind w:firstLine="0"/>
-              <w:jc w:val="left"/>
-            </w:pPr>
-            <w:r/>
-            <w:r>
-              <w:rPr>
-                <w:rFonts w:ascii="Times New Roman" w:hAnsi="Times New Roman"/>
-                <w:b w:val="0"/>
-                <w:sz w:val="24"/>
-              </w:rPr>
-              <w:t>Хэширование паролей, токены с ограниченным сроком, размещение в российской инфраструктуре</w:t>
+            <w:tcW w:type="dxa" w:w="2438"/>
+          </w:tcPr>
+          <w:p>
+            <w:pPr>
+              <w:spacing w:before="0" w:after="0" w:line="240" w:lineRule="auto"/>
+              <w:ind w:firstLine="0"/>
+              <w:jc w:val="left"/>
+            </w:pPr>
+            <w:r/>
+            <w:r>
+              <w:rPr>
+                <w:rFonts w:ascii="Times New Roman" w:hAnsi="Times New Roman"/>
+                <w:b w:val="0"/>
+                <w:sz w:val="24"/>
+              </w:rPr>
+              <w:t>Минимизация состава персональных данных; хранение в РФ</w:t>
+            </w:r>
+          </w:p>
+        </w:tc>
+        <w:tc>
+          <w:tcPr>
+            <w:tcW w:type="dxa" w:w="4252"/>
+          </w:tcPr>
+          <w:p>
+            <w:pPr>
+              <w:spacing w:before="0" w:after="0" w:line="240" w:lineRule="auto"/>
+              <w:ind w:firstLine="0"/>
+              <w:jc w:val="left"/>
+            </w:pPr>
+            <w:r/>
+            <w:r>
+              <w:rPr>
+                <w:rFonts w:ascii="Times New Roman" w:hAnsi="Times New Roman"/>
+                <w:b w:val="0"/>
+                <w:sz w:val="24"/>
+              </w:rPr>
+              <w:t>Мобильное приложение не запрашивает геолокацию, камеру и контакты; пароли хранятся в виде хэшей</w:t>
             </w:r>
           </w:p>
         </w:tc>
@@ -2498,7 +2440,7 @@
       <w:tr>
         <w:tc>
           <w:tcPr>
-            <w:tcW w:type="dxa" w:w="737"/>
+            <w:tcW w:type="dxa" w:w="680"/>
           </w:tcPr>
           <w:p>
             <w:pPr>
@@ -2519,7 +2461,7 @@
         </w:tc>
         <w:tc>
           <w:tcPr>
-            <w:tcW w:type="dxa" w:w="1928"/>
+            <w:tcW w:type="dxa" w:w="1984"/>
           </w:tcPr>
           <w:p>
             <w:pPr>
@@ -2540,7 +2482,7 @@
         </w:tc>
         <w:tc>
           <w:tcPr>
-            <w:tcW w:type="dxa" w:w="2494"/>
+            <w:tcW w:type="dxa" w:w="2438"/>
           </w:tcPr>
           <w:p>
             <w:pPr>
@@ -2561,22 +2503,22 @@
         </w:tc>
         <w:tc>
           <w:tcPr>
-            <w:tcW w:type="dxa" w:w="4195"/>
-          </w:tcPr>
-          <w:p>
-            <w:pPr>
-              <w:spacing w:before="0" w:after="0" w:line="240" w:lineRule="auto"/>
-              <w:ind w:firstLine="0"/>
-              <w:jc w:val="left"/>
-            </w:pPr>
-            <w:r/>
-            <w:r>
-              <w:rPr>
-                <w:rFonts w:ascii="Times New Roman" w:hAnsi="Times New Roman"/>
-                <w:b w:val="0"/>
-                <w:sz w:val="24"/>
-              </w:rPr>
-              <w:t>Смета трудозатрат как приложение к техническому заданию; отдельный контракт на сопровождение</w:t>
+            <w:tcW w:type="dxa" w:w="4252"/>
+          </w:tcPr>
+          <w:p>
+            <w:pPr>
+              <w:spacing w:before="0" w:after="0" w:line="240" w:lineRule="auto"/>
+              <w:ind w:firstLine="0"/>
+              <w:jc w:val="left"/>
+            </w:pPr>
+            <w:r/>
+            <w:r>
+              <w:rPr>
+                <w:rFonts w:ascii="Times New Roman" w:hAnsi="Times New Roman"/>
+                <w:b w:val="0"/>
+                <w:sz w:val="24"/>
+              </w:rPr>
+              <w:t>Смета трудозатрат с отдельной строкой по мобильному клиенту; сопровождение — отдельный контракт</w:t>
             </w:r>
           </w:p>
         </w:tc>
@@ -2584,7 +2526,7 @@
       <w:tr>
         <w:tc>
           <w:tcPr>
-            <w:tcW w:type="dxa" w:w="737"/>
+            <w:tcW w:type="dxa" w:w="680"/>
           </w:tcPr>
           <w:p>
             <w:pPr>
@@ -2605,28 +2547,28 @@
         </w:tc>
         <w:tc>
           <w:tcPr>
-            <w:tcW w:type="dxa" w:w="1928"/>
-          </w:tcPr>
-          <w:p>
-            <w:pPr>
-              <w:spacing w:before="0" w:after="0" w:line="240" w:lineRule="auto"/>
-              <w:ind w:firstLine="0"/>
-              <w:jc w:val="left"/>
-            </w:pPr>
-            <w:r/>
-            <w:r>
-              <w:rPr>
-                <w:rFonts w:ascii="Times New Roman" w:hAnsi="Times New Roman"/>
-                <w:b w:val="0"/>
-                <w:sz w:val="24"/>
-              </w:rPr>
-              <w:t>Постановление Правительства РФ № 1236</w:t>
-            </w:r>
-          </w:p>
-        </w:tc>
-        <w:tc>
-          <w:tcPr>
-            <w:tcW w:type="dxa" w:w="2494"/>
+            <w:tcW w:type="dxa" w:w="1984"/>
+          </w:tcPr>
+          <w:p>
+            <w:pPr>
+              <w:spacing w:before="0" w:after="0" w:line="240" w:lineRule="auto"/>
+              <w:ind w:firstLine="0"/>
+              <w:jc w:val="left"/>
+            </w:pPr>
+            <w:r/>
+            <w:r>
+              <w:rPr>
+                <w:rFonts w:ascii="Times New Roman" w:hAnsi="Times New Roman"/>
+                <w:b w:val="0"/>
+                <w:sz w:val="24"/>
+              </w:rPr>
+              <w:t>Постановление Правительства РФ № 1236, реестр отечественного ПО</w:t>
+            </w:r>
+          </w:p>
+        </w:tc>
+        <w:tc>
+          <w:tcPr>
+            <w:tcW w:type="dxa" w:w="2438"/>
           </w:tcPr>
           <w:p>
             <w:pPr>
@@ -2647,22 +2589,22 @@
         </w:tc>
         <w:tc>
           <w:tcPr>
-            <w:tcW w:type="dxa" w:w="4195"/>
-          </w:tcPr>
-          <w:p>
-            <w:pPr>
-              <w:spacing w:before="0" w:after="0" w:line="240" w:lineRule="auto"/>
-              <w:ind w:firstLine="0"/>
-              <w:jc w:val="left"/>
-            </w:pPr>
-            <w:r/>
-            <w:r>
-              <w:rPr>
-                <w:rFonts w:ascii="Times New Roman" w:hAnsi="Times New Roman"/>
-                <w:b w:val="0"/>
-                <w:sz w:val="24"/>
-              </w:rPr>
-              <w:t>Стек на свободном ПО (Linux, PostgreSQL, Python, nginx); минимальная статья лицензий в CAPEX</w:t>
+            <w:tcW w:type="dxa" w:w="4252"/>
+          </w:tcPr>
+          <w:p>
+            <w:pPr>
+              <w:spacing w:before="0" w:after="0" w:line="240" w:lineRule="auto"/>
+              <w:ind w:firstLine="0"/>
+              <w:jc w:val="left"/>
+            </w:pPr>
+            <w:r/>
+            <w:r>
+              <w:rPr>
+                <w:rFonts w:ascii="Times New Roman" w:hAnsi="Times New Roman"/>
+                <w:b w:val="0"/>
+                <w:sz w:val="24"/>
+              </w:rPr>
+              <w:t>Свободный стек и свободный комплект мобильной сборки; статья лицензий в CAPEX минимальна</w:t>
             </w:r>
           </w:p>
         </w:tc>
@@ -2670,7 +2612,7 @@
       <w:tr>
         <w:tc>
           <w:tcPr>
-            <w:tcW w:type="dxa" w:w="737"/>
+            <w:tcW w:type="dxa" w:w="680"/>
           </w:tcPr>
           <w:p>
             <w:pPr>
@@ -2691,64 +2633,64 @@
         </w:tc>
         <w:tc>
           <w:tcPr>
-            <w:tcW w:type="dxa" w:w="1928"/>
-          </w:tcPr>
-          <w:p>
-            <w:pPr>
-              <w:spacing w:before="0" w:after="0" w:line="240" w:lineRule="auto"/>
-              <w:ind w:firstLine="0"/>
-              <w:jc w:val="left"/>
-            </w:pPr>
-            <w:r/>
-            <w:r>
-              <w:rPr>
-                <w:rFonts w:ascii="Times New Roman" w:hAnsi="Times New Roman"/>
-                <w:b w:val="0"/>
-                <w:sz w:val="24"/>
-              </w:rPr>
-              <w:t>Приказ ФСТЭК России № 17</w:t>
-            </w:r>
-          </w:p>
-        </w:tc>
-        <w:tc>
-          <w:tcPr>
-            <w:tcW w:type="dxa" w:w="2494"/>
-          </w:tcPr>
-          <w:p>
-            <w:pPr>
-              <w:spacing w:before="0" w:after="0" w:line="240" w:lineRule="auto"/>
-              <w:ind w:firstLine="0"/>
-              <w:jc w:val="left"/>
-            </w:pPr>
-            <w:r/>
-            <w:r>
-              <w:rPr>
-                <w:rFonts w:ascii="Times New Roman" w:hAnsi="Times New Roman"/>
-                <w:b w:val="0"/>
-                <w:sz w:val="24"/>
-              </w:rPr>
-              <w:t>Классификация и аттестация государственной информационной системы</w:t>
-            </w:r>
-          </w:p>
-        </w:tc>
-        <w:tc>
-          <w:tcPr>
-            <w:tcW w:type="dxa" w:w="4195"/>
-          </w:tcPr>
-          <w:p>
-            <w:pPr>
-              <w:spacing w:before="0" w:after="0" w:line="240" w:lineRule="auto"/>
-              <w:ind w:firstLine="0"/>
-              <w:jc w:val="left"/>
-            </w:pPr>
-            <w:r/>
-            <w:r>
-              <w:rPr>
-                <w:rFonts w:ascii="Times New Roman" w:hAnsi="Times New Roman"/>
-                <w:b w:val="0"/>
-                <w:sz w:val="24"/>
-              </w:rPr>
-              <w:t>Учтено в резервном фонде и в перечне рисков проекта</w:t>
+            <w:tcW w:type="dxa" w:w="1984"/>
+          </w:tcPr>
+          <w:p>
+            <w:pPr>
+              <w:spacing w:before="0" w:after="0" w:line="240" w:lineRule="auto"/>
+              <w:ind w:firstLine="0"/>
+              <w:jc w:val="left"/>
+            </w:pPr>
+            <w:r/>
+            <w:r>
+              <w:rPr>
+                <w:rFonts w:ascii="Times New Roman" w:hAnsi="Times New Roman"/>
+                <w:b w:val="0"/>
+                <w:sz w:val="24"/>
+              </w:rPr>
+              <w:t>425-ФЗ, постановление Правительства РФ № 1867, RuStore</w:t>
+            </w:r>
+          </w:p>
+        </w:tc>
+        <w:tc>
+          <w:tcPr>
+            <w:tcW w:type="dxa" w:w="2438"/>
+          </w:tcPr>
+          <w:p>
+            <w:pPr>
+              <w:spacing w:before="0" w:after="0" w:line="240" w:lineRule="auto"/>
+              <w:ind w:firstLine="0"/>
+              <w:jc w:val="left"/>
+            </w:pPr>
+            <w:r/>
+            <w:r>
+              <w:rPr>
+                <w:rFonts w:ascii="Times New Roman" w:hAnsi="Times New Roman"/>
+                <w:b w:val="0"/>
+                <w:sz w:val="24"/>
+              </w:rPr>
+              <w:t>Предустановка российского ПО; национальный канал распространения приложений</w:t>
+            </w:r>
+          </w:p>
+        </w:tc>
+        <w:tc>
+          <w:tcPr>
+            <w:tcW w:type="dxa" w:w="4252"/>
+          </w:tcPr>
+          <w:p>
+            <w:pPr>
+              <w:spacing w:before="0" w:after="0" w:line="240" w:lineRule="auto"/>
+              <w:ind w:firstLine="0"/>
+              <w:jc w:val="left"/>
+            </w:pPr>
+            <w:r/>
+            <w:r>
+              <w:rPr>
+                <w:rFonts w:ascii="Times New Roman" w:hAnsi="Times New Roman"/>
+                <w:b w:val="0"/>
+                <w:sz w:val="24"/>
+              </w:rPr>
+              <w:t>Публикация в иностранном магазине не планируется: распространение внутренним каналом заказчика, при необходимости — через RuStore</w:t>
             </w:r>
           </w:p>
         </w:tc>
@@ -2756,7 +2698,7 @@
       <w:tr>
         <w:tc>
           <w:tcPr>
-            <w:tcW w:type="dxa" w:w="737"/>
+            <w:tcW w:type="dxa" w:w="680"/>
           </w:tcPr>
           <w:p>
             <w:pPr>
@@ -2777,64 +2719,64 @@
         </w:tc>
         <w:tc>
           <w:tcPr>
-            <w:tcW w:type="dxa" w:w="1928"/>
-          </w:tcPr>
-          <w:p>
-            <w:pPr>
-              <w:spacing w:before="0" w:after="0" w:line="240" w:lineRule="auto"/>
-              <w:ind w:firstLine="0"/>
-              <w:jc w:val="left"/>
-            </w:pPr>
-            <w:r/>
-            <w:r>
-              <w:rPr>
-                <w:rFonts w:ascii="Times New Roman" w:hAnsi="Times New Roman"/>
-                <w:b w:val="0"/>
-                <w:sz w:val="24"/>
-              </w:rPr>
-              <w:t>ГОСТ 34.601-90, ГОСТ Р 59795-2021</w:t>
-            </w:r>
-          </w:p>
-        </w:tc>
-        <w:tc>
-          <w:tcPr>
-            <w:tcW w:type="dxa" w:w="2494"/>
-          </w:tcPr>
-          <w:p>
-            <w:pPr>
-              <w:spacing w:before="0" w:after="0" w:line="240" w:lineRule="auto"/>
-              <w:ind w:firstLine="0"/>
-              <w:jc w:val="left"/>
-            </w:pPr>
-            <w:r/>
-            <w:r>
-              <w:rPr>
-                <w:rFonts w:ascii="Times New Roman" w:hAnsi="Times New Roman"/>
-                <w:b w:val="0"/>
-                <w:sz w:val="24"/>
-              </w:rPr>
-              <w:t>Стадии создания и состав документации автоматизированной системы</w:t>
-            </w:r>
-          </w:p>
-        </w:tc>
-        <w:tc>
-          <w:tcPr>
-            <w:tcW w:type="dxa" w:w="4195"/>
-          </w:tcPr>
-          <w:p>
-            <w:pPr>
-              <w:spacing w:before="0" w:after="0" w:line="240" w:lineRule="auto"/>
-              <w:ind w:firstLine="0"/>
-              <w:jc w:val="left"/>
-            </w:pPr>
-            <w:r/>
-            <w:r>
-              <w:rPr>
-                <w:rFonts w:ascii="Times New Roman" w:hAnsi="Times New Roman"/>
-                <w:b w:val="0"/>
-                <w:sz w:val="24"/>
-              </w:rPr>
-              <w:t>Этапы сметы трудозатрат соответствуют стадиям стандарта</w:t>
+            <w:tcW w:type="dxa" w:w="1984"/>
+          </w:tcPr>
+          <w:p>
+            <w:pPr>
+              <w:spacing w:before="0" w:after="0" w:line="240" w:lineRule="auto"/>
+              <w:ind w:firstLine="0"/>
+              <w:jc w:val="left"/>
+            </w:pPr>
+            <w:r/>
+            <w:r>
+              <w:rPr>
+                <w:rFonts w:ascii="Times New Roman" w:hAnsi="Times New Roman"/>
+                <w:b w:val="0"/>
+                <w:sz w:val="24"/>
+              </w:rPr>
+              <w:t>Приказ ФСТЭК России № 17</w:t>
+            </w:r>
+          </w:p>
+        </w:tc>
+        <w:tc>
+          <w:tcPr>
+            <w:tcW w:type="dxa" w:w="2438"/>
+          </w:tcPr>
+          <w:p>
+            <w:pPr>
+              <w:spacing w:before="0" w:after="0" w:line="240" w:lineRule="auto"/>
+              <w:ind w:firstLine="0"/>
+              <w:jc w:val="left"/>
+            </w:pPr>
+            <w:r/>
+            <w:r>
+              <w:rPr>
+                <w:rFonts w:ascii="Times New Roman" w:hAnsi="Times New Roman"/>
+                <w:b w:val="0"/>
+                <w:sz w:val="24"/>
+              </w:rPr>
+              <w:t>Классификация и аттестация государственной информационной системы</w:t>
+            </w:r>
+          </w:p>
+        </w:tc>
+        <w:tc>
+          <w:tcPr>
+            <w:tcW w:type="dxa" w:w="4252"/>
+          </w:tcPr>
+          <w:p>
+            <w:pPr>
+              <w:spacing w:before="0" w:after="0" w:line="240" w:lineRule="auto"/>
+              <w:ind w:firstLine="0"/>
+              <w:jc w:val="left"/>
+            </w:pPr>
+            <w:r/>
+            <w:r>
+              <w:rPr>
+                <w:rFonts w:ascii="Times New Roman" w:hAnsi="Times New Roman"/>
+                <w:b w:val="0"/>
+                <w:sz w:val="24"/>
+              </w:rPr>
+              <w:t>Граница системы включает мобильные устройства; учтено в резервном фонде и рисках</w:t>
             </w:r>
           </w:p>
         </w:tc>
@@ -2842,7 +2784,7 @@
       <w:tr>
         <w:tc>
           <w:tcPr>
-            <w:tcW w:type="dxa" w:w="737"/>
+            <w:tcW w:type="dxa" w:w="680"/>
           </w:tcPr>
           <w:p>
             <w:pPr>
@@ -2863,28 +2805,114 @@
         </w:tc>
         <w:tc>
           <w:tcPr>
-            <w:tcW w:type="dxa" w:w="1928"/>
-          </w:tcPr>
-          <w:p>
-            <w:pPr>
-              <w:spacing w:before="0" w:after="0" w:line="240" w:lineRule="auto"/>
-              <w:ind w:firstLine="0"/>
-              <w:jc w:val="left"/>
-            </w:pPr>
-            <w:r/>
-            <w:r>
-              <w:rPr>
-                <w:rFonts w:ascii="Times New Roman" w:hAnsi="Times New Roman"/>
-                <w:b w:val="0"/>
-                <w:sz w:val="24"/>
-              </w:rPr>
-              <w:t>497-ПП, 99-ПП (Москва)</w:t>
-            </w:r>
-          </w:p>
-        </w:tc>
-        <w:tc>
-          <w:tcPr>
-            <w:tcW w:type="dxa" w:w="2494"/>
+            <w:tcW w:type="dxa" w:w="1984"/>
+          </w:tcPr>
+          <w:p>
+            <w:pPr>
+              <w:spacing w:before="0" w:after="0" w:line="240" w:lineRule="auto"/>
+              <w:ind w:firstLine="0"/>
+              <w:jc w:val="left"/>
+            </w:pPr>
+            <w:r/>
+            <w:r>
+              <w:rPr>
+                <w:rFonts w:ascii="Times New Roman" w:hAnsi="Times New Roman"/>
+                <w:b w:val="0"/>
+                <w:sz w:val="24"/>
+              </w:rPr>
+              <w:t>ГОСТ 34.601-90, ГОСТ Р 59795-2021, ГОСТ Р ИСО/МЭК 25010-2015</w:t>
+            </w:r>
+          </w:p>
+        </w:tc>
+        <w:tc>
+          <w:tcPr>
+            <w:tcW w:type="dxa" w:w="2438"/>
+          </w:tcPr>
+          <w:p>
+            <w:pPr>
+              <w:spacing w:before="0" w:after="0" w:line="240" w:lineRule="auto"/>
+              <w:ind w:firstLine="0"/>
+              <w:jc w:val="left"/>
+            </w:pPr>
+            <w:r/>
+            <w:r>
+              <w:rPr>
+                <w:rFonts w:ascii="Times New Roman" w:hAnsi="Times New Roman"/>
+                <w:b w:val="0"/>
+                <w:sz w:val="24"/>
+              </w:rPr>
+              <w:t>Стадии создания, состав документации, модель качества</w:t>
+            </w:r>
+          </w:p>
+        </w:tc>
+        <w:tc>
+          <w:tcPr>
+            <w:tcW w:type="dxa" w:w="4252"/>
+          </w:tcPr>
+          <w:p>
+            <w:pPr>
+              <w:spacing w:before="0" w:after="0" w:line="240" w:lineRule="auto"/>
+              <w:ind w:firstLine="0"/>
+              <w:jc w:val="left"/>
+            </w:pPr>
+            <w:r/>
+            <w:r>
+              <w:rPr>
+                <w:rFonts w:ascii="Times New Roman" w:hAnsi="Times New Roman"/>
+                <w:b w:val="0"/>
+                <w:sz w:val="24"/>
+              </w:rPr>
+              <w:t>Этапы сметы соответствуют стадиям стандарта; требования к доступности измеримы</w:t>
+            </w:r>
+          </w:p>
+        </w:tc>
+      </w:tr>
+      <w:tr>
+        <w:tc>
+          <w:tcPr>
+            <w:tcW w:type="dxa" w:w="680"/>
+          </w:tcPr>
+          <w:p>
+            <w:pPr>
+              <w:spacing w:before="0" w:after="0" w:line="240" w:lineRule="auto"/>
+              <w:ind w:firstLine="0"/>
+              <w:jc w:val="left"/>
+            </w:pPr>
+            <w:r/>
+            <w:r>
+              <w:rPr>
+                <w:rFonts w:ascii="Times New Roman" w:hAnsi="Times New Roman"/>
+                <w:b w:val="0"/>
+                <w:sz w:val="24"/>
+              </w:rPr>
+              <w:t>9</w:t>
+            </w:r>
+          </w:p>
+        </w:tc>
+        <w:tc>
+          <w:tcPr>
+            <w:tcW w:type="dxa" w:w="1984"/>
+          </w:tcPr>
+          <w:p>
+            <w:pPr>
+              <w:spacing w:before="0" w:after="0" w:line="240" w:lineRule="auto"/>
+              <w:ind w:firstLine="0"/>
+              <w:jc w:val="left"/>
+            </w:pPr>
+            <w:r/>
+            <w:r>
+              <w:rPr>
+                <w:rFonts w:ascii="Times New Roman" w:hAnsi="Times New Roman"/>
+                <w:b w:val="0"/>
+                <w:sz w:val="24"/>
+              </w:rPr>
+              <w:t>141-ФЗ, 497-ПП, 99-ПП</w:t>
+            </w:r>
+          </w:p>
+        </w:tc>
+        <w:tc>
+          <w:tcPr>
+            <w:tcW w:type="dxa" w:w="2438"/>
           </w:tcPr>
           <w:p>
             <w:pPr>
@@ -2905,7 +2933,7 @@
         </w:tc>
         <w:tc>
           <w:tcPr>
-            <w:tcW w:type="dxa" w:w="4195"/>
+            <w:tcW w:type="dxa" w:w="4252"/>
           </w:tcPr>
           <w:p>
             <w:pPr>
@@ -2942,7 +2970,7 @@
         <w:rPr>
           <w:b w:val="0"/>
         </w:rPr>
-        <w:t>Вывод по подразделу. Правовое поле проекта сложное, но определённое: оно не ограничивает функциональность продукта, однако жёстко задаёт технологический стек (свободное и отечественное программное обеспечение), состав работ и документации (ГОСТ 34.601-90), порядок финансирования (44-ФЗ) и требования к защите данных (152-ФЗ, приказ ФСТЭК № 17). Экономическое следствие для расчётов двойственное: с одной стороны, отсутствие лицензионных платежей снижает капитальные затраты; с другой — необходимость аттестации государственной информационной системы создаёт риск, требующий резервирования средств.</w:t>
+        <w:t>Вывод по подразделу. Правовое поле не ограничивает функциональность мобильного приложения, но жёстко задаёт четыре решения: свободный технологический стек (постановление № 1236), минимальный состав запрашиваемых у пользователя данных (152-ФЗ), отказ от публикации в иностранном магазине приложений в пользу внутреннего канала или отечественного магазина (425-ФЗ, постановление № 1867, RuStore) и подчинение состава работ стадиям ГОСТ 34.601-90. Экономическое следствие двойственное: лицензионные и маркетинговые расходы близки к нулю, однако расширение границы системы на мобильные устройства создаёт риск дополнительных затрат на аттестацию.</w:t>
       </w:r>
     </w:p>
     <w:p>
@@ -2956,7 +2984,7 @@
         <w:rPr>
           <w:b/>
         </w:rPr>
-        <w:t>1.3 Анализ современных российских и западных программных продуктов мониторинга рынка недвижимости</w:t>
+        <w:t>1.3 Анализ мобильных приложений российского и зарубежного рынка недвижимости</w:t>
       </w:r>
     </w:p>
     <w:p>
@@ -2969,7 +2997,7 @@
         <w:rPr>
           <w:b w:val="0"/>
         </w:rPr>
-        <w:t>Для обоснования функциональной ниши разрабатываемого продукта необходимо рассмотреть существующие решения. Российский и западный рынки представлены четырьмя группами игроков.</w:t>
+        <w:t>Для обоснования функциональной ниши разрабатываемого приложения рассмотрены существующие решения четырёх групп, при этом внимание уделяется не только функциональности, но и наличию мобильного клиента и технологии его реализации.</w:t>
       </w:r>
     </w:p>
     <w:p>
@@ -2982,7 +3010,7 @@
         <w:rPr>
           <w:b w:val="0"/>
         </w:rPr>
-        <w:t>Первая группа — классифайды и крупные порталы объявлений. В России это ЦИАН, Авито Недвижимость, Яндекс Недвижимость, а также сервис Домклик, развиваемый Сбербанком и объединяющий поиск жилья с оформлением ипотеки [19, 20, 21]. Сильная сторона этой группы — максимальный охват предложения и массовая аудитория. Слабая сторона с точки зрения задач исследования принципиальна: объявление живёт до момента продажи и затем исчезает вместе со своей ценовой историей, а объекты, реализуемые городом, в этих системах либо отсутствуют, либо представлены разрозненными объявлениями посредников без привязки к корпусу и без сведений о резерве.</w:t>
+        <w:t>Первая группа — мобильные приложения классифайдов: ЦИАН, Домклик, Авито Недвижимость, Яндекс Недвижимость [21, 22, 23]. Это нативные приложения с миллионами установок, для которых мобильный канал является основным, а не дополнительным. Сильные стороны — охват предложения и зрелость интерфейсов. Принципиальное ограничение с точки зрения задач исследования сохраняется и в мобильной версии: объявление живёт до продажи и исчезает вместе со своей ценовой историей, а квартиры, реализуемые городом, представлены разрозненными объявлениями посредников без привязки к корпусу и без сведений о резерве.</w:t>
       </w:r>
     </w:p>
     <w:p>
@@ -2995,7 +3023,7 @@
         <w:rPr>
           <w:b w:val="0"/>
         </w:rPr>
-        <w:t>Вторая группа — профессиональные аналитические платформы: ЦИАН Аналитика, DataFlat.ru, bnMAP.pro, специализирующиеся на аналитике первичного рынка новостроек для застройщиков, банков и консультантов [22, 23]. Эти продукты дают то, чего нет у классифайдов, — динамику цен, темпы продаж, структуру спроса. Их ограничения: высокая стоимость подписки — порядка 150–250 тыс. руб. в год за одно рабочее место, ориентация на новостройки коммерческих застройщиков и агрегированный характер данных — аналитика ведётся на уровне проекта или корпуса, а не отдельного лота, что не позволяет отследить снятие скидки с конкретной квартиры. Западные представители группы — CoStar и HouseCanary — работают по той же модели на других рынках [25]. Существенно и то, что профессиональные аналитические платформы этой группы остаются преимущественно веб-сервисами: мобильные приложения у них либо отсутствуют, либо дублируют витрину объявлений, тогда как классифайды первой группы, наоборот, развивают мобильный канал как основной [19, 20].</w:t>
+        <w:t>Вторая группа — профессиональные аналитические платформы: ЦИАН Аналитика, DataFlat.ru, bnMAP.pro [24, 25]. Они дают динамику цен, темпы продаж и структуру спроса, но остаются преимущественно веб-сервисами: мобильные клиенты либо отсутствуют, либо повторяют витрину объявлений. Дополнительные ограничения — стоимость подписки порядка 150–250 тыс. руб. в год за рабочее место, ориентация на новостройки коммерческих застройщиков и агрегированный характер данных: аналитика ведётся по проекту или корпусу, а не по отдельному лоту, поэтому снятие скидки с конкретной квартиры отследить нельзя.</w:t>
       </w:r>
     </w:p>
     <w:p>
@@ -3008,7 +3036,7 @@
         <w:rPr>
           <w:b w:val="0"/>
         </w:rPr>
-        <w:t>Третья группа — сервисы автоматизированной оценки и мониторинга цен. Платформа Zillow с алгоритмом Zestimate и сервис Redfin в США хранят историю сделок и цен по каждому адресу и строят на ней оценочные модели [24, 25]. Эта группа методически ближе всего к задаче: она подтверждает, что версионное хранение ценовой истории по объекту само по себе является ценностью. Однако прямой перенос решений невозможен: в США источником служат открытые данные о состоявшихся сделках, тогда как в России сведения о цене сделки из Единого государственного реестра недвижимости в открытом доступе отсутствуют, и единственным доступным источником остаётся цена предложения.</w:t>
+        <w:t>Третья группа — зарубежные сервисы оценки и мониторинга: Zillow и Redfin [26, 27]. Их мобильные приложения содержат историю цен и сделок по каждому адресу и являются полноценным рабочим инструментом покупателя на просмотре. Эта группа методически подтверждает ценность версионного хранения истории и мобильного доступа к ней, однако прямой перенос решений невозможен: источником данных служат открытые сведения о состоявшихся сделках, тогда как в России сведения о цене сделки из Единого государственного реестра недвижимости в открытом доступе отсутствуют и единственным доступным источником остаётся цена предложения.</w:t>
       </w:r>
     </w:p>
     <w:p>
@@ -3021,7 +3049,7 @@
         <w:rPr>
           <w:b w:val="0"/>
         </w:rPr>
-        <w:t>Четвёртая группа — государственные информационные системы: «Наш.Дом.РФ» ведёт учёт объектов долевого строительства и публикует статистику по рынку [18], портал «Москварталы» служит витриной продаж квартир города [16], инвестиционный портал города Москвы обеспечивает проведение аукционов [17]. Эти системы авторитетны как источники, но выполняют учётные и витринные функции: они показывают текущее состояние и не предназначены для анализа динамики предложения. Мобильных клиентов эти системы не имеют, что для выездной работы сотрудников заказчика является самостоятельным ограничением. Сравнительный анализ рассмотренных решений приведён в таблице 1.3.</w:t>
+        <w:t>Четвёртая группа — государственные информационные системы: «Наш.Дом.РФ» [20], портал «Москварталы» [18] и инвестиционный портал города Москвы [19]. Они авторитетны как источники, но выполняют учётные и витринные функции, показывают только текущее состояние и не имеют мобильных клиентов, что для выездной работы сотрудников заказчика является самостоятельным ограничением. Сравнительный анализ рассмотренных решений приведён в таблице 1.3.</w:t>
       </w:r>
     </w:p>
     <w:p>
@@ -3034,7 +3062,7 @@
         <w:rPr>
           <w:b w:val="0"/>
         </w:rPr>
-        <w:t>Таблица 1.3 – Сравнительный анализ программных продуктов мониторинга рынка жилой недвижимости</w:t>
+        <w:t>Таблица 1.3 – Сравнительный анализ мобильных решений для рынка жилой недвижимости</w:t>
       </w:r>
     </w:p>
     <w:tbl>
@@ -3077,7 +3105,7 @@
         </w:tc>
         <w:tc>
           <w:tcPr>
-            <w:tcW w:type="dxa" w:w="1247"/>
+            <w:tcW w:type="dxa" w:w="1134"/>
           </w:tcPr>
           <w:p>
             <w:pPr>
@@ -3098,7 +3126,7 @@
         </w:tc>
         <w:tc>
           <w:tcPr>
-            <w:tcW w:type="dxa" w:w="1247"/>
+            <w:tcW w:type="dxa" w:w="1587"/>
           </w:tcPr>
           <w:p>
             <w:pPr>
@@ -3113,13 +3141,13 @@
                 <w:b/>
                 <w:sz w:val="24"/>
               </w:rPr>
-              <w:t>Объект наблюдения</w:t>
-            </w:r>
-          </w:p>
-        </w:tc>
-        <w:tc>
-          <w:tcPr>
-            <w:tcW w:type="dxa" w:w="1984"/>
+              <w:t>Мобильный клиент и технология</w:t>
+            </w:r>
+          </w:p>
+        </w:tc>
+        <w:tc>
+          <w:tcPr>
+            <w:tcW w:type="dxa" w:w="1757"/>
           </w:tcPr>
           <w:p>
             <w:pPr>
@@ -3140,7 +3168,7 @@
         </w:tc>
         <w:tc>
           <w:tcPr>
-            <w:tcW w:type="dxa" w:w="1701"/>
+            <w:tcW w:type="dxa" w:w="1644"/>
           </w:tcPr>
           <w:p>
             <w:pPr>
@@ -3161,7 +3189,7 @@
         </w:tc>
         <w:tc>
           <w:tcPr>
-            <w:tcW w:type="dxa" w:w="1587"/>
+            <w:tcW w:type="dxa" w:w="1361"/>
           </w:tcPr>
           <w:p>
             <w:pPr>
@@ -3176,7 +3204,7 @@
                 <w:b/>
                 <w:sz w:val="24"/>
               </w:rPr>
-              <w:t>Каналы доступа</w:t>
+              <w:t>Канал распространения</w:t>
             </w:r>
           </w:p>
         </w:tc>
@@ -3205,7 +3233,7 @@
         </w:tc>
         <w:tc>
           <w:tcPr>
-            <w:tcW w:type="dxa" w:w="1247"/>
+            <w:tcW w:type="dxa" w:w="1134"/>
           </w:tcPr>
           <w:p>
             <w:pPr>
@@ -3226,28 +3254,28 @@
         </w:tc>
         <w:tc>
           <w:tcPr>
-            <w:tcW w:type="dxa" w:w="1247"/>
-          </w:tcPr>
-          <w:p>
-            <w:pPr>
-              <w:spacing w:before="0" w:after="0" w:line="240" w:lineRule="auto"/>
-              <w:ind w:firstLine="0"/>
-              <w:jc w:val="left"/>
-            </w:pPr>
-            <w:r/>
-            <w:r>
-              <w:rPr>
-                <w:rFonts w:ascii="Times New Roman" w:hAnsi="Times New Roman"/>
-                <w:b w:val="0"/>
-                <w:sz w:val="24"/>
-              </w:rPr>
-              <w:t>Объявление</w:t>
-            </w:r>
-          </w:p>
-        </w:tc>
-        <w:tc>
-          <w:tcPr>
-            <w:tcW w:type="dxa" w:w="1984"/>
+            <w:tcW w:type="dxa" w:w="1587"/>
+          </w:tcPr>
+          <w:p>
+            <w:pPr>
+              <w:spacing w:before="0" w:after="0" w:line="240" w:lineRule="auto"/>
+              <w:ind w:firstLine="0"/>
+              <w:jc w:val="left"/>
+            </w:pPr>
+            <w:r/>
+            <w:r>
+              <w:rPr>
+                <w:rFonts w:ascii="Times New Roman" w:hAnsi="Times New Roman"/>
+                <w:b w:val="0"/>
+                <w:sz w:val="24"/>
+              </w:rPr>
+              <w:t>Есть, нативная разработка для двух платформ</w:t>
+            </w:r>
+          </w:p>
+        </w:tc>
+        <w:tc>
+          <w:tcPr>
+            <w:tcW w:type="dxa" w:w="1757"/>
           </w:tcPr>
           <w:p>
             <w:pPr>
@@ -3268,7 +3296,7 @@
         </w:tc>
         <w:tc>
           <w:tcPr>
-            <w:tcW w:type="dxa" w:w="1701"/>
+            <w:tcW w:type="dxa" w:w="1644"/>
           </w:tcPr>
           <w:p>
             <w:pPr>
@@ -3289,22 +3317,22 @@
         </w:tc>
         <w:tc>
           <w:tcPr>
-            <w:tcW w:type="dxa" w:w="1587"/>
-          </w:tcPr>
-          <w:p>
-            <w:pPr>
-              <w:spacing w:before="0" w:after="0" w:line="240" w:lineRule="auto"/>
-              <w:ind w:firstLine="0"/>
-              <w:jc w:val="left"/>
-            </w:pPr>
-            <w:r/>
-            <w:r>
-              <w:rPr>
-                <w:rFonts w:ascii="Times New Roman" w:hAnsi="Times New Roman"/>
-                <w:b w:val="0"/>
-                <w:sz w:val="24"/>
-              </w:rPr>
-              <w:t>Веб и мобильные приложения</w:t>
+            <w:tcW w:type="dxa" w:w="1361"/>
+          </w:tcPr>
+          <w:p>
+            <w:pPr>
+              <w:spacing w:before="0" w:after="0" w:line="240" w:lineRule="auto"/>
+              <w:ind w:firstLine="0"/>
+              <w:jc w:val="left"/>
+            </w:pPr>
+            <w:r/>
+            <w:r>
+              <w:rPr>
+                <w:rFonts w:ascii="Times New Roman" w:hAnsi="Times New Roman"/>
+                <w:b w:val="0"/>
+                <w:sz w:val="24"/>
+              </w:rPr>
+              <w:t>Магазины приложений</w:t>
             </w:r>
           </w:p>
         </w:tc>
@@ -3333,7 +3361,7 @@
         </w:tc>
         <w:tc>
           <w:tcPr>
-            <w:tcW w:type="dxa" w:w="1247"/>
+            <w:tcW w:type="dxa" w:w="1134"/>
           </w:tcPr>
           <w:p>
             <w:pPr>
@@ -3354,28 +3382,28 @@
         </w:tc>
         <w:tc>
           <w:tcPr>
-            <w:tcW w:type="dxa" w:w="1247"/>
-          </w:tcPr>
-          <w:p>
-            <w:pPr>
-              <w:spacing w:before="0" w:after="0" w:line="240" w:lineRule="auto"/>
-              <w:ind w:firstLine="0"/>
-              <w:jc w:val="left"/>
-            </w:pPr>
-            <w:r/>
-            <w:r>
-              <w:rPr>
-                <w:rFonts w:ascii="Times New Roman" w:hAnsi="Times New Roman"/>
-                <w:b w:val="0"/>
-                <w:sz w:val="24"/>
-              </w:rPr>
-              <w:t>Объявление и заявка на ипотеку</w:t>
-            </w:r>
-          </w:p>
-        </w:tc>
-        <w:tc>
-          <w:tcPr>
-            <w:tcW w:type="dxa" w:w="1984"/>
+            <w:tcW w:type="dxa" w:w="1587"/>
+          </w:tcPr>
+          <w:p>
+            <w:pPr>
+              <w:spacing w:before="0" w:after="0" w:line="240" w:lineRule="auto"/>
+              <w:ind w:firstLine="0"/>
+              <w:jc w:val="left"/>
+            </w:pPr>
+            <w:r/>
+            <w:r>
+              <w:rPr>
+                <w:rFonts w:ascii="Times New Roman" w:hAnsi="Times New Roman"/>
+                <w:b w:val="0"/>
+                <w:sz w:val="24"/>
+              </w:rPr>
+              <w:t>Есть, нативная разработка</w:t>
+            </w:r>
+          </w:p>
+        </w:tc>
+        <w:tc>
+          <w:tcPr>
+            <w:tcW w:type="dxa" w:w="1757"/>
           </w:tcPr>
           <w:p>
             <w:pPr>
@@ -3396,7 +3424,7 @@
         </w:tc>
         <w:tc>
           <w:tcPr>
-            <w:tcW w:type="dxa" w:w="1701"/>
+            <w:tcW w:type="dxa" w:w="1644"/>
           </w:tcPr>
           <w:p>
             <w:pPr>
@@ -3417,22 +3445,22 @@
         </w:tc>
         <w:tc>
           <w:tcPr>
-            <w:tcW w:type="dxa" w:w="1587"/>
-          </w:tcPr>
-          <w:p>
-            <w:pPr>
-              <w:spacing w:before="0" w:after="0" w:line="240" w:lineRule="auto"/>
-              <w:ind w:firstLine="0"/>
-              <w:jc w:val="left"/>
-            </w:pPr>
-            <w:r/>
-            <w:r>
-              <w:rPr>
-                <w:rFonts w:ascii="Times New Roman" w:hAnsi="Times New Roman"/>
-                <w:b w:val="0"/>
-                <w:sz w:val="24"/>
-              </w:rPr>
-              <w:t>Веб и мобильное приложение</w:t>
+            <w:tcW w:type="dxa" w:w="1361"/>
+          </w:tcPr>
+          <w:p>
+            <w:pPr>
+              <w:spacing w:before="0" w:after="0" w:line="240" w:lineRule="auto"/>
+              <w:ind w:firstLine="0"/>
+              <w:jc w:val="left"/>
+            </w:pPr>
+            <w:r/>
+            <w:r>
+              <w:rPr>
+                <w:rFonts w:ascii="Times New Roman" w:hAnsi="Times New Roman"/>
+                <w:b w:val="0"/>
+                <w:sz w:val="24"/>
+              </w:rPr>
+              <w:t>Магазины приложений</w:t>
             </w:r>
           </w:p>
         </w:tc>
@@ -3461,7 +3489,7 @@
         </w:tc>
         <w:tc>
           <w:tcPr>
-            <w:tcW w:type="dxa" w:w="1247"/>
+            <w:tcW w:type="dxa" w:w="1134"/>
           </w:tcPr>
           <w:p>
             <w:pPr>
@@ -3482,28 +3510,28 @@
         </w:tc>
         <w:tc>
           <w:tcPr>
-            <w:tcW w:type="dxa" w:w="1247"/>
-          </w:tcPr>
-          <w:p>
-            <w:pPr>
-              <w:spacing w:before="0" w:after="0" w:line="240" w:lineRule="auto"/>
-              <w:ind w:firstLine="0"/>
-              <w:jc w:val="left"/>
-            </w:pPr>
-            <w:r/>
-            <w:r>
-              <w:rPr>
-                <w:rFonts w:ascii="Times New Roman" w:hAnsi="Times New Roman"/>
-                <w:b w:val="0"/>
-                <w:sz w:val="24"/>
-              </w:rPr>
-              <w:t>Проект, корпус</w:t>
-            </w:r>
-          </w:p>
-        </w:tc>
-        <w:tc>
-          <w:tcPr>
-            <w:tcW w:type="dxa" w:w="1984"/>
+            <w:tcW w:type="dxa" w:w="1587"/>
+          </w:tcPr>
+          <w:p>
+            <w:pPr>
+              <w:spacing w:before="0" w:after="0" w:line="240" w:lineRule="auto"/>
+              <w:ind w:firstLine="0"/>
+              <w:jc w:val="left"/>
+            </w:pPr>
+            <w:r/>
+            <w:r>
+              <w:rPr>
+                <w:rFonts w:ascii="Times New Roman" w:hAnsi="Times New Roman"/>
+                <w:b w:val="0"/>
+                <w:sz w:val="24"/>
+              </w:rPr>
+              <w:t>Как правило отсутствует; работа через браузер</w:t>
+            </w:r>
+          </w:p>
+        </w:tc>
+        <w:tc>
+          <w:tcPr>
+            <w:tcW w:type="dxa" w:w="1757"/>
           </w:tcPr>
           <w:p>
             <w:pPr>
@@ -3524,7 +3552,7 @@
         </w:tc>
         <w:tc>
           <w:tcPr>
-            <w:tcW w:type="dxa" w:w="1701"/>
+            <w:tcW w:type="dxa" w:w="1644"/>
           </w:tcPr>
           <w:p>
             <w:pPr>
@@ -3545,22 +3573,22 @@
         </w:tc>
         <w:tc>
           <w:tcPr>
-            <w:tcW w:type="dxa" w:w="1587"/>
-          </w:tcPr>
-          <w:p>
-            <w:pPr>
-              <w:spacing w:before="0" w:after="0" w:line="240" w:lineRule="auto"/>
-              <w:ind w:firstLine="0"/>
-              <w:jc w:val="left"/>
-            </w:pPr>
-            <w:r/>
-            <w:r>
-              <w:rPr>
-                <w:rFonts w:ascii="Times New Roman" w:hAnsi="Times New Roman"/>
-                <w:b w:val="0"/>
-                <w:sz w:val="24"/>
-              </w:rPr>
-              <w:t>Преимущественно веб</w:t>
+            <w:tcW w:type="dxa" w:w="1361"/>
+          </w:tcPr>
+          <w:p>
+            <w:pPr>
+              <w:spacing w:before="0" w:after="0" w:line="240" w:lineRule="auto"/>
+              <w:ind w:firstLine="0"/>
+              <w:jc w:val="left"/>
+            </w:pPr>
+            <w:r/>
+            <w:r>
+              <w:rPr>
+                <w:rFonts w:ascii="Times New Roman" w:hAnsi="Times New Roman"/>
+                <w:b w:val="0"/>
+                <w:sz w:val="24"/>
+              </w:rPr>
+              <w:t>Веб-доступ по подписке</w:t>
             </w:r>
           </w:p>
         </w:tc>
@@ -3583,13 +3611,13 @@
                 <w:b w:val="0"/>
                 <w:sz w:val="24"/>
               </w:rPr>
-              <w:t>Zillow, Redfin, CoStar</w:t>
-            </w:r>
-          </w:p>
-        </w:tc>
-        <w:tc>
-          <w:tcPr>
-            <w:tcW w:type="dxa" w:w="1247"/>
+              <w:t>Zillow, Redfin</w:t>
+            </w:r>
+          </w:p>
+        </w:tc>
+        <w:tc>
+          <w:tcPr>
+            <w:tcW w:type="dxa" w:w="1134"/>
           </w:tcPr>
           <w:p>
             <w:pPr>
@@ -3610,28 +3638,28 @@
         </w:tc>
         <w:tc>
           <w:tcPr>
-            <w:tcW w:type="dxa" w:w="1247"/>
-          </w:tcPr>
-          <w:p>
-            <w:pPr>
-              <w:spacing w:before="0" w:after="0" w:line="240" w:lineRule="auto"/>
-              <w:ind w:firstLine="0"/>
-              <w:jc w:val="left"/>
-            </w:pPr>
-            <w:r/>
-            <w:r>
-              <w:rPr>
-                <w:rFonts w:ascii="Times New Roman" w:hAnsi="Times New Roman"/>
-                <w:b w:val="0"/>
-                <w:sz w:val="24"/>
-              </w:rPr>
-              <w:t>Адрес, сделка</w:t>
-            </w:r>
-          </w:p>
-        </w:tc>
-        <w:tc>
-          <w:tcPr>
-            <w:tcW w:type="dxa" w:w="1984"/>
+            <w:tcW w:type="dxa" w:w="1587"/>
+          </w:tcPr>
+          <w:p>
+            <w:pPr>
+              <w:spacing w:before="0" w:after="0" w:line="240" w:lineRule="auto"/>
+              <w:ind w:firstLine="0"/>
+              <w:jc w:val="left"/>
+            </w:pPr>
+            <w:r/>
+            <w:r>
+              <w:rPr>
+                <w:rFonts w:ascii="Times New Roman" w:hAnsi="Times New Roman"/>
+                <w:b w:val="0"/>
+                <w:sz w:val="24"/>
+              </w:rPr>
+              <w:t>Есть, нативная разработка</w:t>
+            </w:r>
+          </w:p>
+        </w:tc>
+        <w:tc>
+          <w:tcPr>
+            <w:tcW w:type="dxa" w:w="1757"/>
           </w:tcPr>
           <w:p>
             <w:pPr>
@@ -3652,7 +3680,7 @@
         </w:tc>
         <w:tc>
           <w:tcPr>
-            <w:tcW w:type="dxa" w:w="1701"/>
+            <w:tcW w:type="dxa" w:w="1644"/>
           </w:tcPr>
           <w:p>
             <w:pPr>
@@ -3673,22 +3701,22 @@
         </w:tc>
         <w:tc>
           <w:tcPr>
-            <w:tcW w:type="dxa" w:w="1587"/>
-          </w:tcPr>
-          <w:p>
-            <w:pPr>
-              <w:spacing w:before="0" w:after="0" w:line="240" w:lineRule="auto"/>
-              <w:ind w:firstLine="0"/>
-              <w:jc w:val="left"/>
-            </w:pPr>
-            <w:r/>
-            <w:r>
-              <w:rPr>
-                <w:rFonts w:ascii="Times New Roman" w:hAnsi="Times New Roman"/>
-                <w:b w:val="0"/>
-                <w:sz w:val="24"/>
-              </w:rPr>
-              <w:t>Веб и мобильные приложения</w:t>
+            <w:tcW w:type="dxa" w:w="1361"/>
+          </w:tcPr>
+          <w:p>
+            <w:pPr>
+              <w:spacing w:before="0" w:after="0" w:line="240" w:lineRule="auto"/>
+              <w:ind w:firstLine="0"/>
+              <w:jc w:val="left"/>
+            </w:pPr>
+            <w:r/>
+            <w:r>
+              <w:rPr>
+                <w:rFonts w:ascii="Times New Roman" w:hAnsi="Times New Roman"/>
+                <w:b w:val="0"/>
+                <w:sz w:val="24"/>
+              </w:rPr>
+              <w:t>Магазины приложений</w:t>
             </w:r>
           </w:p>
         </w:tc>
@@ -3717,7 +3745,7 @@
         </w:tc>
         <w:tc>
           <w:tcPr>
-            <w:tcW w:type="dxa" w:w="1247"/>
+            <w:tcW w:type="dxa" w:w="1134"/>
           </w:tcPr>
           <w:p>
             <w:pPr>
@@ -3738,28 +3766,28 @@
         </w:tc>
         <w:tc>
           <w:tcPr>
-            <w:tcW w:type="dxa" w:w="1247"/>
-          </w:tcPr>
-          <w:p>
-            <w:pPr>
-              <w:spacing w:before="0" w:after="0" w:line="240" w:lineRule="auto"/>
-              <w:ind w:firstLine="0"/>
-              <w:jc w:val="left"/>
-            </w:pPr>
-            <w:r/>
-            <w:r>
-              <w:rPr>
-                <w:rFonts w:ascii="Times New Roman" w:hAnsi="Times New Roman"/>
-                <w:b w:val="0"/>
-                <w:sz w:val="24"/>
-              </w:rPr>
-              <w:t>Объект, лот</w:t>
-            </w:r>
-          </w:p>
-        </w:tc>
-        <w:tc>
-          <w:tcPr>
-            <w:tcW w:type="dxa" w:w="1984"/>
+            <w:tcW w:type="dxa" w:w="1587"/>
+          </w:tcPr>
+          <w:p>
+            <w:pPr>
+              <w:spacing w:before="0" w:after="0" w:line="240" w:lineRule="auto"/>
+              <w:ind w:firstLine="0"/>
+              <w:jc w:val="left"/>
+            </w:pPr>
+            <w:r/>
+            <w:r>
+              <w:rPr>
+                <w:rFonts w:ascii="Times New Roman" w:hAnsi="Times New Roman"/>
+                <w:b w:val="0"/>
+                <w:sz w:val="24"/>
+              </w:rPr>
+              <w:t>Отсутствует</w:t>
+            </w:r>
+          </w:p>
+        </w:tc>
+        <w:tc>
+          <w:tcPr>
+            <w:tcW w:type="dxa" w:w="1757"/>
           </w:tcPr>
           <w:p>
             <w:pPr>
@@ -3780,7 +3808,7 @@
         </w:tc>
         <w:tc>
           <w:tcPr>
-            <w:tcW w:type="dxa" w:w="1701"/>
+            <w:tcW w:type="dxa" w:w="1644"/>
           </w:tcPr>
           <w:p>
             <w:pPr>
@@ -3801,7 +3829,7 @@
         </w:tc>
         <w:tc>
           <w:tcPr>
-            <w:tcW w:type="dxa" w:w="1587"/>
+            <w:tcW w:type="dxa" w:w="1361"/>
           </w:tcPr>
           <w:p>
             <w:pPr>
@@ -3845,7 +3873,7 @@
         </w:tc>
         <w:tc>
           <w:tcPr>
-            <w:tcW w:type="dxa" w:w="1247"/>
+            <w:tcW w:type="dxa" w:w="1134"/>
           </w:tcPr>
           <w:p>
             <w:pPr>
@@ -3866,28 +3894,28 @@
         </w:tc>
         <w:tc>
           <w:tcPr>
-            <w:tcW w:type="dxa" w:w="1247"/>
-          </w:tcPr>
-          <w:p>
-            <w:pPr>
-              <w:spacing w:before="0" w:after="0" w:line="240" w:lineRule="auto"/>
-              <w:ind w:firstLine="0"/>
-              <w:jc w:val="left"/>
-            </w:pPr>
-            <w:r/>
-            <w:r>
-              <w:rPr>
-                <w:rFonts w:ascii="Times New Roman" w:hAnsi="Times New Roman"/>
-                <w:b w:val="0"/>
-                <w:sz w:val="24"/>
-              </w:rPr>
-              <w:t>Квартира (лот) и корпус</w:t>
-            </w:r>
-          </w:p>
-        </w:tc>
-        <w:tc>
-          <w:tcPr>
-            <w:tcW w:type="dxa" w:w="1984"/>
+            <w:tcW w:type="dxa" w:w="1587"/>
+          </w:tcPr>
+          <w:p>
+            <w:pPr>
+              <w:spacing w:before="0" w:after="0" w:line="240" w:lineRule="auto"/>
+              <w:ind w:firstLine="0"/>
+              <w:jc w:val="left"/>
+            </w:pPr>
+            <w:r/>
+            <w:r>
+              <w:rPr>
+                <w:rFonts w:ascii="Times New Roman" w:hAnsi="Times New Roman"/>
+                <w:b w:val="0"/>
+                <w:sz w:val="24"/>
+              </w:rPr>
+              <w:t>Есть: оболочка Capacitor вокруг веб-сборки, Android</w:t>
+            </w:r>
+          </w:p>
+        </w:tc>
+        <w:tc>
+          <w:tcPr>
+            <w:tcW w:type="dxa" w:w="1757"/>
           </w:tcPr>
           <w:p>
             <w:pPr>
@@ -3908,7 +3936,7 @@
         </w:tc>
         <w:tc>
           <w:tcPr>
-            <w:tcW w:type="dxa" w:w="1701"/>
+            <w:tcW w:type="dxa" w:w="1644"/>
           </w:tcPr>
           <w:p>
             <w:pPr>
@@ -3929,22 +3957,22 @@
         </w:tc>
         <w:tc>
           <w:tcPr>
-            <w:tcW w:type="dxa" w:w="1587"/>
-          </w:tcPr>
-          <w:p>
-            <w:pPr>
-              <w:spacing w:before="0" w:after="0" w:line="240" w:lineRule="auto"/>
-              <w:ind w:firstLine="0"/>
-              <w:jc w:val="left"/>
-            </w:pPr>
-            <w:r/>
-            <w:r>
-              <w:rPr>
-                <w:rFonts w:ascii="Times New Roman" w:hAnsi="Times New Roman"/>
-                <w:b w:val="0"/>
-                <w:sz w:val="24"/>
-              </w:rPr>
-              <w:t>Веб, PWA и приложение для Android из той же сборки</w:t>
+            <w:tcW w:type="dxa" w:w="1361"/>
+          </w:tcPr>
+          <w:p>
+            <w:pPr>
+              <w:spacing w:before="0" w:after="0" w:line="240" w:lineRule="auto"/>
+              <w:ind w:firstLine="0"/>
+              <w:jc w:val="left"/>
+            </w:pPr>
+            <w:r/>
+            <w:r>
+              <w:rPr>
+                <w:rFonts w:ascii="Times New Roman" w:hAnsi="Times New Roman"/>
+                <w:b w:val="0"/>
+                <w:sz w:val="24"/>
+              </w:rPr>
+              <w:t>Внутренний канал заказчика, PWA как резервный</w:t>
             </w:r>
           </w:p>
         </w:tc>
@@ -3966,7 +3994,7 @@
         <w:rPr>
           <w:b w:val="0"/>
         </w:rPr>
-        <w:t>Анализ показывает наличие незанятой функциональной нити. Классифайды охватывают предложение, но не хранят его историю; аналитические платформы хранят историю, но агрегированно и за существенную плату; государственные системы достоверны, но показывают только текущее состояние. Ни одно из рассмотренных решений не даёт версионной истории изменений по каждому лоту программы реновации с фиксацией цены, цены квадратного метра, скидки, резерва и аукционного статуса, дополненной ипотечными расчётами по действующим программам. Именно это сочетание и закладывается в основу разрабатываемого продукта «mosres».</w:t>
+        <w:t>Анализ выявляет две незанятые позиции одновременно. Содержательная: ни одно решение не ведёт версионную историю изменений по каждому лоту программы реновации с фиксацией цены, цены квадратного метра, скидки, резерва и аукционного статуса. Технологическая: профессиональная аналитика на российском рынке практически не имеет мобильных клиентов, а государственные системы не имеют их вовсе, тогда как решения по цене и по покупке принимаются в том числе вне рабочего места. Существенно, что во всех рассмотренных случаях мобильные приложения реализованы нативно, то есть наиболее дорогим способом; для ведомственного продукта с ограниченным бюджетом такой путь неоправдан, и требование мобильного доступа рационально закрывать гибридной оболочкой вокруг уже существующего веб-интерфейса.</w:t>
       </w:r>
     </w:p>
     <w:p>
@@ -3979,7 +4007,7 @@
         <w:rPr>
           <w:b w:val="0"/>
         </w:rPr>
-        <w:t>Вывод по разделу. Проведённый теоретический анализ позволяет сделать три вывода. Во-первых, программный продукт для мониторинга рынка жилой недвижимости характеризуется высокими единовременными и низкими предельными затратами, поэтому определяющим элементом его экономического обоснования выступает оценка трудоёмкости разработки. Во-вторых, для продукта, создаваемого для государственного заказчика, эффект измеряется не выручкой, а денежной оценкой выгод заказчика — экономией трудозатрат, приростом доходов от основной деятельности и отказом от закупки сторонней аналитики; нормативные требования при этом снижают лицензионную часть затрат, но добавляют риск, связанный с аттестацией государственной информационной системы. В-третьих, сравнительный анализ подтверждает наличие рыночной и управленческой нишы для системы, ведущей версионную историю предложения по каждому лоту. Эти выводы задают структуру практического раздела: сначала характеристика продукта и оценка трудоёмкости, затем расчёт затрат и выгод, затем анализ эффективности с проверкой устойчивости результата.</w:t>
+        <w:t>Вывод по разделу. Проведённый теоретический анализ позволяет сделать три вывода. Во-первых, мобильное приложение как экономический объект отличается множественностью платформ, обязательным ритмом обновлений и необходимостью выбора канала распространения, а главным управляемым фактором его капитальных затрат является способ реализации — от нативной разработки до гибридной оболочки вокруг веб-сборки. Во-вторых, нормативные требования задают свободный стек, минимальный состав запрашиваемых данных и внутренний канал распространения вместо иностранного магазина приложений, снижая лицензионные и маркетинговые расходы, но добавляя риск затрат на аттестацию государственной информационной системы. В-третьих, сравнительный анализ подтверждает наличие одновременно содержательной и технологической ниши: версионная история по каждому лоту, доступная с мобильного устройства, на рынке не представлена, а все существующие мобильные приложения отрасли реализованы наиболее затратным нативным способом. Эти выводы задают структуру практического раздела: характеристика продукта и обоснование выбора способа реализации мобильного клиента, расчёт затрат и выгод, анализ эффективности с проверкой устойчивости результата.</w:t>
       </w:r>
     </w:p>
     <w:p>
@@ -4002,7 +4030,7 @@
         <w:rPr>
           <w:b/>
         </w:rPr>
-        <w:t>2 ОЦЕНКА ЭФФЕКТИВНОСТИ РАЗРАБОТКИ И ВНЕДРЕНИЯ ПРОГРАММНОГО ПРОДУКТА «MOSRES»</w:t>
+        <w:t>2 ОЦЕНКА ЭФФЕКТИВНОСТИ РАЗРАБОТКИ И ВНЕДРЕНИЯ МОБИЛЬНОГО ПРИЛОЖЕНИЯ «MOSRES»</w:t>
       </w:r>
     </w:p>
     <w:p>
@@ -4022,7 +4050,7 @@
         <w:rPr>
           <w:b/>
         </w:rPr>
-        <w:t>2.1 Основные характеристики разрабатываемого программного продукта «mosres»</w:t>
+        <w:t>2.1 Основные характеристики разрабатываемого мобильного приложения «mosres»</w:t>
       </w:r>
     </w:p>
     <w:p>
@@ -4035,7 +4063,7 @@
         <w:rPr>
           <w:b w:val="0"/>
         </w:rPr>
-        <w:t>«mosres» — веб-ориентированная информационная система для автоматизированного сбора, версионного хранения и анализа данных о квартирах, реализуемых городом Москвой в домах программы реновации. Система развёртывается в инфраструктуре заказчика, доступна через браузер и мобильное приложение и не требует установки программного обеспечения на рабочие места пользователей [30].</w:t>
+        <w:t>«mosres» — мобильное приложение для платформы Android, работающее в связке с серверной частью, которая выполняет автоматизированный сбор, версионное хранение и анализ данных о квартирах, реализуемых городом Москвой в домах программы реновации [34]. Приложение даёт пользователю тот же набор функций, что и веб-интерфейс системы: перечень лотов с фильтрами, историю изменений цены и скидок, аналитические представления и ипотечные расчёты, — но в точке, где решение принимается фактически: на выездном осмотре корпуса или на просмотре квартиры. Серверная часть развёртывается в инфраструктуре заказчика; мобильный клиент собирается из того же исходного кода, что и веб-версия, и распространяется внутренним каналом заказчика.</w:t>
       </w:r>
     </w:p>
     <w:p>
@@ -5825,7 +5853,7 @@
         <w:rPr>
           <w:b w:val="0"/>
         </w:rPr>
-        <w:t>Оценка трудоёмкости выполнена по этапам, соответствующим стадиям создания автоматизированной системы согласно ГОСТ 34.601-90 [12]. Базой для оценки послужил фактический объём реализации: 2 614 строк кода серверной части на языке Python, 1 036 строк запросов SQL, 1 190 строк автоматических тестов (62 теста) и 6 629 строк кода клиентской части на TypeScript — всего около 11,5 тыс. строк. При нормативной производительности 10–12 строк готового и протестированного кода в час для систем этого класса общая трудоёмкость программирования и тестирования составляет около 920 человеко-часов, к которым добавляются работы по анализу, проектированию и развёртыванию. Ставки специалистов приняты на уровне среднерыночных для Москвы по состоянию на 2026 год. Расчёт фонда оплаты труда приведён в таблице 2.3.</w:t>
+        <w:t>Оценка трудоёмкости выполнена по этапам, соответствующим стадиям создания автоматизированной системы согласно ГОСТ 34.601-90 [14]. Базой для оценки послужил фактический объём реализации: 2 614 строк кода серверной части на языке Python, 1 036 строк запросов SQL, 1 190 строк автоматических тестов (62 теста) и 6 629 строк кода клиентской части на TypeScript — всего около 11,5 тыс. строк. При нормативной производительности 10–12 строк готового и протестированного кода в час для систем этого класса общая трудоёмкость программирования и тестирования составляет около 920 человеко-часов, к которым добавляются работы по анализу, проектированию и развёртыванию. Ставки специалистов приняты на уровне среднерыночных для Москвы по состоянию на 2026 год. Расчёт фонда оплаты труда приведён в таблице 2.3.</w:t>
       </w:r>
     </w:p>
     <w:p>
@@ -7023,7 +7051,824 @@
         <w:rPr>
           <w:b w:val="0"/>
         </w:rPr>
-        <w:t>Отдельного обоснования требует способ реализации мобильного приложения, поскольку именно он даёт наиболее заметную экономию капитальных затрат. Рассматривались два варианта. Первый — отдельная нативная разработка мобильного клиента на языке Kotlin: при повторной реализации девяти экранов, графиков и ипотечных расчётов трудоёмкость составила бы не менее 350–400 человеко-часов, то есть 700–800 тыс. руб. по ставке 2 000 руб./час, и в дальнейшем потребовала бы двойной поддержки — каждое изменение функциональности выполнялось бы дважды. Второй вариант, принятый в проекте, — упаковка готовой веб-сборки в нативную оболочку Capacitor: приложение (идентификатор ru.mosres.app, отладочный APK 6,1 МБ) собирается из того же исходного кода, что и веб-версия, а трудозатраты составляют 40 человеко-часов (80 000 руб.) — строка 5 таблицы 2.3. Экономия капитальных затрат составляет около 620–720 тыс. руб., то есть порядка 20 % фонда оплаты труда, при этом мобильный клиент не отстаёт от веб-версии по функциональности. Дополнительный вариант доступа без установки приложения обеспечивает режим прогрессивного веб-приложения (PWA).</w:t>
+        <w:t>Отдельного обоснования требует способ реализации мобильного клиента: как показано в подразделе 1.1, именно он определяет мобильную часть капитальных затрат. Рассмотрены пять вариантов, сопоставимых по функциональности для задач просмотра данных, фильтрации и расчётов; результаты сравнения приведены в таблице 2.4. Ставка принята единой — 2 000 руб./час, как для клиентской разработки в таблице 2.3.</w:t>
+      </w:r>
+    </w:p>
+    <w:p>
+      <w:pPr>
+        <w:spacing w:before="120" w:after="0" w:line="240" w:lineRule="auto"/>
+        <w:ind w:firstLine="0"/>
+        <w:jc w:val="left"/>
+      </w:pPr>
+      <w:r>
+        <w:rPr>
+          <w:b w:val="0"/>
+        </w:rPr>
+        <w:t>Таблица 2.4 – Сравнение вариантов реализации мобильного клиента</w:t>
+      </w:r>
+    </w:p>
+    <w:tbl>
+      <w:tblPr>
+        <w:tblStyle w:val="TableGrid"/>
+        <w:tblW w:type="auto" w:w="0"/>
+        <w:jc w:val="center"/>
+        <w:tblLayout w:type="autofit"/>
+        <w:tblLook w:firstColumn="1" w:firstRow="1" w:lastColumn="0" w:lastRow="0" w:noHBand="0" w:noVBand="1" w:val="04A0"/>
+      </w:tblPr>
+      <w:tblGrid>
+        <w:gridCol w:w="1559"/>
+        <w:gridCol w:w="1559"/>
+        <w:gridCol w:w="1559"/>
+        <w:gridCol w:w="1559"/>
+        <w:gridCol w:w="1559"/>
+        <w:gridCol w:w="1559"/>
+      </w:tblGrid>
+      <w:tr>
+        <w:tc>
+          <w:tcPr>
+            <w:tcW w:type="dxa" w:w="624"/>
+          </w:tcPr>
+          <w:p>
+            <w:pPr>
+              <w:spacing w:before="0" w:after="0" w:line="240" w:lineRule="auto"/>
+              <w:ind w:firstLine="0"/>
+              <w:jc w:val="center"/>
+            </w:pPr>
+            <w:r/>
+            <w:r>
+              <w:rPr>
+                <w:rFonts w:ascii="Times New Roman" w:hAnsi="Times New Roman"/>
+                <w:b/>
+                <w:sz w:val="24"/>
+              </w:rPr>
+              <w:t>№ п/п</w:t>
+            </w:r>
+          </w:p>
+        </w:tc>
+        <w:tc>
+          <w:tcPr>
+            <w:tcW w:type="dxa" w:w="2041"/>
+          </w:tcPr>
+          <w:p>
+            <w:pPr>
+              <w:spacing w:before="0" w:after="0" w:line="240" w:lineRule="auto"/>
+              <w:ind w:firstLine="0"/>
+              <w:jc w:val="center"/>
+            </w:pPr>
+            <w:r/>
+            <w:r>
+              <w:rPr>
+                <w:rFonts w:ascii="Times New Roman" w:hAnsi="Times New Roman"/>
+                <w:b/>
+                <w:sz w:val="24"/>
+              </w:rPr>
+              <w:t>Вариант реализации</w:t>
+            </w:r>
+          </w:p>
+        </w:tc>
+        <w:tc>
+          <w:tcPr>
+            <w:tcW w:type="dxa" w:w="964"/>
+          </w:tcPr>
+          <w:p>
+            <w:pPr>
+              <w:spacing w:before="0" w:after="0" w:line="240" w:lineRule="auto"/>
+              <w:ind w:firstLine="0"/>
+              <w:jc w:val="center"/>
+            </w:pPr>
+            <w:r/>
+            <w:r>
+              <w:rPr>
+                <w:rFonts w:ascii="Times New Roman" w:hAnsi="Times New Roman"/>
+                <w:b/>
+                <w:sz w:val="24"/>
+              </w:rPr>
+              <w:t>Трудоёмкость, час</w:t>
+            </w:r>
+          </w:p>
+        </w:tc>
+        <w:tc>
+          <w:tcPr>
+            <w:tcW w:type="dxa" w:w="1020"/>
+          </w:tcPr>
+          <w:p>
+            <w:pPr>
+              <w:spacing w:before="0" w:after="0" w:line="240" w:lineRule="auto"/>
+              <w:ind w:firstLine="0"/>
+              <w:jc w:val="center"/>
+            </w:pPr>
+            <w:r/>
+            <w:r>
+              <w:rPr>
+                <w:rFonts w:ascii="Times New Roman" w:hAnsi="Times New Roman"/>
+                <w:b/>
+                <w:sz w:val="24"/>
+              </w:rPr>
+              <w:t>Стоимость, руб.</w:t>
+            </w:r>
+          </w:p>
+        </w:tc>
+        <w:tc>
+          <w:tcPr>
+            <w:tcW w:type="dxa" w:w="1928"/>
+          </w:tcPr>
+          <w:p>
+            <w:pPr>
+              <w:spacing w:before="0" w:after="0" w:line="240" w:lineRule="auto"/>
+              <w:ind w:firstLine="0"/>
+              <w:jc w:val="center"/>
+            </w:pPr>
+            <w:r/>
+            <w:r>
+              <w:rPr>
+                <w:rFonts w:ascii="Times New Roman" w:hAnsi="Times New Roman"/>
+                <w:b/>
+                <w:sz w:val="24"/>
+              </w:rPr>
+              <w:t>Сопровождение</w:t>
+            </w:r>
+          </w:p>
+        </w:tc>
+        <w:tc>
+          <w:tcPr>
+            <w:tcW w:type="dxa" w:w="2778"/>
+          </w:tcPr>
+          <w:p>
+            <w:pPr>
+              <w:spacing w:before="0" w:after="0" w:line="240" w:lineRule="auto"/>
+              <w:ind w:firstLine="0"/>
+              <w:jc w:val="center"/>
+            </w:pPr>
+            <w:r/>
+            <w:r>
+              <w:rPr>
+                <w:rFonts w:ascii="Times New Roman" w:hAnsi="Times New Roman"/>
+                <w:b/>
+                <w:sz w:val="24"/>
+              </w:rPr>
+              <w:t>Решение и обоснование</w:t>
+            </w:r>
+          </w:p>
+        </w:tc>
+      </w:tr>
+      <w:tr>
+        <w:tc>
+          <w:tcPr>
+            <w:tcW w:type="dxa" w:w="624"/>
+          </w:tcPr>
+          <w:p>
+            <w:pPr>
+              <w:spacing w:before="0" w:after="0" w:line="240" w:lineRule="auto"/>
+              <w:ind w:firstLine="0"/>
+              <w:jc w:val="left"/>
+            </w:pPr>
+            <w:r/>
+            <w:r>
+              <w:rPr>
+                <w:rFonts w:ascii="Times New Roman" w:hAnsi="Times New Roman"/>
+                <w:b w:val="0"/>
+                <w:sz w:val="24"/>
+              </w:rPr>
+              <w:t>1</w:t>
+            </w:r>
+          </w:p>
+        </w:tc>
+        <w:tc>
+          <w:tcPr>
+            <w:tcW w:type="dxa" w:w="2041"/>
+          </w:tcPr>
+          <w:p>
+            <w:pPr>
+              <w:spacing w:before="0" w:after="0" w:line="240" w:lineRule="auto"/>
+              <w:ind w:firstLine="0"/>
+              <w:jc w:val="left"/>
+            </w:pPr>
+            <w:r/>
+            <w:r>
+              <w:rPr>
+                <w:rFonts w:ascii="Times New Roman" w:hAnsi="Times New Roman"/>
+                <w:b w:val="0"/>
+                <w:sz w:val="24"/>
+              </w:rPr>
+              <w:t>Нативное приложение для Android (Kotlin)</w:t>
+            </w:r>
+          </w:p>
+        </w:tc>
+        <w:tc>
+          <w:tcPr>
+            <w:tcW w:type="dxa" w:w="964"/>
+          </w:tcPr>
+          <w:p>
+            <w:pPr>
+              <w:spacing w:before="0" w:after="0" w:line="240" w:lineRule="auto"/>
+              <w:ind w:firstLine="0"/>
+              <w:jc w:val="left"/>
+            </w:pPr>
+            <w:r/>
+            <w:r>
+              <w:rPr>
+                <w:rFonts w:ascii="Times New Roman" w:hAnsi="Times New Roman"/>
+                <w:b w:val="0"/>
+                <w:sz w:val="24"/>
+              </w:rPr>
+              <w:t>380</w:t>
+            </w:r>
+          </w:p>
+        </w:tc>
+        <w:tc>
+          <w:tcPr>
+            <w:tcW w:type="dxa" w:w="1020"/>
+          </w:tcPr>
+          <w:p>
+            <w:pPr>
+              <w:spacing w:before="0" w:after="0" w:line="240" w:lineRule="auto"/>
+              <w:ind w:firstLine="0"/>
+              <w:jc w:val="left"/>
+            </w:pPr>
+            <w:r/>
+            <w:r>
+              <w:rPr>
+                <w:rFonts w:ascii="Times New Roman" w:hAnsi="Times New Roman"/>
+                <w:b w:val="0"/>
+                <w:sz w:val="24"/>
+              </w:rPr>
+              <w:t>760 000</w:t>
+            </w:r>
+          </w:p>
+        </w:tc>
+        <w:tc>
+          <w:tcPr>
+            <w:tcW w:type="dxa" w:w="1928"/>
+          </w:tcPr>
+          <w:p>
+            <w:pPr>
+              <w:spacing w:before="0" w:after="0" w:line="240" w:lineRule="auto"/>
+              <w:ind w:firstLine="0"/>
+              <w:jc w:val="left"/>
+            </w:pPr>
+            <w:r/>
+            <w:r>
+              <w:rPr>
+                <w:rFonts w:ascii="Times New Roman" w:hAnsi="Times New Roman"/>
+                <w:b w:val="0"/>
+                <w:sz w:val="24"/>
+              </w:rPr>
+              <w:t>Отдельно от веб-версии: каждое изменение выполняется дважды</w:t>
+            </w:r>
+          </w:p>
+        </w:tc>
+        <w:tc>
+          <w:tcPr>
+            <w:tcW w:type="dxa" w:w="2778"/>
+          </w:tcPr>
+          <w:p>
+            <w:pPr>
+              <w:spacing w:before="0" w:after="0" w:line="240" w:lineRule="auto"/>
+              <w:ind w:firstLine="0"/>
+              <w:jc w:val="left"/>
+            </w:pPr>
+            <w:r/>
+            <w:r>
+              <w:rPr>
+                <w:rFonts w:ascii="Times New Roman" w:hAnsi="Times New Roman"/>
+                <w:b w:val="0"/>
+                <w:sz w:val="24"/>
+              </w:rPr>
+              <w:t>Отклонён: повторная реализация девяти экранов, графиков и ипотечных расчётов без выигрыша в функциональности для данных задач</w:t>
+            </w:r>
+          </w:p>
+        </w:tc>
+      </w:tr>
+      <w:tr>
+        <w:tc>
+          <w:tcPr>
+            <w:tcW w:type="dxa" w:w="624"/>
+          </w:tcPr>
+          <w:p>
+            <w:pPr>
+              <w:spacing w:before="0" w:after="0" w:line="240" w:lineRule="auto"/>
+              <w:ind w:firstLine="0"/>
+              <w:jc w:val="left"/>
+            </w:pPr>
+            <w:r/>
+            <w:r>
+              <w:rPr>
+                <w:rFonts w:ascii="Times New Roman" w:hAnsi="Times New Roman"/>
+                <w:b w:val="0"/>
+                <w:sz w:val="24"/>
+              </w:rPr>
+              <w:t>2</w:t>
+            </w:r>
+          </w:p>
+        </w:tc>
+        <w:tc>
+          <w:tcPr>
+            <w:tcW w:type="dxa" w:w="2041"/>
+          </w:tcPr>
+          <w:p>
+            <w:pPr>
+              <w:spacing w:before="0" w:after="0" w:line="240" w:lineRule="auto"/>
+              <w:ind w:firstLine="0"/>
+              <w:jc w:val="left"/>
+            </w:pPr>
+            <w:r/>
+            <w:r>
+              <w:rPr>
+                <w:rFonts w:ascii="Times New Roman" w:hAnsi="Times New Roman"/>
+                <w:b w:val="0"/>
+                <w:sz w:val="24"/>
+              </w:rPr>
+              <w:t>Нативные приложения для Android и iOS</w:t>
+            </w:r>
+          </w:p>
+        </w:tc>
+        <w:tc>
+          <w:tcPr>
+            <w:tcW w:type="dxa" w:w="964"/>
+          </w:tcPr>
+          <w:p>
+            <w:pPr>
+              <w:spacing w:before="0" w:after="0" w:line="240" w:lineRule="auto"/>
+              <w:ind w:firstLine="0"/>
+              <w:jc w:val="left"/>
+            </w:pPr>
+            <w:r/>
+            <w:r>
+              <w:rPr>
+                <w:rFonts w:ascii="Times New Roman" w:hAnsi="Times New Roman"/>
+                <w:b w:val="0"/>
+                <w:sz w:val="24"/>
+              </w:rPr>
+              <w:t>700</w:t>
+            </w:r>
+          </w:p>
+        </w:tc>
+        <w:tc>
+          <w:tcPr>
+            <w:tcW w:type="dxa" w:w="1020"/>
+          </w:tcPr>
+          <w:p>
+            <w:pPr>
+              <w:spacing w:before="0" w:after="0" w:line="240" w:lineRule="auto"/>
+              <w:ind w:firstLine="0"/>
+              <w:jc w:val="left"/>
+            </w:pPr>
+            <w:r/>
+            <w:r>
+              <w:rPr>
+                <w:rFonts w:ascii="Times New Roman" w:hAnsi="Times New Roman"/>
+                <w:b w:val="0"/>
+                <w:sz w:val="24"/>
+              </w:rPr>
+              <w:t>1 400 000</w:t>
+            </w:r>
+          </w:p>
+        </w:tc>
+        <w:tc>
+          <w:tcPr>
+            <w:tcW w:type="dxa" w:w="1928"/>
+          </w:tcPr>
+          <w:p>
+            <w:pPr>
+              <w:spacing w:before="0" w:after="0" w:line="240" w:lineRule="auto"/>
+              <w:ind w:firstLine="0"/>
+              <w:jc w:val="left"/>
+            </w:pPr>
+            <w:r/>
+            <w:r>
+              <w:rPr>
+                <w:rFonts w:ascii="Times New Roman" w:hAnsi="Times New Roman"/>
+                <w:b w:val="0"/>
+                <w:sz w:val="24"/>
+              </w:rPr>
+              <w:t>Тройная поддержка (две платформы и веб)</w:t>
+            </w:r>
+          </w:p>
+        </w:tc>
+        <w:tc>
+          <w:tcPr>
+            <w:tcW w:type="dxa" w:w="2778"/>
+          </w:tcPr>
+          <w:p>
+            <w:pPr>
+              <w:spacing w:before="0" w:after="0" w:line="240" w:lineRule="auto"/>
+              <w:ind w:firstLine="0"/>
+              <w:jc w:val="left"/>
+            </w:pPr>
+            <w:r/>
+            <w:r>
+              <w:rPr>
+                <w:rFonts w:ascii="Times New Roman" w:hAnsi="Times New Roman"/>
+                <w:b w:val="0"/>
+                <w:sz w:val="24"/>
+              </w:rPr>
+              <w:t>Отклонён: доля Android в России около четырёх пятых мобильного трафика [29], вторая платформа на этапе MVP не обоснована</w:t>
+            </w:r>
+          </w:p>
+        </w:tc>
+      </w:tr>
+      <w:tr>
+        <w:tc>
+          <w:tcPr>
+            <w:tcW w:type="dxa" w:w="624"/>
+          </w:tcPr>
+          <w:p>
+            <w:pPr>
+              <w:spacing w:before="0" w:after="0" w:line="240" w:lineRule="auto"/>
+              <w:ind w:firstLine="0"/>
+              <w:jc w:val="left"/>
+            </w:pPr>
+            <w:r/>
+            <w:r>
+              <w:rPr>
+                <w:rFonts w:ascii="Times New Roman" w:hAnsi="Times New Roman"/>
+                <w:b w:val="0"/>
+                <w:sz w:val="24"/>
+              </w:rPr>
+              <w:t>3</w:t>
+            </w:r>
+          </w:p>
+        </w:tc>
+        <w:tc>
+          <w:tcPr>
+            <w:tcW w:type="dxa" w:w="2041"/>
+          </w:tcPr>
+          <w:p>
+            <w:pPr>
+              <w:spacing w:before="0" w:after="0" w:line="240" w:lineRule="auto"/>
+              <w:ind w:firstLine="0"/>
+              <w:jc w:val="left"/>
+            </w:pPr>
+            <w:r/>
+            <w:r>
+              <w:rPr>
+                <w:rFonts w:ascii="Times New Roman" w:hAnsi="Times New Roman"/>
+                <w:b w:val="0"/>
+                <w:sz w:val="24"/>
+              </w:rPr>
+              <w:t>Кросс-платформенный фреймворк (Flutter, React Native)</w:t>
+            </w:r>
+          </w:p>
+        </w:tc>
+        <w:tc>
+          <w:tcPr>
+            <w:tcW w:type="dxa" w:w="964"/>
+          </w:tcPr>
+          <w:p>
+            <w:pPr>
+              <w:spacing w:before="0" w:after="0" w:line="240" w:lineRule="auto"/>
+              <w:ind w:firstLine="0"/>
+              <w:jc w:val="left"/>
+            </w:pPr>
+            <w:r/>
+            <w:r>
+              <w:rPr>
+                <w:rFonts w:ascii="Times New Roman" w:hAnsi="Times New Roman"/>
+                <w:b w:val="0"/>
+                <w:sz w:val="24"/>
+              </w:rPr>
+              <w:t>240</w:t>
+            </w:r>
+          </w:p>
+        </w:tc>
+        <w:tc>
+          <w:tcPr>
+            <w:tcW w:type="dxa" w:w="1020"/>
+          </w:tcPr>
+          <w:p>
+            <w:pPr>
+              <w:spacing w:before="0" w:after="0" w:line="240" w:lineRule="auto"/>
+              <w:ind w:firstLine="0"/>
+              <w:jc w:val="left"/>
+            </w:pPr>
+            <w:r/>
+            <w:r>
+              <w:rPr>
+                <w:rFonts w:ascii="Times New Roman" w:hAnsi="Times New Roman"/>
+                <w:b w:val="0"/>
+                <w:sz w:val="24"/>
+              </w:rPr>
+              <w:t>480 000</w:t>
+            </w:r>
+          </w:p>
+        </w:tc>
+        <w:tc>
+          <w:tcPr>
+            <w:tcW w:type="dxa" w:w="1928"/>
+          </w:tcPr>
+          <w:p>
+            <w:pPr>
+              <w:spacing w:before="0" w:after="0" w:line="240" w:lineRule="auto"/>
+              <w:ind w:firstLine="0"/>
+              <w:jc w:val="left"/>
+            </w:pPr>
+            <w:r/>
+            <w:r>
+              <w:rPr>
+                <w:rFonts w:ascii="Times New Roman" w:hAnsi="Times New Roman"/>
+                <w:b w:val="0"/>
+                <w:sz w:val="24"/>
+              </w:rPr>
+              <w:t>Отдельно от веб-версии</w:t>
+            </w:r>
+          </w:p>
+        </w:tc>
+        <w:tc>
+          <w:tcPr>
+            <w:tcW w:type="dxa" w:w="2778"/>
+          </w:tcPr>
+          <w:p>
+            <w:pPr>
+              <w:spacing w:before="0" w:after="0" w:line="240" w:lineRule="auto"/>
+              <w:ind w:firstLine="0"/>
+              <w:jc w:val="left"/>
+            </w:pPr>
+            <w:r/>
+            <w:r>
+              <w:rPr>
+                <w:rFonts w:ascii="Times New Roman" w:hAnsi="Times New Roman"/>
+                <w:b w:val="0"/>
+                <w:sz w:val="24"/>
+              </w:rPr>
+              <w:t>Отклонён: интерфейс всё равно пишется заново, экономия относительно варианта 1 не покрывает разрыва с вариантом 4</w:t>
+            </w:r>
+          </w:p>
+        </w:tc>
+      </w:tr>
+      <w:tr>
+        <w:tc>
+          <w:tcPr>
+            <w:tcW w:type="dxa" w:w="624"/>
+          </w:tcPr>
+          <w:p>
+            <w:pPr>
+              <w:spacing w:before="0" w:after="0" w:line="240" w:lineRule="auto"/>
+              <w:ind w:firstLine="0"/>
+              <w:jc w:val="left"/>
+            </w:pPr>
+            <w:r/>
+            <w:r>
+              <w:rPr>
+                <w:rFonts w:ascii="Times New Roman" w:hAnsi="Times New Roman"/>
+                <w:b w:val="0"/>
+                <w:sz w:val="24"/>
+              </w:rPr>
+              <w:t>4</w:t>
+            </w:r>
+          </w:p>
+        </w:tc>
+        <w:tc>
+          <w:tcPr>
+            <w:tcW w:type="dxa" w:w="2041"/>
+          </w:tcPr>
+          <w:p>
+            <w:pPr>
+              <w:spacing w:before="0" w:after="0" w:line="240" w:lineRule="auto"/>
+              <w:ind w:firstLine="0"/>
+              <w:jc w:val="left"/>
+            </w:pPr>
+            <w:r/>
+            <w:r>
+              <w:rPr>
+                <w:rFonts w:ascii="Times New Roman" w:hAnsi="Times New Roman"/>
+                <w:b w:val="0"/>
+                <w:sz w:val="24"/>
+              </w:rPr>
+              <w:t>Оболочка Capacitor вокруг готовой веб-сборки</w:t>
+            </w:r>
+          </w:p>
+        </w:tc>
+        <w:tc>
+          <w:tcPr>
+            <w:tcW w:type="dxa" w:w="964"/>
+          </w:tcPr>
+          <w:p>
+            <w:pPr>
+              <w:spacing w:before="0" w:after="0" w:line="240" w:lineRule="auto"/>
+              <w:ind w:firstLine="0"/>
+              <w:jc w:val="left"/>
+            </w:pPr>
+            <w:r/>
+            <w:r>
+              <w:rPr>
+                <w:rFonts w:ascii="Times New Roman" w:hAnsi="Times New Roman"/>
+                <w:b w:val="0"/>
+                <w:sz w:val="24"/>
+              </w:rPr>
+              <w:t>40</w:t>
+            </w:r>
+          </w:p>
+        </w:tc>
+        <w:tc>
+          <w:tcPr>
+            <w:tcW w:type="dxa" w:w="1020"/>
+          </w:tcPr>
+          <w:p>
+            <w:pPr>
+              <w:spacing w:before="0" w:after="0" w:line="240" w:lineRule="auto"/>
+              <w:ind w:firstLine="0"/>
+              <w:jc w:val="left"/>
+            </w:pPr>
+            <w:r/>
+            <w:r>
+              <w:rPr>
+                <w:rFonts w:ascii="Times New Roman" w:hAnsi="Times New Roman"/>
+                <w:b w:val="0"/>
+                <w:sz w:val="24"/>
+              </w:rPr>
+              <w:t>80 000</w:t>
+            </w:r>
+          </w:p>
+        </w:tc>
+        <w:tc>
+          <w:tcPr>
+            <w:tcW w:type="dxa" w:w="1928"/>
+          </w:tcPr>
+          <w:p>
+            <w:pPr>
+              <w:spacing w:before="0" w:after="0" w:line="240" w:lineRule="auto"/>
+              <w:ind w:firstLine="0"/>
+              <w:jc w:val="left"/>
+            </w:pPr>
+            <w:r/>
+            <w:r>
+              <w:rPr>
+                <w:rFonts w:ascii="Times New Roman" w:hAnsi="Times New Roman"/>
+                <w:b w:val="0"/>
+                <w:sz w:val="24"/>
+              </w:rPr>
+              <w:t>Совместно с веб-версией: одно изменение на оба клиента</w:t>
+            </w:r>
+          </w:p>
+        </w:tc>
+        <w:tc>
+          <w:tcPr>
+            <w:tcW w:type="dxa" w:w="2778"/>
+          </w:tcPr>
+          <w:p>
+            <w:pPr>
+              <w:spacing w:before="0" w:after="0" w:line="240" w:lineRule="auto"/>
+              <w:ind w:firstLine="0"/>
+              <w:jc w:val="left"/>
+            </w:pPr>
+            <w:r/>
+            <w:r>
+              <w:rPr>
+                <w:rFonts w:ascii="Times New Roman" w:hAnsi="Times New Roman"/>
+                <w:b w:val="0"/>
+                <w:sz w:val="24"/>
+              </w:rPr>
+              <w:t>Принят: полная функциональность веб-версии на устройстве при минимальной трудоёмкости</w:t>
+            </w:r>
+          </w:p>
+        </w:tc>
+      </w:tr>
+      <w:tr>
+        <w:tc>
+          <w:tcPr>
+            <w:tcW w:type="dxa" w:w="624"/>
+          </w:tcPr>
+          <w:p>
+            <w:pPr>
+              <w:spacing w:before="0" w:after="0" w:line="240" w:lineRule="auto"/>
+              <w:ind w:firstLine="0"/>
+              <w:jc w:val="left"/>
+            </w:pPr>
+            <w:r/>
+            <w:r>
+              <w:rPr>
+                <w:rFonts w:ascii="Times New Roman" w:hAnsi="Times New Roman"/>
+                <w:b w:val="0"/>
+                <w:sz w:val="24"/>
+              </w:rPr>
+              <w:t>5</w:t>
+            </w:r>
+          </w:p>
+        </w:tc>
+        <w:tc>
+          <w:tcPr>
+            <w:tcW w:type="dxa" w:w="2041"/>
+          </w:tcPr>
+          <w:p>
+            <w:pPr>
+              <w:spacing w:before="0" w:after="0" w:line="240" w:lineRule="auto"/>
+              <w:ind w:firstLine="0"/>
+              <w:jc w:val="left"/>
+            </w:pPr>
+            <w:r/>
+            <w:r>
+              <w:rPr>
+                <w:rFonts w:ascii="Times New Roman" w:hAnsi="Times New Roman"/>
+                <w:b w:val="0"/>
+                <w:sz w:val="24"/>
+              </w:rPr>
+              <w:t>Прогрессивное веб-приложение (PWA) без сборки</w:t>
+            </w:r>
+          </w:p>
+        </w:tc>
+        <w:tc>
+          <w:tcPr>
+            <w:tcW w:type="dxa" w:w="964"/>
+          </w:tcPr>
+          <w:p>
+            <w:pPr>
+              <w:spacing w:before="0" w:after="0" w:line="240" w:lineRule="auto"/>
+              <w:ind w:firstLine="0"/>
+              <w:jc w:val="left"/>
+            </w:pPr>
+            <w:r/>
+            <w:r>
+              <w:rPr>
+                <w:rFonts w:ascii="Times New Roman" w:hAnsi="Times New Roman"/>
+                <w:b w:val="0"/>
+                <w:sz w:val="24"/>
+              </w:rPr>
+              <w:t>8</w:t>
+            </w:r>
+          </w:p>
+        </w:tc>
+        <w:tc>
+          <w:tcPr>
+            <w:tcW w:type="dxa" w:w="1020"/>
+          </w:tcPr>
+          <w:p>
+            <w:pPr>
+              <w:spacing w:before="0" w:after="0" w:line="240" w:lineRule="auto"/>
+              <w:ind w:firstLine="0"/>
+              <w:jc w:val="left"/>
+            </w:pPr>
+            <w:r/>
+            <w:r>
+              <w:rPr>
+                <w:rFonts w:ascii="Times New Roman" w:hAnsi="Times New Roman"/>
+                <w:b w:val="0"/>
+                <w:sz w:val="24"/>
+              </w:rPr>
+              <w:t>16 000</w:t>
+            </w:r>
+          </w:p>
+        </w:tc>
+        <w:tc>
+          <w:tcPr>
+            <w:tcW w:type="dxa" w:w="1928"/>
+          </w:tcPr>
+          <w:p>
+            <w:pPr>
+              <w:spacing w:before="0" w:after="0" w:line="240" w:lineRule="auto"/>
+              <w:ind w:firstLine="0"/>
+              <w:jc w:val="left"/>
+            </w:pPr>
+            <w:r/>
+            <w:r>
+              <w:rPr>
+                <w:rFonts w:ascii="Times New Roman" w:hAnsi="Times New Roman"/>
+                <w:b w:val="0"/>
+                <w:sz w:val="24"/>
+              </w:rPr>
+              <w:t>Совместно с веб-версией</w:t>
+            </w:r>
+          </w:p>
+        </w:tc>
+        <w:tc>
+          <w:tcPr>
+            <w:tcW w:type="dxa" w:w="2778"/>
+          </w:tcPr>
+          <w:p>
+            <w:pPr>
+              <w:spacing w:before="0" w:after="0" w:line="240" w:lineRule="auto"/>
+              <w:ind w:firstLine="0"/>
+              <w:jc w:val="left"/>
+            </w:pPr>
+            <w:r/>
+            <w:r>
+              <w:rPr>
+                <w:rFonts w:ascii="Times New Roman" w:hAnsi="Times New Roman"/>
+                <w:b w:val="0"/>
+                <w:sz w:val="24"/>
+              </w:rPr>
+              <w:t>Принят как резервный канал доступа: установка без APK, но без полноценного присутствия в системе устройства</w:t>
+            </w:r>
+          </w:p>
+        </w:tc>
+      </w:tr>
+    </w:tbl>
+    <w:p>
+      <w:pPr>
+        <w:spacing w:before="0" w:after="0" w:line="360" w:lineRule="auto"/>
+        <w:ind w:firstLine="0"/>
+      </w:pPr>
+    </w:p>
+    <w:p>
+      <w:pPr>
+        <w:spacing w:before="0" w:after="0" w:line="360" w:lineRule="auto"/>
+        <w:ind w:firstLine="709"/>
+        <w:jc w:val="both"/>
+      </w:pPr>
+      <w:r>
+        <w:rPr>
+          <w:b w:val="0"/>
+        </w:rPr>
+        <w:t>Принятое решение (варианты 4 и 5) даёт экономию капитальных затрат в размере 760 000 − 80 000 = 680 000 руб. относительно нативной разработки для Android и 1 320 000 руб. относительно нативной разработки для двух платформ, то есть порядка 30 % фонда оплаты труда проекта. Экономия сопровождения не менее значима: мобильный клиент собирается из того же исходного кода, поэтому каждое последующее изменение функциональности выполняется один раз, а не дважды. Приложение имеет идентификатор ru.mosres.app, отладочный пакет APK занимает 6,1 МБ.</w:t>
       </w:r>
     </w:p>
     <w:p>
@@ -7049,7 +7894,7 @@
         <w:rPr>
           <w:b w:val="0"/>
         </w:rPr>
-        <w:t>Вывод по подразделу. Разрабатываемый продукт «mosres» представляет собой ведомственную информационную систему мониторинга предложения квартир программы реновации, предназначенную для трёх сегментов пользователей: сотрудников подразделения реализации, аналитиков по ценообразованию и внешних пользователей публичного контура. Продукт решает задачу, не решаемую ни одним из рассмотренных аналогов, — ведёт версионную историю изменений по каждому лоту и дополняет её аналитикой и ипотечными расчётами. Минимально жизнеспособная версия включает восемь функциональных модулей, включая веб-клиент из девяти экранов и мобильное приложение для Android; технологический стек полностью построен на свободном программном обеспечении, что исключает лицензионные отчисления. Мобильный клиент реализован упаковкой веб-сборки в оболочку Capacitor, что потребовало 40 человеко-часов вместо 350–400 при отдельной нативной разработке и дало экономию капитальных затрат около 620–720 тыс. руб. Трудоёмкость разработки оценена в 1 160 человеко-часов, фонд оплаты труда команды — 2 302 000 руб.</w:t>
+        <w:t>Вывод по подразделу. Разрабатываемый продукт «mosres» представляет собой ведомственную информационную систему мониторинга предложения квартир программы реновации, предназначенную для трёх сегментов пользователей: сотрудников подразделения реализации, аналитиков по ценообразованию и внешних пользователей публичного контура. Продукт решает задачу, не решаемую ни одним из рассмотренных аналогов, — ведёт версионную историю изменений по каждому лоту и дополняет её аналитикой и ипотечными расчётами. Минимально жизнеспособная версия включает восемь функциональных модулей, включая веб-клиент из девяти экранов и мобильное приложение для Android; технологический стек полностью построен на свободном программном обеспечении, что исключает лицензионные отчисления. Мобильный клиент реализован упаковкой веб-сборки в оболочку Capacitor: 40 человеко-часов вместо 380 при нативной разработке для Android, экономия капитальных затрат 680 тыс. руб. Трудоёмкость разработки оценена в 1 160 человеко-часов, фонд оплаты труда команды — 2 302 000 руб.</w:t>
       </w:r>
     </w:p>
     <w:p>
@@ -7076,7 +7921,7 @@
         <w:rPr>
           <w:b w:val="0"/>
         </w:rPr>
-        <w:t>В настоящем подразделе выполняется количественная оценка затрат на реализацию проекта и денежная оценка выгод от его внедрения. Поскольку продукт создаётся для государственного заказчика и не продаётся пользователям, вместо выручки от продаж в расчёте используется денежная оценка годовых выгод заказчика, структура которой обоснована в подразделе 1.1. Порядок расчёта и формулы соответствуют методике оценки эффективности разработки и внедрения программного продукта [29].</w:t>
+        <w:t>В настоящем подразделе выполняется количественная оценка затрат на реализацию проекта и денежная оценка выгод от его внедрения. Поскольку продукт создаётся для государственного заказчика и не продаётся пользователям, вместо выручки от продаж в расчёте используется денежная оценка годовых выгод заказчика, структура которой обоснована в подразделе 1.1. Порядок расчёта и формулы соответствуют методике оценки эффективности разработки и внедрения программного продукта [33].</w:t>
       </w:r>
     </w:p>
     <w:p>
@@ -7266,7 +8111,7 @@
         <w:rPr>
           <w:b w:val="0"/>
         </w:rPr>
-        <w:t>Статья лицензий невелика именно потому, что стек построен на свободном программном обеспечении в соответствии с требованиями постановления Правительства Российской Федерации № 1236 [8]: оплачиваются только среды разработки, средства проектирования интерфейсов, доменное имя, сертификат TLS и учётная запись разработчика для публикации мобильного приложения. Структура капитальных затрат приведена в таблице 2.4.</w:t>
+        <w:t>Статья лицензий невелика именно потому, что стек построен на свободном программном обеспечении в соответствии с требованиями постановления Правительства Российской Федерации № 1236 [9]: оплачиваются только среды разработки, средства проектирования интерфейсов, доменное имя, сертификат TLS и учётная запись разработчика для публикации мобильного приложения. Структура капитальных затрат приведена в таблице 2.5.</w:t>
       </w:r>
     </w:p>
     <w:p>
@@ -7279,7 +8124,7 @@
         <w:rPr>
           <w:b w:val="0"/>
         </w:rPr>
-        <w:t>Таблица 2.4 – Структура капитальных затрат (CAPEX)</w:t>
+        <w:t>Таблица 2.5 – Структура капитальных затрат (CAPEX)</w:t>
       </w:r>
     </w:p>
     <w:tbl>
@@ -7965,7 +8810,7 @@
         <w:rPr>
           <w:b w:val="0"/>
         </w:rPr>
-        <w:t>Операционные затраты — ежегодные расходы на эксплуатацию, поддержку и развитие работающего продукта. Состав статей скорректирован применительно к ведомственному продукту: расходы на маркетинг и продвижение, характерные для коммерческих продуктов, не возникают, поскольку продукт не продаётся на открытом рынке; вместо них предусмотрены расходы на обучение пользователей и организационное сопровождение внедрения, без которых заявленная экономия рабочего времени не будет достигнута. Структура годовых операционных затрат приведена в таблице 2.5.</w:t>
+        <w:t>Операционные затраты — ежегодные расходы на эксплуатацию, поддержку и развитие работающего продукта. Состав статей скорректирован применительно к ведомственному продукту: расходы на маркетинг и продвижение, характерные для коммерческих продуктов, не возникают, поскольку продукт не продаётся на открытом рынке; вместо них предусмотрены расходы на обучение пользователей и организационное сопровождение внедрения, без которых заявленная экономия рабочего времени не будет достигнута. Структура годовых операционных затрат приведена в таблице 2.6.</w:t>
       </w:r>
     </w:p>
     <w:p>
@@ -7978,7 +8823,7 @@
         <w:rPr>
           <w:b w:val="0"/>
         </w:rPr>
-        <w:t>Таблица 2.5 – Структура годовых операционных затрат (OPEX)</w:t>
+        <w:t>Таблица 2.6 – Структура годовых операционных затрат (OPEX)</w:t>
       </w:r>
     </w:p>
     <w:tbl>
@@ -8858,7 +9703,7 @@
         <w:rPr>
           <w:b w:val="0"/>
         </w:rPr>
-        <w:t>Исходные данные для расчёта приняты консервативно и приведены в таблице 2.6. Количество пользователей соответствует численности двух подразделений заказчика (сегменты А и Б подраздела 2.1); внешние пользователи публичного контура в расчёт выгод не включаются. Годовой объём реализации принят на уровне 40 % текущего предложения, средняя цена квартиры — по фактическому срезу на 27.09.2026. Прирост цены реализации принят на уровне 0,1 %, то есть заведомо ниже типичного шага скидки, который на рассматриваемом портале достигает нескольких процентов.</w:t>
+        <w:t>Исходные данные для расчёта приняты консервативно и приведены в таблице 2.7. Количество пользователей соответствует численности двух подразделений заказчика (сегменты А и Б подраздела 2.1); внешние пользователи публичного контура в расчёт выгод не включаются. Годовой объём реализации принят на уровне 40 % текущего предложения, средняя цена квартиры — по фактическому срезу на 27.09.2026. Прирост цены реализации принят на уровне 0,1 %, то есть заведомо ниже типичного шага скидки, который на рассматриваемом портале достигает нескольких процентов.</w:t>
       </w:r>
     </w:p>
     <w:p>
@@ -8871,7 +9716,7 @@
         <w:rPr>
           <w:b w:val="0"/>
         </w:rPr>
-        <w:t>Таблица 2.6 – Данные для прогнозирования годовых выгод от внедрения</w:t>
+        <w:t>Таблица 2.7 – Данные для прогнозирования годовых выгод от внедрения</w:t>
       </w:r>
     </w:p>
     <w:tbl>
@@ -9740,7 +10585,7 @@
                 <w:b w:val="0"/>
                 <w:sz w:val="24"/>
               </w:rPr>
-              <w:t>Пять рабочих мест по среднерыночной стоимости подписки [22, 23]</w:t>
+              <w:t>Пять рабочих мест по среднерыночной стоимости подписки [24, 25]</w:t>
             </w:r>
           </w:p>
         </w:tc>
@@ -9762,7 +10607,7 @@
         <w:rPr>
           <w:b w:val="0"/>
         </w:rPr>
-        <w:t>Расчёт годовых выгод по компонентам приведён в таблице 2.7.</w:t>
+        <w:t>Расчёт годовых выгод по компонентам приведён в таблице 2.8.</w:t>
       </w:r>
     </w:p>
     <w:p>
@@ -9775,7 +10620,7 @@
         <w:rPr>
           <w:b w:val="0"/>
         </w:rPr>
-        <w:t>Таблица 2.7 – Расчёт денежной оценки годовых выгод от внедрения</w:t>
+        <w:t>Таблица 2.8 – Расчёт денежной оценки годовых выгод от внедрения</w:t>
       </w:r>
     </w:p>
     <w:tbl>
@@ -10251,7 +11096,7 @@
         <w:rPr>
           <w:b w:val="0"/>
         </w:rPr>
-        <w:t>Для определения чистого годового результата из денежной оценки выгод вычитаются переменные и операционные затраты. Переменная часть затрат для ведомственного продукта не связана с комиссиями платёжных систем, поскольку платежи пользователей отсутствуют; она определяется объёмом обрабатываемых данных (исходящий трафик, обращения к внешним геоинформационным сервисам, объём резервных копий) и принята на уровне 3 % от денежной оценки выгод. Налог на прибыль у заказчика не возникает: выгоды образуются у органа исполнительной власти и не являются прибылью коммерческой организации. Для сопоставимости с коммерческим вариантом эксплуатации величина налога приведена в таблице 2.8 справочно по базовой ставке 25 % (для аккредитованных организаций в сфере информационных технологий действует пониженная ставка [2]). Относительный результат оценивается по формуле рентабельности:</w:t>
+        <w:t>Для определения чистого годового результата из денежной оценки выгод вычитаются переменные и операционные затраты. Переменная часть затрат для ведомственного продукта не связана с комиссиями платёжных систем, поскольку платежи пользователей отсутствуют; она определяется объёмом обрабатываемых данных (исходящий трафик, обращения к внешним геоинформационным сервисам, объём резервных копий) и принята на уровне 3 % от денежной оценки выгод. Налог на прибыль у заказчика не возникает: выгоды образуются у органа исполнительной власти и не являются прибылью коммерческой организации. Для сопоставимости с коммерческим вариантом эксплуатации величина налога приведена в таблице 2.9 справочно по базовой ставке 25 % (для аккредитованных организаций в сфере информационных технологий действует пониженная ставка [2]). Относительный результат оценивается по формуле рентабельности:</w:t>
       </w:r>
     </w:p>
     <w:p>
@@ -10307,7 +11152,7 @@
         <w:rPr>
           <w:b w:val="0"/>
         </w:rPr>
-        <w:t>Таблица 2.8 – Прогнозный годовой финансовый результат внедрения</w:t>
+        <w:t>Таблица 2.9 – Прогнозный годовой финансовый результат внедрения</w:t>
       </w:r>
     </w:p>
     <w:tbl>
@@ -10470,7 +11315,7 @@
                 <w:b w:val="0"/>
                 <w:sz w:val="24"/>
               </w:rPr>
-              <w:t>Vгод (из таблицы 2.7)</w:t>
+              <w:t>Vгод (из таблицы 2.8)</w:t>
             </w:r>
           </w:p>
         </w:tc>
@@ -10728,7 +11573,7 @@
                 <w:b w:val="0"/>
                 <w:sz w:val="24"/>
               </w:rPr>
-              <w:t>Copex (из таблицы 2.5)</w:t>
+              <w:t>Copex (из таблицы 2.6)</w:t>
             </w:r>
           </w:p>
         </w:tc>
@@ -11207,7 +12052,7 @@
         <w:rPr>
           <w:b w:val="0"/>
         </w:rPr>
-        <w:t>Таблица 2.9 – Исходные данные для расчёта точки безубыточности</w:t>
+        <w:t>Таблица 2.10 – Исходные данные для расчёта точки безубыточности</w:t>
       </w:r>
     </w:p>
     <w:tbl>
@@ -11434,7 +12279,7 @@
                 <w:b w:val="0"/>
                 <w:sz w:val="24"/>
               </w:rPr>
-              <w:t>Из таблицы 2.5</w:t>
+              <w:t>Из таблицы 2.6</w:t>
             </w:r>
           </w:p>
         </w:tc>
@@ -11541,7 +12386,7 @@
                 <w:b w:val="0"/>
                 <w:sz w:val="24"/>
               </w:rPr>
-              <w:t>17 678 760 / 686 (таблицы 2.6, 2.7)</w:t>
+              <w:t>17 678 760 / 686 (таблицы 2.7, 2.7)</w:t>
             </w:r>
           </w:p>
         </w:tc>
@@ -11804,7 +12649,7 @@
         <w:rPr>
           <w:b w:val="0"/>
         </w:rPr>
-        <w:t>Таблица 2.10 – Данные для расчёта срока окупаемости</w:t>
+        <w:t>Таблица 2.11 – Данные для расчёта срока окупаемости</w:t>
       </w:r>
     </w:p>
     <w:tbl>
@@ -12031,7 +12876,7 @@
                 <w:b w:val="0"/>
                 <w:sz w:val="24"/>
               </w:rPr>
-              <w:t>Из таблицы 2.4</w:t>
+              <w:t>Из таблицы 2.5</w:t>
             </w:r>
           </w:p>
         </w:tc>
@@ -12138,7 +12983,7 @@
                 <w:b w:val="0"/>
                 <w:sz w:val="24"/>
               </w:rPr>
-              <w:t>Из таблицы 2.8</w:t>
+              <w:t>Из таблицы 2.9</w:t>
             </w:r>
           </w:p>
         </w:tc>
@@ -12294,7 +13139,7 @@
         <w:rPr>
           <w:b w:val="0"/>
         </w:rPr>
-        <w:t>Как отмечено в подразделе 2.2, 84 % денежной оценки выгод формируется одним компонентом — приростом дохода от реализации квартир, который опирается на допущение о величине Δp. Корректность вывода об эффективности проекта требует проверки на устойчивость к этому допущению. Рассмотрены три сценария: пессимистический (Δp = 0, то есть система не влияет на цену реализации вовсе и эффект сводится к экономии труда и отказу от подписок), базовый (Δp = 0,1 %) и оптимистический (Δp = 0,2 %). Результаты приведены в таблице 2.11.</w:t>
+        <w:t>Как отмечено в подразделе 2.2, 84 % денежной оценки выгод формируется одним компонентом — приростом дохода от реализации квартир, который опирается на допущение о величине Δp. Корректность вывода об эффективности проекта требует проверки на устойчивость к этому допущению. Рассмотрены три сценария: пессимистический (Δp = 0, то есть система не влияет на цену реализации вовсе и эффект сводится к экономии труда и отказу от подписок), базовый (Δp = 0,1 %) и оптимистический (Δp = 0,2 %). Результаты приведены в таблице 2.12.</w:t>
       </w:r>
     </w:p>
     <w:p>
@@ -12307,7 +13152,7 @@
         <w:rPr>
           <w:b w:val="0"/>
         </w:rPr>
-        <w:t>Таблица 2.11 – Сценарный анализ эффективности проекта</w:t>
+        <w:t>Таблица 2.12 – Сценарный анализ эффективности проекта</w:t>
       </w:r>
     </w:p>
     <w:tbl>
@@ -13141,7 +13986,7 @@
         <w:rPr>
           <w:b w:val="0"/>
         </w:rPr>
-        <w:t>Все рассчитанные показатели проекта сведены в таблицу 2.12.</w:t>
+        <w:t>Все рассчитанные показатели проекта сведены в таблицу 2.13.</w:t>
       </w:r>
     </w:p>
     <w:p>
@@ -13154,7 +13999,7 @@
         <w:rPr>
           <w:b w:val="0"/>
         </w:rPr>
-        <w:t>Таблица 2.12 – Сводные экономические показатели проекта</w:t>
+        <w:t>Таблица 2.13 – Сводные экономические показатели проекта</w:t>
       </w:r>
     </w:p>
     <w:tbl>
@@ -14204,7 +15049,7 @@
         <w:rPr>
           <w:b w:val="0"/>
         </w:rPr>
-        <w:t>Риск дополнительных требований по защите информации: признание системы государственной требует классификации и аттестации по приказу ФСТЭК России № 17, что не учтено в смете минимально жизнеспособной версии [9]. Меры — сохранение резервного фонда (266 200 руб.), уточнение класса защищённости на стадии технического задания, выделение мероприятий по защите информации в отдельный этап контракта.</w:t>
+        <w:t>Риск дополнительных требований по защите информации: признание системы государственной требует классификации и аттестации по приказу ФСТЭК России № 17, что не учтено в смете минимально жизнеспособной версии [11]. Меры — сохранение резервного фонда (266 200 руб.), уточнение класса защищённости на стадии технического задания, выделение мероприятий по защите информации в отдельный этап контракта.</w:t>
       </w:r>
     </w:p>
     <w:p>
@@ -14376,7 +15221,7 @@
         <w:rPr>
           <w:b w:val="0"/>
         </w:rPr>
-        <w:t>В ходе выполнения курсовой работы достигнута поставленная цель: выполнен расчёт экономической эффективности разработки и внедрения программного продукта «mosres» — информационной системы автоматизированного сбора, версионного хранения и анализа данных о квартирах программы реновации города Москвы, внедряемой в контуре Департамента городского имущества города Москвы.</w:t>
+        <w:t>В ходе выполнения курсовой работы достигнута поставленная цель: выполнен расчёт экономической эффективности разработки и внедрения мобильного приложения «mosres» для платформы Android — клиента системы автоматизированного сбора, версионного хранения и анализа данных о квартирах программы реновации города Москвы, внедряемой в контуре Департамента городского имущества города Москвы.</w:t>
       </w:r>
     </w:p>
     <w:p>
@@ -14402,7 +15247,7 @@
         <w:rPr>
           <w:b w:val="0"/>
         </w:rPr>
-        <w:t>Раскрыты понятие, сущность и классификация программных продуктов для мониторинга рынка жилой недвижимости. Установлено, что такой продукт характеризуется высокими единовременными и близкими к нулю предельными затратами, вследствие чего оценка трудоёмкости становится определяющим элементом экономического обоснования. Выявлена особенность продуктов, создаваемых для государственного заказчика: их эффект измеряется не выручкой, а денежной оценкой выгод заказчика, включающей экономию трудозатрат, прирост доходов от основной деятельности и отказ от закупки сторонней аналитики.</w:t>
+        <w:t>Раскрыты понятие, сущность и классификация мобильных приложений и подходов к их разработке. Установлено, что мобильный продукт отличается от веб-приложения множественностью платформ, обязательным ритмом обновлений комплекта средств разработки и необходимостью выбора канала распространения, а главным управляемым фактором его капитальных затрат является способ реализации — от нативной разработки до гибридной оболочки вокруг готовой веб-сборки. Выявлена также особенность продуктов, создаваемых для государственного заказчика: их эффект измеряется не выручкой, а денежной оценкой выгод заказчика, включающей экономию трудозатрат, прирост доходов от основной деятельности и отказ от закупки сторонней аналитики.</w:t>
       </w:r>
     </w:p>
     <w:p>
@@ -14415,7 +15260,7 @@
         <w:rPr>
           <w:b w:val="0"/>
         </w:rPr>
-        <w:t>Определены нормативно-правовые требования к проекту: часть четвёртая ГК РФ определяет распределение прав на код по государственному контракту, 149-ФЗ обосновывает правомерность автоматизированного сбора общедоступных данных, 152-ФЗ задаёт требования к защите учётных данных, 44-ФЗ — к обоснованию цены контракта, а постановление Правительства Российской Федерации № 1236 определяет выбор стека на свободном программном обеспечении, что минимизирует лицензионную часть капитальных затрат. Одновременно установлен риск дополнительных затрат на аттестацию государственной информационной системы по требованиям приказа ФСТЭК России № 17.</w:t>
+        <w:t>Определены нормативно-правовые требования к проекту: часть четвёртая ГК РФ определяет распределение прав на код по государственному контракту, 149-ФЗ обосновывает правомерность автоматизированного сбора общедоступных данных, 152-ФЗ задаёт требования к защите учётных данных, 44-ФЗ — к обоснованию цены контракта, а постановление Правительства Российской Федерации № 1236 определяет выбор стека на свободном программном обеспечении, что минимизирует лицензионную часть капитальных затрат. Применительно к мобильной части установлено, что требование минимизации состава персональных данных исключает запрос геолокации, камеры и контактов, а нормы о предустановке российского программного обеспечения (425-ФЗ, постановление Правительства Российской Федерации № 1867) и развитие отечественного магазина приложений определяют канал распространения: внутренний канал заказчика, при необходимости — RuStore, но не иностранный магазин. Одновременно установлен риск дополнительных затрат на аттестацию государственной информационной системы по требованиям приказа ФСТЭК России № 17, поскольку мобильный клиент расширяет границу системы на устройства пользователей.</w:t>
       </w:r>
     </w:p>
     <w:p>
@@ -14428,7 +15273,7 @@
         <w:rPr>
           <w:b w:val="0"/>
         </w:rPr>
-        <w:t>Проведён сравнительный анализ российских и западных продуктов-аналогов. Установлено, что классифайды охватывают предложение, но не сохраняют его историю; профессиональные аналитические платформы дают историю агрегированно и за плату 150–250 тыс. руб. в год за рабочее место; государственные системы отражают только текущее состояние. Ни одно из решений не ведёт версионную историю изменений по каждому лоту программы реновации, что подтверждает функциональную нишу продукта.</w:t>
+        <w:t>Проведён сравнительный анализ мобильных приложений российского и зарубежного рынка недвижимости. Установлено, что мобильные приложения классифайдов охватывают предложение, но не сохраняют его историю; профессиональные аналитические платформы дают историю агрегированно, за плату 150–250 тыс. руб. в год за рабочее место и практически не имеют мобильных клиентов; государственные системы мобильных клиентов не имеют вовсе. Выявлены две незанятые позиции одновременно — содержательная (версионная история по каждому лоту программы реновации) и технологическая (доступ к ней с мобильного устройства), причём все существующие мобильные приложения отрасли реализованы наиболее затратным нативным способом.</w:t>
       </w:r>
     </w:p>
     <w:p>
@@ -14441,7 +15286,7 @@
         <w:rPr>
           <w:b w:val="0"/>
         </w:rPr>
-        <w:t>Описаны основные характеристики продукта: решаемая проблема, пять целей по критериям SMART, три сегмента пользователей, восемь функциональных модулей минимально жизнеспособной версии и технологический стек на свободном программном обеспечении. Трудоёмкость разработки оценена в 1 160 человеко-часов исходя из фактического объёма реализации около 11,5 тыс. строк кода; фонд оплаты труда команды — 2 302 000 руб. Обосновано решение о реализации мобильного приложения для Android упаковкой готовой веб-сборки в оболочку Capacitor: 40 человеко-часов против 350–400 при отдельной нативной разработке, экономия капитальных затрат 620–720 тыс. руб. при сохранении полной функциональности на мобильном устройстве.</w:t>
+        <w:t>Описаны основные характеристики продукта: решаемая проблема, пять целей по критериям SMART, три сегмента пользователей, восемь функциональных модулей минимально жизнеспособной версии и технологический стек на свободном программном обеспечении. Трудоёмкость разработки оценена в 1 160 человеко-часов исходя из фактического объёма реализации около 11,5 тыс. строк кода; фонд оплаты труда команды — 2 302 000 руб. Обосновано решение о реализации мобильного приложения для Android упаковкой готовой веб-сборки в оболочку Capacitor: 40 человеко-часов против 380 при нативной разработке для Android и 700 при поддержке двух платформ, экономия капитальных затрат 680 тыс. руб. при сохранении полной функциональности на мобильном устройстве.</w:t>
       </w:r>
     </w:p>
     <w:p>
@@ -14480,7 +15325,7 @@
         <w:rPr>
           <w:b w:val="0"/>
         </w:rPr>
-        <w:t>Таким образом, разработка и внедрение программного продукта «mosres» экономически целесообразны. Проект эффективен во всём рассмотренном диапазоне допущений и различается лишь скоростью возврата вложений; ключевым условием получения запланированного эффекта является не техническая реализация, а организационное внедрение — включение отчётов системы в регламент принятия решений о ценах и отказ от параллельной ручной отчётности. Полученные результаты могут быть использованы как экономическое обоснование начальной (максимальной) цены контракта на разработку и сопровождение системы, а также в качестве экономической части дипломного проекта. Перспективными направлениями дальнейшей разработки темы являются оценка эффекта от тиражирования продукта на нежилые помещения и машино-места, а также построение модели прогнозирования цены реализации на основе накопленной системой истории изменений.</w:t>
+        <w:t>Таким образом, разработка и внедрение мобильного приложения «mosres» экономически целесообразны. Проект эффективен во всём рассмотренном диапазоне допущений и различается лишь скоростью возврата вложений; ключевым условием получения запланированного эффекта является не техническая реализация, а организационное внедрение — включение отчётов системы в регламент принятия решений о ценах и отказ от параллельной ручной отчётности. Полученные результаты могут быть использованы как экономическое обоснование начальной (максимальной) цены контракта на разработку и сопровождение системы, а также в качестве экономической части дипломного проекта. Перспективными направлениями дальнейшей разработки темы являются оценка эффекта от тиражирования продукта на нежилые помещения и машино-места, а также построение модели прогнозирования цены реализации на основе накопленной системой истории изменений.</w:t>
       </w:r>
     </w:p>
     <w:p>
@@ -14613,7 +15458,7 @@
         <w:rPr>
           <w:b w:val="0"/>
         </w:rPr>
-        <w:t>8) Российская Федерация. Постановление Правительства РФ. Постановление «Об установлении запрета на допуск программного обеспечения, происходящего из иностранных государств, для целей осуществления закупок для обеспечения государственных и муниципальных нужд» от 16.11.2015 № 1236 (последняя редакция). — URL: https://www.consultant.ru/ (дата обращения: 20.09.2026). — Текст: электронный.</w:t>
+        <w:t>8) Российская Федерация. Законы. Федеральный закон «О внесении изменения в Закон Российской Федерации „О защите прав потребителей“» (об обязательной предустановке российского программного обеспечения) от 02.12.2019 № 425-ФЗ. — URL: https://www.consultant.ru/ (дата обращения: 24.09.2026). — Текст: электронный.</w:t>
       </w:r>
     </w:p>
     <w:p>
@@ -14626,7 +15471,7 @@
         <w:rPr>
           <w:b w:val="0"/>
         </w:rPr>
-        <w:t>9) Российская Федерация. Приказ ФСТЭК России. Приказ «Об утверждении Требований о защите информации, не составляющей государственную тайну, содержащейся в государственных информационных системах» от 11.02.2013 № 17 (последняя редакция). — URL: https://fstec.ru/ (дата обращения: 20.09.2026). — Текст: электронный.</w:t>
+        <w:t>9) Российская Федерация. Постановление Правительства РФ. Постановление «Об установлении запрета на допуск программного обеспечения, происходящего из иностранных государств, для целей осуществления закупок для обеспечения государственных и муниципальных нужд» от 16.11.2015 № 1236 (последняя редакция). — URL: https://www.consultant.ru/ (дата обращения: 20.09.2026). — Текст: электронный.</w:t>
       </w:r>
     </w:p>
     <w:p>
@@ -14639,7 +15484,7 @@
         <w:rPr>
           <w:b w:val="0"/>
         </w:rPr>
-        <w:t>10) Москва. Постановление Правительства Москвы. Постановление «О Программе реновации жилищного фонда в городе Москве» от 01.08.2017 № 497-ПП (последняя редакция). — URL: https://www.mos.ru/ (дата обращения: 20.09.2026). — Текст: электронный.</w:t>
+        <w:t>10) Российская Федерация. Постановление Правительства РФ. Постановление «Об утверждении перечня отдельных видов технически сложных товаров, на которые обязательна предварительная установка российских программ для электронных вычислительных машин» от 18.11.2020 № 1867 (последняя редакция). — URL: https://www.consultant.ru/ (дата обращения: 24.09.2026). — Текст: электронный.</w:t>
       </w:r>
     </w:p>
     <w:p>
@@ -14652,7 +15497,7 @@
         <w:rPr>
           <w:b w:val="0"/>
         </w:rPr>
-        <w:t>11) Москва. Постановление Правительства Москвы. Постановление «Об утверждении Положения о Департаменте городского имущества города Москвы» от 20.02.2013 № 99-ПП (последняя редакция). — URL: https://www.mos.ru/ (дата обращения: 20.09.2026). — Текст: электронный.</w:t>
+        <w:t>11) Российская Федерация. Приказ ФСТЭК России. Приказ «Об утверждении Требований о защите информации, не составляющей государственную тайну, содержащейся в государственных информационных системах» от 11.02.2013 № 17 (последняя редакция). — URL: https://fstec.ru/ (дата обращения: 20.09.2026). — Текст: электронный.</w:t>
       </w:r>
     </w:p>
     <w:p>
@@ -14665,7 +15510,7 @@
         <w:rPr>
           <w:b w:val="0"/>
         </w:rPr>
-        <w:t>12) ГОСТ 34.601-90 Информационная технология. Комплекс стандартов на автоматизированные системы. Автоматизированные системы. Стадии создания. — Москва: Стандартинформ, 2009. — 6 с. — Текст: непосредственный.</w:t>
+        <w:t>12) Москва. Постановление Правительства Москвы. Постановление «О Программе реновации жилищного фонда в городе Москве» от 01.08.2017 № 497-ПП (последняя редакция). — URL: https://www.mos.ru/ (дата обращения: 20.09.2026). — Текст: электронный.</w:t>
       </w:r>
     </w:p>
     <w:p>
@@ -14678,7 +15523,7 @@
         <w:rPr>
           <w:b w:val="0"/>
         </w:rPr>
-        <w:t>13) ГОСТ Р 59795-2021 Информационные технологии. Комплекс стандартов на автоматизированные системы. Автоматизированные системы. Требования к содержанию документов. — Москва: Стандартинформ, 2021. — 68 с. — Текст: непосредственный.</w:t>
+        <w:t>13) Москва. Постановление Правительства Москвы. Постановление «Об утверждении Положения о Департаменте городского имущества города Москвы» от 20.02.2013 № 99-ПП (последняя редакция). — URL: https://www.mos.ru/ (дата обращения: 20.09.2026). — Текст: электронный.</w:t>
       </w:r>
     </w:p>
     <w:p>
@@ -14691,7 +15536,7 @@
         <w:rPr>
           <w:b w:val="0"/>
         </w:rPr>
-        <w:t>14) ГОСТ Р ИСО/МЭК 25010-2015 Информационные технологии. Системная и программная инженерия. Требования и оценка качества систем и программного обеспечения (SQuaRE). Модели качества систем и программных продуктов. — Москва: Стандартинформ, 2015. — 36 с. — Текст: непосредственный.</w:t>
+        <w:t>14) ГОСТ 34.601-90 Информационная технология. Комплекс стандартов на автоматизированные системы. Автоматизированные системы. Стадии создания. — Москва: Стандартинформ, 2009. — 6 с. — Текст: непосредственный.</w:t>
       </w:r>
     </w:p>
     <w:p>
@@ -14704,7 +15549,7 @@
         <w:rPr>
           <w:b w:val="0"/>
         </w:rPr>
-        <w:t>15) ГОСТ 7.32-2017 Система стандартов по информации, библиотечному и издательскому делу. Отчёт о научно-исследовательской работе. Структура и правила оформления. — Москва: Стандартинформ, 2017. — 32 с. — Текст: непосредственный.</w:t>
+        <w:t>15) ГОСТ Р 59795-2021 Информационные технологии. Комплекс стандартов на автоматизированные системы. Автоматизированные системы. Требования к содержанию документов. — Москва: Стандартинформ, 2021. — 68 с. — Текст: непосредственный.</w:t>
       </w:r>
     </w:p>
     <w:p>
@@ -14717,7 +15562,7 @@
         <w:rPr>
           <w:b w:val="0"/>
         </w:rPr>
-        <w:t>16) Москварталы: официальный портал продажи квартир от города Москвы. — Москва. — Обновляется в течение суток. — URL: https://москварталы.рф/ (дата обращения: 27.09.2026). — Текст: электронный.</w:t>
+        <w:t>16) ГОСТ Р ИСО/МЭК 25010-2015 Информационные технологии. Системная и программная инженерия. Требования и оценка качества систем и программного обеспечения (SQuaRE). Модели качества систем и программных продуктов. — Москва: Стандартинформ, 2015. — 36 с. — Текст: непосредственный.</w:t>
       </w:r>
     </w:p>
     <w:p>
@@ -14730,7 +15575,7 @@
         <w:rPr>
           <w:b w:val="0"/>
         </w:rPr>
-        <w:t>17) Инвестиционный портал города Москвы: официальный сайт. — Москва. — Обновляется в течение суток. — URL: https://investmoscow.ru/ (дата обращения: 27.09.2026). — Текст: электронный.</w:t>
+        <w:t>17) ГОСТ 7.32-2017 Система стандартов по информации, библиотечному и издательскому делу. Отчёт о научно-исследовательской работе. Структура и правила оформления. — Москва: Стандартинформ, 2017. — 32 с. — Текст: непосредственный.</w:t>
       </w:r>
     </w:p>
     <w:p>
@@ -14743,7 +15588,7 @@
         <w:rPr>
           <w:b w:val="0"/>
         </w:rPr>
-        <w:t>18) Единая информационная система жилищного строительства «Наш.Дом.РФ»: официальный сайт. — Москва. — Обновляется в течение суток. — URL: https://наш.дом.рф/ (дата обращения: 22.09.2026). — Текст: электронный.</w:t>
+        <w:t>18) Москварталы: официальный портал продажи квартир от города Москвы. — Москва. — Обновляется в течение суток. — URL: https://москварталы.рф/ (дата обращения: 27.09.2026). — Текст: электронный.</w:t>
       </w:r>
     </w:p>
     <w:p>
@@ -14756,7 +15601,7 @@
         <w:rPr>
           <w:b w:val="0"/>
         </w:rPr>
-        <w:t>19) ЦИАН: сервис объявлений и аналитики рынка недвижимости / ООО «Циан». — Москва. — Обновляется в течение суток. — URL: https://www.cian.ru/ (дата обращения: 22.09.2026). — Текст: электронный.</w:t>
+        <w:t>19) Инвестиционный портал города Москвы: официальный сайт. — Москва. — Обновляется в течение суток. — URL: https://investmoscow.ru/ (дата обращения: 27.09.2026). — Текст: электронный.</w:t>
       </w:r>
     </w:p>
     <w:p>
@@ -14769,7 +15614,7 @@
         <w:rPr>
           <w:b w:val="0"/>
         </w:rPr>
-        <w:t>20) Домклик: сервис поиска жилья и оформления ипотеки / ПАО Сбербанк. — Москва. — Обновляется в течение суток. — URL: https://domclick.ru/ (дата обращения: 22.09.2026). — Текст: электронный.</w:t>
+        <w:t>20) Единая информационная система жилищного строительства «Наш.Дом.РФ»: официальный сайт. — Москва. — Обновляется в течение суток. — URL: https://наш.дом.рф/ (дата обращения: 22.09.2026). — Текст: электронный.</w:t>
       </w:r>
     </w:p>
     <w:p>
@@ -14782,7 +15627,7 @@
         <w:rPr>
           <w:b w:val="0"/>
         </w:rPr>
-        <w:t>21) Яндекс Недвижимость: сервис объявлений / ООО «Яндекс.Вертикали». — Москва. — Обновляется в течение суток. — URL: https://realty.ya.ru/ (дата обращения: 22.09.2026). — Текст: электронный.</w:t>
+        <w:t>21) ЦИАН: сервис объявлений и аналитики рынка недвижимости / ООО «Циан». — Москва. — Обновляется в течение суток. — URL: https://www.cian.ru/ (дата обращения: 22.09.2026). — Текст: электронный.</w:t>
       </w:r>
     </w:p>
     <w:p>
@@ -14795,7 +15640,7 @@
         <w:rPr>
           <w:b w:val="0"/>
         </w:rPr>
-        <w:t>22) DataFlat.ru: аналитика первичного рынка жилой недвижимости. — Москва. — Обновляется ежемесячно. — URL: https://dataflat.ru/ (дата обращения: 22.09.2026). — Текст: электронный.</w:t>
+        <w:t>22) Домклик: сервис поиска жилья и оформления ипотеки / ПАО Сбербанк. — Москва. — Обновляется в течение суток. — URL: https://domclick.ru/ (дата обращения: 22.09.2026). — Текст: электронный.</w:t>
       </w:r>
     </w:p>
     <w:p>
@@ -14808,7 +15653,7 @@
         <w:rPr>
           <w:b w:val="0"/>
         </w:rPr>
-        <w:t>23) bnMAP.pro: аналитическая платформа рынка новостроек. — Москва. — Обновляется в течение суток. — URL: https://bnmap.pro/ (дата обращения: 22.09.2026). — Текст: электронный.</w:t>
+        <w:t>23) Яндекс Недвижимость: сервис объявлений / ООО «Яндекс.Вертикали». — Москва. — Обновляется в течение суток. — URL: https://realty.ya.ru/ (дата обращения: 22.09.2026). — Текст: электронный.</w:t>
       </w:r>
     </w:p>
     <w:p>
@@ -14821,7 +15666,7 @@
         <w:rPr>
           <w:b w:val="0"/>
         </w:rPr>
-        <w:t>24) Zillow: real estate marketplace / Zillow Group, Inc. — Seattle, 2026. — URL: https://www.zillow.com/ (дата обращения: 22.09.2026). — Текст: электронный.</w:t>
+        <w:t>24) DataFlat.ru: аналитика первичного рынка жилой недвижимости. — Москва. — Обновляется ежемесячно. — URL: https://dataflat.ru/ (дата обращения: 22.09.2026). — Текст: электронный.</w:t>
       </w:r>
     </w:p>
     <w:p>
@@ -14834,7 +15679,7 @@
         <w:rPr>
           <w:b w:val="0"/>
         </w:rPr>
-        <w:t>25) Redfin: real estate brokerage and market data / Redfin Corporation. — Seattle, 2026. — URL: https://www.redfin.com/ (дата обращения: 22.09.2026). — Текст: электронный.</w:t>
+        <w:t>25) bnMAP.pro: аналитическая платформа рынка новостроек. — Москва. — Обновляется в течение суток. — URL: https://bnmap.pro/ (дата обращения: 22.09.2026). — Текст: электронный.</w:t>
       </w:r>
     </w:p>
     <w:p>
@@ -14847,7 +15692,7 @@
         <w:rPr>
           <w:b w:val="0"/>
         </w:rPr>
-        <w:t>26) Единый реестр российских программ для электронных вычислительных машин и баз данных: официальный сайт. — Москва. — Обновляется в течение суток. — URL: https://reestr.digital.gov.ru/ (дата обращения: 20.09.2026). — Текст: электронный.</w:t>
+        <w:t>26) Zillow: real estate marketplace / Zillow Group, Inc. — Seattle, 2026. — URL: https://www.zillow.com/ (дата обращения: 22.09.2026). — Текст: электронный.</w:t>
       </w:r>
     </w:p>
     <w:p>
@@ -14860,7 +15705,7 @@
         <w:rPr>
           <w:b w:val="0"/>
         </w:rPr>
-        <w:t>27) Экономика организации (предприятия): учебник / под ред. Н. А. Сафронова. — 3-е изд., перераб. и доп. — Москва: Магистр, ИНФРА-М, 2021. — 256 с. — ISBN 978-5-9776-0367-9. — Текст: непосредственный.</w:t>
+        <w:t>27) Redfin: real estate brokerage and market data / Redfin Corporation. — Seattle, 2026. — URL: https://www.redfin.com/ (дата обращения: 22.09.2026). — Текст: электронный.</w:t>
       </w:r>
     </w:p>
     <w:p>
@@ -14873,7 +15718,7 @@
         <w:rPr>
           <w:b w:val="0"/>
         </w:rPr>
-        <w:t>28) Липсиц, И. В. Экономика: учебник / И. В. Липсиц. — 8-е изд., стер. — Москва: Магистр, 2022. — 607 с. — ISBN 978-5-9776-0466-9. — Текст: непосредственный.</w:t>
+        <w:t>28) RuStore: российский магазин мобильных приложений / ООО «ВК». — Москва, 2026. — Обновляется в течение суток. — URL: https://www.rustore.ru/ (дата обращения: 24.09.2026). — Текст: электронный.</w:t>
       </w:r>
     </w:p>
     <w:p>
@@ -14886,7 +15731,7 @@
         <w:rPr>
           <w:b w:val="0"/>
         </w:rPr>
-        <w:t>29) Экономика информационных систем и информационных технологий: учебное пособие / А. В. Гринёва. — Москва: ИНФРА-М, 2020. — 224 с. — ISBN 978-5-16-015388-4. — Текст: непосредственный.</w:t>
+        <w:t>29) Statcounter Global Stats: Mobile Operating System Market Share Russian Federation. — Dublin, 2026. — Обновляется ежемесячно. — URL: https://gs.statcounter.com/os-market-share/mobile/russian-federation (дата обращения: 24.09.2026). — Текст: электронный.</w:t>
       </w:r>
     </w:p>
     <w:p>
@@ -14899,7 +15744,59 @@
         <w:rPr>
           <w:b w:val="0"/>
         </w:rPr>
-        <w:t>30) mosres: сервис мониторинга предложения квартир программы реновации города Москвы: техническая документация проекта. — Москва, 2026. — Текст: электронный.</w:t>
+        <w:t>30) Единый реестр российских программ для электронных вычислительных машин и баз данных: официальный сайт. — Москва. — Обновляется в течение суток. — URL: https://reestr.digital.gov.ru/ (дата обращения: 20.09.2026). — Текст: электронный.</w:t>
+      </w:r>
+    </w:p>
+    <w:p>
+      <w:pPr>
+        <w:spacing w:before="0" w:after="0" w:line="360" w:lineRule="auto"/>
+        <w:ind w:firstLine="709"/>
+        <w:jc w:val="both"/>
+      </w:pPr>
+      <w:r>
+        <w:rPr>
+          <w:b w:val="0"/>
+        </w:rPr>
+        <w:t>31) Экономика организации (предприятия): учебник / под ред. Н. А. Сафронова. — 3-е изд., перераб. и доп. — Москва: Магистр, ИНФРА-М, 2021. — 256 с. — ISBN 978-5-9776-0367-9. — Текст: непосредственный.</w:t>
+      </w:r>
+    </w:p>
+    <w:p>
+      <w:pPr>
+        <w:spacing w:before="0" w:after="0" w:line="360" w:lineRule="auto"/>
+        <w:ind w:firstLine="709"/>
+        <w:jc w:val="both"/>
+      </w:pPr>
+      <w:r>
+        <w:rPr>
+          <w:b w:val="0"/>
+        </w:rPr>
+        <w:t>32) Липсиц, И. В. Экономика: учебник / И. В. Липсиц. — 8-е изд., стер. — Москва: Магистр, 2022. — 607 с. — ISBN 978-5-9776-0466-9. — Текст: непосредственный.</w:t>
+      </w:r>
+    </w:p>
+    <w:p>
+      <w:pPr>
+        <w:spacing w:before="0" w:after="0" w:line="360" w:lineRule="auto"/>
+        <w:ind w:firstLine="709"/>
+        <w:jc w:val="both"/>
+      </w:pPr>
+      <w:r>
+        <w:rPr>
+          <w:b w:val="0"/>
+        </w:rPr>
+        <w:t>33) Экономика информационных систем и информационных технологий: учебное пособие / А. В. Гринёва. — Москва: ИНФРА-М, 2020. — 224 с. — ISBN 978-5-16-015388-4. — Текст: непосредственный.</w:t>
+      </w:r>
+    </w:p>
+    <w:p>
+      <w:pPr>
+        <w:spacing w:before="0" w:after="0" w:line="360" w:lineRule="auto"/>
+        <w:ind w:firstLine="709"/>
+        <w:jc w:val="both"/>
+      </w:pPr>
+      <w:r>
+        <w:rPr>
+          <w:b w:val="0"/>
+        </w:rPr>
+        <w:t>34) mosres: сервис мониторинга предложения квартир программы реновации города Москвы: техническая документация проекта. — Москва, 2026. — Текст: электронный.</w:t>
       </w:r>
     </w:p>
     <w:sectPr>

--- a/Курсовая работа ОП.07 Экономика отрасли (mosres).docx
+++ b/Курсовая работа ОП.07 Экономика отрасли (mosres).docx
@@ -7250,7 +7250,7 @@
                 <w:b w:val="0"/>
                 <w:sz w:val="24"/>
               </w:rPr>
-              <w:t>Нативное приложение для Android (Kotlin)</w:t>
+              <w:t>Нативное приложение для Android (Kotlin, Jetpack Compose)</w:t>
             </w:r>
           </w:p>
         </w:tc>
@@ -7334,7 +7334,7 @@
                 <w:b w:val="0"/>
                 <w:sz w:val="24"/>
               </w:rPr>
-              <w:t>Отклонён: повторная реализация девяти экранов, графиков и ипотечных расчётов без выигрыша в функциональности для данных задач</w:t>
+              <w:t>Отклонён для клиента платформы: повторная реализация девяти экранов, графиков и ипотечных расчётов без выигрыша в функциональности для данных задач. Оценка опирается на фактические данные проекта (см. пояснение после таблицы)</w:t>
             </w:r>
           </w:p>
         </w:tc>
@@ -7857,6 +7857,19 @@
         <w:spacing w:before="0" w:after="0" w:line="360" w:lineRule="auto"/>
         <w:ind w:firstLine="0"/>
       </w:pPr>
+    </w:p>
+    <w:p>
+      <w:pPr>
+        <w:spacing w:before="0" w:after="0" w:line="360" w:lineRule="auto"/>
+        <w:ind w:firstLine="709"/>
+        <w:jc w:val="both"/>
+      </w:pPr>
+      <w:r>
+        <w:rPr>
+          <w:b w:val="0"/>
+        </w:rPr>
+        <w:t>Оценка трудоёмкости нативного варианта получена не умозрительно. В рамках проекта было разработано отдельное нативное приложение на Kotlin с интерфейсом на Jetpack Compose и локальной базой Room: 33 файла исходного кода и 4 файла тестов, всего 2 420 строк, восемь экранов (вход, регистрация, сводка показателей, список квартир с фильтрами и сортировками, карточка квартиры, профиль, настройки), автономная работа без сети с первичным заполнением базы из файла данных. Его фактическая трудоёмкость составляет около 220 человеко-часов, при том что оно не содержит ни аналитических графиков, ни ипотечных расчётов, ни обращений к программному интерфейсу платформы и работает на заранее подготовленном наборе данных. Достройка этого приложения до функциональности веб-версии (графики, сводные представления, ипотечный модуль, синхронизация с сервером) требует ещё не менее 160 человеко-часов, что и даёт оценку 380 часов в строке 1 таблицы 2.4. Таким образом, нативная реализация в проекте выполнена и сохраняет самостоятельную ценность как автономное приложение, однако для клиента платформы, работающего с живыми данными сервера, она оказывается заведомо дороже.</w:t>
+      </w:r>
     </w:p>
     <w:p>
       <w:pPr>
